--- a/View/Отчет по ЛР №5/ЛБ5 Шароян итер 3.docx
+++ b/View/Отчет по ЛР №5/ЛБ5 Шароян итер 3.docx
@@ -695,6 +695,7 @@
                 <w:szCs w:val="24"/>
               </w:rPr>
             </w:pPr>
+            <w:proofErr w:type="spellStart"/>
             <w:r>
               <w:rPr>
                 <w:rFonts w:ascii="Times New Roman" w:eastAsia="Times New Roman" w:hAnsi="Times New Roman" w:cs="Times New Roman"/>
@@ -703,6 +704,7 @@
               </w:rPr>
               <w:t>Шароян</w:t>
             </w:r>
+            <w:proofErr w:type="spellEnd"/>
             <w:r>
               <w:rPr>
                 <w:rFonts w:ascii="Times New Roman" w:eastAsia="Times New Roman" w:hAnsi="Times New Roman" w:cs="Times New Roman"/>
@@ -1082,6 +1084,7 @@
                 <w:szCs w:val="24"/>
               </w:rPr>
             </w:pPr>
+            <w:proofErr w:type="spellStart"/>
             <w:r>
               <w:rPr>
                 <w:rFonts w:ascii="Times New Roman" w:eastAsia="Times New Roman" w:hAnsi="Times New Roman" w:cs="Times New Roman"/>
@@ -1091,6 +1094,7 @@
               </w:rPr>
               <w:t>Калентьев</w:t>
             </w:r>
+            <w:proofErr w:type="spellEnd"/>
             <w:r>
               <w:rPr>
                 <w:rFonts w:ascii="Times New Roman" w:eastAsia="Times New Roman" w:hAnsi="Times New Roman" w:cs="Times New Roman"/>
@@ -4596,7 +4600,23 @@
         <w:pStyle w:val="TNR"/>
       </w:pPr>
       <w:r>
-        <w:t xml:space="preserve">Вариант использования (use case) — это описание множества последовательных действий (включая вариации), которые выполняются некоторым субъектом с целью получения результата, значимого для некоторого действующего лица </w:t>
+        <w:t>Вариант использования (</w:t>
+      </w:r>
+      <w:proofErr w:type="spellStart"/>
+      <w:r>
+        <w:t>use</w:t>
+      </w:r>
+      <w:proofErr w:type="spellEnd"/>
+      <w:r>
+        <w:t xml:space="preserve"> </w:t>
+      </w:r>
+      <w:proofErr w:type="spellStart"/>
+      <w:r>
+        <w:t>case</w:t>
+      </w:r>
+      <w:proofErr w:type="spellEnd"/>
+      <w:r>
+        <w:t xml:space="preserve">) — это описание множества последовательных действий (включая вариации), которые выполняются некоторым субъектом с целью получения результата, значимого для некоторого действующего лица </w:t>
       </w:r>
       <w:r>
         <w:t>[</w:t>
@@ -4843,12 +4863,14 @@
       <w:r>
         <w:t xml:space="preserve"> </w:t>
       </w:r>
+      <w:proofErr w:type="spellStart"/>
       <w:r>
         <w:rPr>
           <w:lang w:val="en-US"/>
         </w:rPr>
         <w:t>IPublication</w:t>
       </w:r>
+      <w:proofErr w:type="spellEnd"/>
     </w:p>
     <w:tbl>
       <w:tblPr>
@@ -4987,7 +5009,23 @@
                 <w:sz w:val="24"/>
                 <w:szCs w:val="24"/>
               </w:rPr>
-              <w:t>Интерфейс IPublication – интерфейс для издания, содержащий обобщённую информацию об изданиях и метод для получения информации об издании по ГОСТу</w:t>
+              <w:t xml:space="preserve">Интерфейс </w:t>
+            </w:r>
+            <w:proofErr w:type="spellStart"/>
+            <w:r>
+              <w:rPr>
+                <w:sz w:val="24"/>
+                <w:szCs w:val="24"/>
+              </w:rPr>
+              <w:t>IPublication</w:t>
+            </w:r>
+            <w:proofErr w:type="spellEnd"/>
+            <w:r>
+              <w:rPr>
+                <w:sz w:val="24"/>
+                <w:szCs w:val="24"/>
+              </w:rPr>
+              <w:t xml:space="preserve"> – интерфейс для издания, содержащий обобщённую информацию об изданиях и метод для получения информации об издании по ГОСТу</w:t>
             </w:r>
           </w:p>
         </w:tc>
@@ -5040,8 +5078,18 @@
                 <w:sz w:val="24"/>
                 <w:szCs w:val="24"/>
               </w:rPr>
-              <w:t>+ Title</w:t>
-            </w:r>
+              <w:t xml:space="preserve">+ </w:t>
+            </w:r>
+            <w:proofErr w:type="spellStart"/>
+            <w:r>
+              <w:rPr>
+                <w:color w:val="000000"/>
+                <w:sz w:val="24"/>
+                <w:szCs w:val="24"/>
+              </w:rPr>
+              <w:t>Title</w:t>
+            </w:r>
+            <w:proofErr w:type="spellEnd"/>
           </w:p>
         </w:tc>
         <w:tc>
@@ -5059,6 +5107,7 @@
                 <w:szCs w:val="24"/>
               </w:rPr>
             </w:pPr>
+            <w:proofErr w:type="spellStart"/>
             <w:r>
               <w:rPr>
                 <w:color w:val="000000"/>
@@ -5067,6 +5116,7 @@
               </w:rPr>
               <w:t>string</w:t>
             </w:r>
+            <w:proofErr w:type="spellEnd"/>
           </w:p>
         </w:tc>
         <w:tc>
@@ -5117,8 +5167,18 @@
                 <w:sz w:val="24"/>
                 <w:szCs w:val="24"/>
               </w:rPr>
-              <w:t>+ TitleInformation</w:t>
-            </w:r>
+              <w:t xml:space="preserve">+ </w:t>
+            </w:r>
+            <w:proofErr w:type="spellStart"/>
+            <w:r>
+              <w:rPr>
+                <w:color w:val="000000"/>
+                <w:sz w:val="24"/>
+                <w:szCs w:val="24"/>
+              </w:rPr>
+              <w:t>TitleInformation</w:t>
+            </w:r>
+            <w:proofErr w:type="spellEnd"/>
           </w:p>
         </w:tc>
         <w:tc>
@@ -5136,6 +5196,7 @@
                 <w:szCs w:val="24"/>
               </w:rPr>
             </w:pPr>
+            <w:proofErr w:type="spellStart"/>
             <w:r>
               <w:rPr>
                 <w:color w:val="000000"/>
@@ -5144,6 +5205,7 @@
               </w:rPr>
               <w:t>string</w:t>
             </w:r>
+            <w:proofErr w:type="spellEnd"/>
           </w:p>
         </w:tc>
         <w:tc>
@@ -5213,6 +5275,7 @@
                 <w:szCs w:val="24"/>
               </w:rPr>
             </w:pPr>
+            <w:proofErr w:type="spellStart"/>
             <w:r>
               <w:rPr>
                 <w:color w:val="000000"/>
@@ -5221,6 +5284,7 @@
               </w:rPr>
               <w:t>int</w:t>
             </w:r>
+            <w:proofErr w:type="spellEnd"/>
           </w:p>
         </w:tc>
         <w:tc>
@@ -5290,6 +5354,7 @@
                 <w:szCs w:val="24"/>
               </w:rPr>
             </w:pPr>
+            <w:proofErr w:type="spellStart"/>
             <w:r>
               <w:rPr>
                 <w:color w:val="000000"/>
@@ -5298,6 +5363,7 @@
               </w:rPr>
               <w:t>string</w:t>
             </w:r>
+            <w:proofErr w:type="spellEnd"/>
           </w:p>
         </w:tc>
         <w:tc>
@@ -5348,8 +5414,18 @@
                 <w:sz w:val="24"/>
                 <w:szCs w:val="24"/>
               </w:rPr>
-              <w:t>+ Publisher</w:t>
-            </w:r>
+              <w:t xml:space="preserve">+ </w:t>
+            </w:r>
+            <w:proofErr w:type="spellStart"/>
+            <w:r>
+              <w:rPr>
+                <w:color w:val="000000"/>
+                <w:sz w:val="24"/>
+                <w:szCs w:val="24"/>
+              </w:rPr>
+              <w:t>Publisher</w:t>
+            </w:r>
+            <w:proofErr w:type="spellEnd"/>
           </w:p>
         </w:tc>
         <w:tc>
@@ -5367,6 +5443,7 @@
                 <w:szCs w:val="24"/>
               </w:rPr>
             </w:pPr>
+            <w:proofErr w:type="spellStart"/>
             <w:r>
               <w:rPr>
                 <w:color w:val="000000"/>
@@ -5375,6 +5452,7 @@
               </w:rPr>
               <w:t>string</w:t>
             </w:r>
+            <w:proofErr w:type="spellEnd"/>
           </w:p>
         </w:tc>
         <w:tc>
@@ -5426,8 +5504,18 @@
                 <w:sz w:val="24"/>
                 <w:szCs w:val="24"/>
               </w:rPr>
-              <w:t>+ TotalPages</w:t>
-            </w:r>
+              <w:t xml:space="preserve">+ </w:t>
+            </w:r>
+            <w:proofErr w:type="spellStart"/>
+            <w:r>
+              <w:rPr>
+                <w:color w:val="000000"/>
+                <w:sz w:val="24"/>
+                <w:szCs w:val="24"/>
+              </w:rPr>
+              <w:t>TotalPages</w:t>
+            </w:r>
+            <w:proofErr w:type="spellEnd"/>
           </w:p>
         </w:tc>
         <w:tc>
@@ -5446,6 +5534,7 @@
                 <w:szCs w:val="24"/>
               </w:rPr>
             </w:pPr>
+            <w:proofErr w:type="spellStart"/>
             <w:r>
               <w:rPr>
                 <w:color w:val="000000"/>
@@ -5454,6 +5543,7 @@
               </w:rPr>
               <w:t>int</w:t>
             </w:r>
+            <w:proofErr w:type="spellEnd"/>
           </w:p>
         </w:tc>
         <w:tc>
@@ -5535,7 +5625,35 @@
                 <w:sz w:val="24"/>
                 <w:szCs w:val="24"/>
               </w:rPr>
-              <w:t>+ GetGOST()</w:t>
+              <w:t xml:space="preserve">+ </w:t>
+            </w:r>
+            <w:proofErr w:type="spellStart"/>
+            <w:proofErr w:type="gramStart"/>
+            <w:r>
+              <w:rPr>
+                <w:color w:val="000000"/>
+                <w:sz w:val="24"/>
+                <w:szCs w:val="24"/>
+              </w:rPr>
+              <w:t>GetGOST</w:t>
+            </w:r>
+            <w:proofErr w:type="spellEnd"/>
+            <w:r>
+              <w:rPr>
+                <w:color w:val="000000"/>
+                <w:sz w:val="24"/>
+                <w:szCs w:val="24"/>
+              </w:rPr>
+              <w:t>(</w:t>
+            </w:r>
+            <w:proofErr w:type="gramEnd"/>
+            <w:r>
+              <w:rPr>
+                <w:color w:val="000000"/>
+                <w:sz w:val="24"/>
+                <w:szCs w:val="24"/>
+              </w:rPr>
+              <w:t>)</w:t>
             </w:r>
           </w:p>
         </w:tc>
@@ -5555,6 +5673,7 @@
                 <w:szCs w:val="24"/>
               </w:rPr>
             </w:pPr>
+            <w:proofErr w:type="spellStart"/>
             <w:r>
               <w:rPr>
                 <w:color w:val="000000"/>
@@ -5563,6 +5682,7 @@
               </w:rPr>
               <w:t>string</w:t>
             </w:r>
+            <w:proofErr w:type="spellEnd"/>
           </w:p>
         </w:tc>
         <w:tc>
@@ -5618,9 +5738,11 @@
       <w:r>
         <w:t xml:space="preserve">Описание класса </w:t>
       </w:r>
+      <w:proofErr w:type="spellStart"/>
       <w:r>
         <w:t>PublicationBase</w:t>
       </w:r>
+      <w:proofErr w:type="spellEnd"/>
     </w:p>
     <w:tbl>
       <w:tblPr>
@@ -5759,8 +5881,39 @@
                 <w:sz w:val="24"/>
                 <w:szCs w:val="24"/>
               </w:rPr>
-              <w:t>Класс PublicationBase – абстрактный базовый класс издания, содержащий общую информацию об издании и методы валидации. Реализует интерфейс IPublication</w:t>
-            </w:r>
+              <w:t xml:space="preserve">Класс </w:t>
+            </w:r>
+            <w:proofErr w:type="spellStart"/>
+            <w:r>
+              <w:rPr>
+                <w:rFonts w:ascii="Times New Roman" w:hAnsi="Times New Roman" w:cs="Times New Roman"/>
+                <w:color w:val="000000"/>
+                <w:sz w:val="24"/>
+                <w:szCs w:val="24"/>
+              </w:rPr>
+              <w:t>PublicationBase</w:t>
+            </w:r>
+            <w:proofErr w:type="spellEnd"/>
+            <w:r>
+              <w:rPr>
+                <w:rFonts w:ascii="Times New Roman" w:hAnsi="Times New Roman" w:cs="Times New Roman"/>
+                <w:color w:val="000000"/>
+                <w:sz w:val="24"/>
+                <w:szCs w:val="24"/>
+              </w:rPr>
+              <w:t xml:space="preserve"> – абстрактный базовый класс издания, содержащий общую информацию об издании и методы валидации. Реализует интерфейс </w:t>
+            </w:r>
+            <w:proofErr w:type="spellStart"/>
+            <w:r>
+              <w:rPr>
+                <w:rFonts w:ascii="Times New Roman" w:hAnsi="Times New Roman" w:cs="Times New Roman"/>
+                <w:color w:val="000000"/>
+                <w:sz w:val="24"/>
+                <w:szCs w:val="24"/>
+              </w:rPr>
+              <w:t>IPublication</w:t>
+            </w:r>
+            <w:proofErr w:type="spellEnd"/>
           </w:p>
         </w:tc>
       </w:tr>
@@ -5817,8 +5970,18 @@
                 <w:sz w:val="24"/>
                 <w:szCs w:val="24"/>
               </w:rPr>
-              <w:t>- _title</w:t>
-            </w:r>
+              <w:t>- _</w:t>
+            </w:r>
+            <w:proofErr w:type="spellStart"/>
+            <w:r>
+              <w:rPr>
+                <w:color w:val="000000"/>
+                <w:sz w:val="24"/>
+                <w:szCs w:val="24"/>
+              </w:rPr>
+              <w:t>title</w:t>
+            </w:r>
+            <w:proofErr w:type="spellEnd"/>
           </w:p>
         </w:tc>
         <w:tc>
@@ -5837,6 +6000,7 @@
                 <w:lang w:val="en-US"/>
               </w:rPr>
             </w:pPr>
+            <w:proofErr w:type="spellStart"/>
             <w:r>
               <w:rPr>
                 <w:color w:val="000000"/>
@@ -5845,6 +6009,7 @@
               </w:rPr>
               <w:t>string</w:t>
             </w:r>
+            <w:proofErr w:type="spellEnd"/>
           </w:p>
         </w:tc>
         <w:tc>
@@ -5899,8 +6064,18 @@
                 <w:sz w:val="24"/>
                 <w:szCs w:val="24"/>
               </w:rPr>
-              <w:t>- _titleInformation</w:t>
-            </w:r>
+              <w:t>- _</w:t>
+            </w:r>
+            <w:proofErr w:type="spellStart"/>
+            <w:r>
+              <w:rPr>
+                <w:color w:val="000000"/>
+                <w:sz w:val="24"/>
+                <w:szCs w:val="24"/>
+              </w:rPr>
+              <w:t>titleInformation</w:t>
+            </w:r>
+            <w:proofErr w:type="spellEnd"/>
           </w:p>
         </w:tc>
         <w:tc>
@@ -5919,6 +6094,7 @@
                 <w:lang w:val="en-US"/>
               </w:rPr>
             </w:pPr>
+            <w:proofErr w:type="spellStart"/>
             <w:r>
               <w:rPr>
                 <w:color w:val="000000"/>
@@ -5927,6 +6103,7 @@
               </w:rPr>
               <w:t>string</w:t>
             </w:r>
+            <w:proofErr w:type="spellEnd"/>
           </w:p>
         </w:tc>
         <w:tc>
@@ -5981,8 +6158,18 @@
                 <w:sz w:val="24"/>
                 <w:szCs w:val="24"/>
               </w:rPr>
-              <w:t>- _year</w:t>
-            </w:r>
+              <w:t>- _</w:t>
+            </w:r>
+            <w:proofErr w:type="spellStart"/>
+            <w:r>
+              <w:rPr>
+                <w:color w:val="000000"/>
+                <w:sz w:val="24"/>
+                <w:szCs w:val="24"/>
+              </w:rPr>
+              <w:t>year</w:t>
+            </w:r>
+            <w:proofErr w:type="spellEnd"/>
           </w:p>
         </w:tc>
         <w:tc>
@@ -6001,6 +6188,7 @@
                 <w:lang w:val="en-US"/>
               </w:rPr>
             </w:pPr>
+            <w:proofErr w:type="spellStart"/>
             <w:r>
               <w:rPr>
                 <w:color w:val="000000"/>
@@ -6009,6 +6197,7 @@
               </w:rPr>
               <w:t>int</w:t>
             </w:r>
+            <w:proofErr w:type="spellEnd"/>
           </w:p>
         </w:tc>
         <w:tc>
@@ -6063,8 +6252,18 @@
                 <w:sz w:val="24"/>
                 <w:szCs w:val="24"/>
               </w:rPr>
-              <w:t>- _place</w:t>
-            </w:r>
+              <w:t>- _</w:t>
+            </w:r>
+            <w:proofErr w:type="spellStart"/>
+            <w:r>
+              <w:rPr>
+                <w:color w:val="000000"/>
+                <w:sz w:val="24"/>
+                <w:szCs w:val="24"/>
+              </w:rPr>
+              <w:t>place</w:t>
+            </w:r>
+            <w:proofErr w:type="spellEnd"/>
           </w:p>
         </w:tc>
         <w:tc>
@@ -6083,6 +6282,7 @@
                 <w:lang w:val="en-US"/>
               </w:rPr>
             </w:pPr>
+            <w:proofErr w:type="spellStart"/>
             <w:r>
               <w:rPr>
                 <w:color w:val="000000"/>
@@ -6091,6 +6291,7 @@
               </w:rPr>
               <w:t>string</w:t>
             </w:r>
+            <w:proofErr w:type="spellEnd"/>
           </w:p>
         </w:tc>
         <w:tc>
@@ -6145,8 +6346,18 @@
                 <w:sz w:val="24"/>
                 <w:szCs w:val="24"/>
               </w:rPr>
-              <w:t>- _publisher</w:t>
-            </w:r>
+              <w:t>- _</w:t>
+            </w:r>
+            <w:proofErr w:type="spellStart"/>
+            <w:r>
+              <w:rPr>
+                <w:color w:val="000000"/>
+                <w:sz w:val="24"/>
+                <w:szCs w:val="24"/>
+              </w:rPr>
+              <w:t>publisher</w:t>
+            </w:r>
+            <w:proofErr w:type="spellEnd"/>
           </w:p>
         </w:tc>
         <w:tc>
@@ -6165,6 +6376,7 @@
                 <w:lang w:val="en-US"/>
               </w:rPr>
             </w:pPr>
+            <w:proofErr w:type="spellStart"/>
             <w:r>
               <w:rPr>
                 <w:color w:val="000000"/>
@@ -6173,6 +6385,7 @@
               </w:rPr>
               <w:t>string</w:t>
             </w:r>
+            <w:proofErr w:type="spellEnd"/>
           </w:p>
         </w:tc>
         <w:tc>
@@ -6227,8 +6440,18 @@
                 <w:sz w:val="24"/>
                 <w:szCs w:val="24"/>
               </w:rPr>
-              <w:t>- _totalPages</w:t>
-            </w:r>
+              <w:t>- _</w:t>
+            </w:r>
+            <w:proofErr w:type="spellStart"/>
+            <w:r>
+              <w:rPr>
+                <w:color w:val="000000"/>
+                <w:sz w:val="24"/>
+                <w:szCs w:val="24"/>
+              </w:rPr>
+              <w:t>totalPages</w:t>
+            </w:r>
+            <w:proofErr w:type="spellEnd"/>
           </w:p>
         </w:tc>
         <w:tc>
@@ -6247,6 +6470,7 @@
                 <w:lang w:val="en-US"/>
               </w:rPr>
             </w:pPr>
+            <w:proofErr w:type="spellStart"/>
             <w:r>
               <w:rPr>
                 <w:color w:val="000000"/>
@@ -6255,6 +6479,7 @@
               </w:rPr>
               <w:t>int</w:t>
             </w:r>
+            <w:proofErr w:type="spellEnd"/>
           </w:p>
         </w:tc>
         <w:tc>
@@ -6309,8 +6534,18 @@
                 <w:sz w:val="24"/>
                 <w:szCs w:val="24"/>
               </w:rPr>
-              <w:t>- MinYear</w:t>
-            </w:r>
+              <w:t xml:space="preserve">- </w:t>
+            </w:r>
+            <w:proofErr w:type="spellStart"/>
+            <w:r>
+              <w:rPr>
+                <w:color w:val="000000"/>
+                <w:sz w:val="24"/>
+                <w:szCs w:val="24"/>
+              </w:rPr>
+              <w:t>MinYear</w:t>
+            </w:r>
+            <w:proofErr w:type="spellEnd"/>
           </w:p>
         </w:tc>
         <w:tc>
@@ -6329,6 +6564,7 @@
                 <w:lang w:val="en-US"/>
               </w:rPr>
             </w:pPr>
+            <w:proofErr w:type="spellStart"/>
             <w:r>
               <w:rPr>
                 <w:color w:val="000000"/>
@@ -6337,6 +6573,7 @@
               </w:rPr>
               <w:t>int</w:t>
             </w:r>
+            <w:proofErr w:type="spellEnd"/>
           </w:p>
         </w:tc>
         <w:tc>
@@ -6391,8 +6628,18 @@
                 <w:sz w:val="24"/>
                 <w:szCs w:val="24"/>
               </w:rPr>
-              <w:t>- MinTotalPages</w:t>
-            </w:r>
+              <w:t xml:space="preserve">- </w:t>
+            </w:r>
+            <w:proofErr w:type="spellStart"/>
+            <w:r>
+              <w:rPr>
+                <w:color w:val="000000"/>
+                <w:sz w:val="24"/>
+                <w:szCs w:val="24"/>
+              </w:rPr>
+              <w:t>MinTotalPages</w:t>
+            </w:r>
+            <w:proofErr w:type="spellEnd"/>
           </w:p>
         </w:tc>
         <w:tc>
@@ -6411,6 +6658,7 @@
                 <w:lang w:val="en-US"/>
               </w:rPr>
             </w:pPr>
+            <w:proofErr w:type="spellStart"/>
             <w:r>
               <w:rPr>
                 <w:color w:val="000000"/>
@@ -6419,6 +6667,7 @@
               </w:rPr>
               <w:t>int</w:t>
             </w:r>
+            <w:proofErr w:type="spellEnd"/>
           </w:p>
         </w:tc>
         <w:tc>
@@ -6474,8 +6723,18 @@
                 <w:szCs w:val="24"/>
               </w:rPr>
               <w:lastRenderedPageBreak/>
-              <w:t>- MaxTotalPages</w:t>
-            </w:r>
+              <w:t xml:space="preserve">- </w:t>
+            </w:r>
+            <w:proofErr w:type="spellStart"/>
+            <w:r>
+              <w:rPr>
+                <w:color w:val="000000"/>
+                <w:sz w:val="24"/>
+                <w:szCs w:val="24"/>
+              </w:rPr>
+              <w:t>MaxTotalPages</w:t>
+            </w:r>
+            <w:proofErr w:type="spellEnd"/>
           </w:p>
         </w:tc>
         <w:tc>
@@ -6494,6 +6753,7 @@
                 <w:lang w:val="en-US"/>
               </w:rPr>
             </w:pPr>
+            <w:proofErr w:type="spellStart"/>
             <w:r>
               <w:rPr>
                 <w:color w:val="000000"/>
@@ -6502,6 +6762,7 @@
               </w:rPr>
               <w:t>int</w:t>
             </w:r>
+            <w:proofErr w:type="spellEnd"/>
           </w:p>
         </w:tc>
         <w:tc>
@@ -6579,8 +6840,18 @@
                 <w:sz w:val="24"/>
                 <w:szCs w:val="24"/>
               </w:rPr>
-              <w:t>+ Title</w:t>
-            </w:r>
+              <w:t xml:space="preserve">+ </w:t>
+            </w:r>
+            <w:proofErr w:type="spellStart"/>
+            <w:r>
+              <w:rPr>
+                <w:color w:val="000000"/>
+                <w:sz w:val="24"/>
+                <w:szCs w:val="24"/>
+              </w:rPr>
+              <w:t>Title</w:t>
+            </w:r>
+            <w:proofErr w:type="spellEnd"/>
           </w:p>
         </w:tc>
         <w:tc>
@@ -6598,6 +6869,7 @@
                 <w:szCs w:val="24"/>
               </w:rPr>
             </w:pPr>
+            <w:proofErr w:type="spellStart"/>
             <w:r>
               <w:rPr>
                 <w:color w:val="000000"/>
@@ -6606,6 +6878,7 @@
               </w:rPr>
               <w:t>string</w:t>
             </w:r>
+            <w:proofErr w:type="spellEnd"/>
           </w:p>
         </w:tc>
         <w:tc>
@@ -6656,8 +6929,18 @@
                 <w:sz w:val="24"/>
                 <w:szCs w:val="24"/>
               </w:rPr>
-              <w:t>+ TitleInformation</w:t>
-            </w:r>
+              <w:t xml:space="preserve">+ </w:t>
+            </w:r>
+            <w:proofErr w:type="spellStart"/>
+            <w:r>
+              <w:rPr>
+                <w:color w:val="000000"/>
+                <w:sz w:val="24"/>
+                <w:szCs w:val="24"/>
+              </w:rPr>
+              <w:t>TitleInformation</w:t>
+            </w:r>
+            <w:proofErr w:type="spellEnd"/>
           </w:p>
         </w:tc>
         <w:tc>
@@ -6675,6 +6958,7 @@
                 <w:szCs w:val="24"/>
               </w:rPr>
             </w:pPr>
+            <w:proofErr w:type="spellStart"/>
             <w:r>
               <w:rPr>
                 <w:color w:val="000000"/>
@@ -6683,6 +6967,7 @@
               </w:rPr>
               <w:t>string</w:t>
             </w:r>
+            <w:proofErr w:type="spellEnd"/>
           </w:p>
         </w:tc>
         <w:tc>
@@ -6752,6 +7037,7 @@
                 <w:szCs w:val="24"/>
               </w:rPr>
             </w:pPr>
+            <w:proofErr w:type="spellStart"/>
             <w:r>
               <w:rPr>
                 <w:color w:val="000000"/>
@@ -6760,6 +7046,7 @@
               </w:rPr>
               <w:t>int</w:t>
             </w:r>
+            <w:proofErr w:type="spellEnd"/>
           </w:p>
         </w:tc>
         <w:tc>
@@ -6829,6 +7116,7 @@
                 <w:szCs w:val="24"/>
               </w:rPr>
             </w:pPr>
+            <w:proofErr w:type="spellStart"/>
             <w:r>
               <w:rPr>
                 <w:color w:val="000000"/>
@@ -6837,6 +7125,7 @@
               </w:rPr>
               <w:t>string</w:t>
             </w:r>
+            <w:proofErr w:type="spellEnd"/>
           </w:p>
         </w:tc>
         <w:tc>
@@ -6887,8 +7176,18 @@
                 <w:sz w:val="24"/>
                 <w:szCs w:val="24"/>
               </w:rPr>
-              <w:t>+ Publisher</w:t>
-            </w:r>
+              <w:t xml:space="preserve">+ </w:t>
+            </w:r>
+            <w:proofErr w:type="spellStart"/>
+            <w:r>
+              <w:rPr>
+                <w:color w:val="000000"/>
+                <w:sz w:val="24"/>
+                <w:szCs w:val="24"/>
+              </w:rPr>
+              <w:t>Publisher</w:t>
+            </w:r>
+            <w:proofErr w:type="spellEnd"/>
           </w:p>
         </w:tc>
         <w:tc>
@@ -6906,6 +7205,7 @@
                 <w:szCs w:val="24"/>
               </w:rPr>
             </w:pPr>
+            <w:proofErr w:type="spellStart"/>
             <w:r>
               <w:rPr>
                 <w:color w:val="000000"/>
@@ -6914,6 +7214,7 @@
               </w:rPr>
               <w:t>string</w:t>
             </w:r>
+            <w:proofErr w:type="spellEnd"/>
           </w:p>
         </w:tc>
         <w:tc>
@@ -6964,8 +7265,18 @@
                 <w:sz w:val="24"/>
                 <w:szCs w:val="24"/>
               </w:rPr>
-              <w:t>+ TotalPages</w:t>
-            </w:r>
+              <w:t xml:space="preserve">+ </w:t>
+            </w:r>
+            <w:proofErr w:type="spellStart"/>
+            <w:r>
+              <w:rPr>
+                <w:color w:val="000000"/>
+                <w:sz w:val="24"/>
+                <w:szCs w:val="24"/>
+              </w:rPr>
+              <w:t>TotalPages</w:t>
+            </w:r>
+            <w:proofErr w:type="spellEnd"/>
           </w:p>
         </w:tc>
         <w:tc>
@@ -6983,6 +7294,7 @@
                 <w:szCs w:val="24"/>
               </w:rPr>
             </w:pPr>
+            <w:proofErr w:type="spellStart"/>
             <w:r>
               <w:rPr>
                 <w:color w:val="000000"/>
@@ -6991,6 +7303,7 @@
               </w:rPr>
               <w:t>int</w:t>
             </w:r>
+            <w:proofErr w:type="spellEnd"/>
           </w:p>
         </w:tc>
         <w:tc>
@@ -7068,7 +7381,35 @@
                 <w:sz w:val="24"/>
                 <w:szCs w:val="24"/>
               </w:rPr>
-              <w:t>+ GetGOST()</w:t>
+              <w:t xml:space="preserve">+ </w:t>
+            </w:r>
+            <w:proofErr w:type="spellStart"/>
+            <w:proofErr w:type="gramStart"/>
+            <w:r>
+              <w:rPr>
+                <w:color w:val="000000"/>
+                <w:sz w:val="24"/>
+                <w:szCs w:val="24"/>
+              </w:rPr>
+              <w:t>GetGOST</w:t>
+            </w:r>
+            <w:proofErr w:type="spellEnd"/>
+            <w:r>
+              <w:rPr>
+                <w:color w:val="000000"/>
+                <w:sz w:val="24"/>
+                <w:szCs w:val="24"/>
+              </w:rPr>
+              <w:t>(</w:t>
+            </w:r>
+            <w:proofErr w:type="gramEnd"/>
+            <w:r>
+              <w:rPr>
+                <w:color w:val="000000"/>
+                <w:sz w:val="24"/>
+                <w:szCs w:val="24"/>
+              </w:rPr>
+              <w:t>)</w:t>
             </w:r>
           </w:p>
         </w:tc>
@@ -7087,6 +7428,7 @@
                 <w:szCs w:val="24"/>
               </w:rPr>
             </w:pPr>
+            <w:proofErr w:type="spellStart"/>
             <w:r>
               <w:rPr>
                 <w:color w:val="000000"/>
@@ -7095,6 +7437,7 @@
               </w:rPr>
               <w:t>string</w:t>
             </w:r>
+            <w:proofErr w:type="spellEnd"/>
           </w:p>
         </w:tc>
         <w:tc>
@@ -7147,7 +7490,58 @@
                 <w:szCs w:val="24"/>
                 <w:lang w:val="en-US"/>
               </w:rPr>
-              <w:t># ValidateString(string value, string parameterName)</w:t>
+              <w:t xml:space="preserve"># </w:t>
+            </w:r>
+            <w:proofErr w:type="spellStart"/>
+            <w:proofErr w:type="gramStart"/>
+            <w:r>
+              <w:rPr>
+                <w:color w:val="000000"/>
+                <w:sz w:val="24"/>
+                <w:szCs w:val="24"/>
+                <w:lang w:val="en-US"/>
+              </w:rPr>
+              <w:t>ValidateString</w:t>
+            </w:r>
+            <w:proofErr w:type="spellEnd"/>
+            <w:r>
+              <w:rPr>
+                <w:color w:val="000000"/>
+                <w:sz w:val="24"/>
+                <w:szCs w:val="24"/>
+                <w:lang w:val="en-US"/>
+              </w:rPr>
+              <w:t>(</w:t>
+            </w:r>
+            <w:proofErr w:type="gramEnd"/>
+            <w:r>
+              <w:rPr>
+                <w:color w:val="000000"/>
+                <w:sz w:val="24"/>
+                <w:szCs w:val="24"/>
+                <w:lang w:val="en-US"/>
+              </w:rPr>
+              <w:t xml:space="preserve">string value, string </w:t>
+            </w:r>
+            <w:proofErr w:type="spellStart"/>
+            <w:r>
+              <w:rPr>
+                <w:color w:val="000000"/>
+                <w:sz w:val="24"/>
+                <w:szCs w:val="24"/>
+                <w:lang w:val="en-US"/>
+              </w:rPr>
+              <w:t>parameterName</w:t>
+            </w:r>
+            <w:proofErr w:type="spellEnd"/>
+            <w:r>
+              <w:rPr>
+                <w:color w:val="000000"/>
+                <w:sz w:val="24"/>
+                <w:szCs w:val="24"/>
+                <w:lang w:val="en-US"/>
+              </w:rPr>
+              <w:t>)</w:t>
             </w:r>
           </w:p>
         </w:tc>
@@ -7166,6 +7560,7 @@
                 <w:szCs w:val="24"/>
               </w:rPr>
             </w:pPr>
+            <w:proofErr w:type="spellStart"/>
             <w:r>
               <w:rPr>
                 <w:color w:val="000000"/>
@@ -7174,6 +7569,7 @@
               </w:rPr>
               <w:t>void</w:t>
             </w:r>
+            <w:proofErr w:type="spellEnd"/>
           </w:p>
         </w:tc>
         <w:tc>
@@ -7226,7 +7622,58 @@
                 <w:szCs w:val="24"/>
                 <w:lang w:val="en-US"/>
               </w:rPr>
-              <w:t># ValidateYear(int value, string parameterName)</w:t>
+              <w:t xml:space="preserve"># </w:t>
+            </w:r>
+            <w:proofErr w:type="spellStart"/>
+            <w:proofErr w:type="gramStart"/>
+            <w:r>
+              <w:rPr>
+                <w:color w:val="000000"/>
+                <w:sz w:val="24"/>
+                <w:szCs w:val="24"/>
+                <w:lang w:val="en-US"/>
+              </w:rPr>
+              <w:t>ValidateYear</w:t>
+            </w:r>
+            <w:proofErr w:type="spellEnd"/>
+            <w:r>
+              <w:rPr>
+                <w:color w:val="000000"/>
+                <w:sz w:val="24"/>
+                <w:szCs w:val="24"/>
+                <w:lang w:val="en-US"/>
+              </w:rPr>
+              <w:t>(</w:t>
+            </w:r>
+            <w:proofErr w:type="gramEnd"/>
+            <w:r>
+              <w:rPr>
+                <w:color w:val="000000"/>
+                <w:sz w:val="24"/>
+                <w:szCs w:val="24"/>
+                <w:lang w:val="en-US"/>
+              </w:rPr>
+              <w:t xml:space="preserve">int value, string </w:t>
+            </w:r>
+            <w:proofErr w:type="spellStart"/>
+            <w:r>
+              <w:rPr>
+                <w:color w:val="000000"/>
+                <w:sz w:val="24"/>
+                <w:szCs w:val="24"/>
+                <w:lang w:val="en-US"/>
+              </w:rPr>
+              <w:t>parameterName</w:t>
+            </w:r>
+            <w:proofErr w:type="spellEnd"/>
+            <w:r>
+              <w:rPr>
+                <w:color w:val="000000"/>
+                <w:sz w:val="24"/>
+                <w:szCs w:val="24"/>
+                <w:lang w:val="en-US"/>
+              </w:rPr>
+              <w:t>)</w:t>
             </w:r>
           </w:p>
         </w:tc>
@@ -7245,6 +7692,7 @@
                 <w:szCs w:val="24"/>
               </w:rPr>
             </w:pPr>
+            <w:proofErr w:type="spellStart"/>
             <w:r>
               <w:rPr>
                 <w:color w:val="000000"/>
@@ -7253,6 +7701,7 @@
               </w:rPr>
               <w:t>void</w:t>
             </w:r>
+            <w:proofErr w:type="spellEnd"/>
           </w:p>
         </w:tc>
         <w:tc>
@@ -7305,7 +7754,58 @@
                 <w:szCs w:val="24"/>
                 <w:lang w:val="en-US"/>
               </w:rPr>
-              <w:t># ValidatePositiveNumber(int value, string parameterName)</w:t>
+              <w:t xml:space="preserve"># </w:t>
+            </w:r>
+            <w:proofErr w:type="spellStart"/>
+            <w:proofErr w:type="gramStart"/>
+            <w:r>
+              <w:rPr>
+                <w:color w:val="000000"/>
+                <w:sz w:val="24"/>
+                <w:szCs w:val="24"/>
+                <w:lang w:val="en-US"/>
+              </w:rPr>
+              <w:t>ValidatePositiveNumber</w:t>
+            </w:r>
+            <w:proofErr w:type="spellEnd"/>
+            <w:r>
+              <w:rPr>
+                <w:color w:val="000000"/>
+                <w:sz w:val="24"/>
+                <w:szCs w:val="24"/>
+                <w:lang w:val="en-US"/>
+              </w:rPr>
+              <w:t>(</w:t>
+            </w:r>
+            <w:proofErr w:type="gramEnd"/>
+            <w:r>
+              <w:rPr>
+                <w:color w:val="000000"/>
+                <w:sz w:val="24"/>
+                <w:szCs w:val="24"/>
+                <w:lang w:val="en-US"/>
+              </w:rPr>
+              <w:t xml:space="preserve">int value, string </w:t>
+            </w:r>
+            <w:proofErr w:type="spellStart"/>
+            <w:r>
+              <w:rPr>
+                <w:color w:val="000000"/>
+                <w:sz w:val="24"/>
+                <w:szCs w:val="24"/>
+                <w:lang w:val="en-US"/>
+              </w:rPr>
+              <w:t>parameterName</w:t>
+            </w:r>
+            <w:proofErr w:type="spellEnd"/>
+            <w:r>
+              <w:rPr>
+                <w:color w:val="000000"/>
+                <w:sz w:val="24"/>
+                <w:szCs w:val="24"/>
+                <w:lang w:val="en-US"/>
+              </w:rPr>
+              <w:t>)</w:t>
             </w:r>
           </w:p>
         </w:tc>
@@ -7324,6 +7824,7 @@
                 <w:szCs w:val="24"/>
               </w:rPr>
             </w:pPr>
+            <w:proofErr w:type="spellStart"/>
             <w:r>
               <w:rPr>
                 <w:color w:val="000000"/>
@@ -7332,6 +7833,7 @@
               </w:rPr>
               <w:t>void</w:t>
             </w:r>
+            <w:proofErr w:type="spellEnd"/>
           </w:p>
         </w:tc>
         <w:tc>
@@ -7384,7 +7886,38 @@
                 <w:szCs w:val="24"/>
                 <w:lang w:val="en-US"/>
               </w:rPr>
-              <w:t># AppendIfNotEmpty(StringBuilder, string prefix, string value, string suffix)</w:t>
+              <w:t xml:space="preserve"># </w:t>
+            </w:r>
+            <w:proofErr w:type="spellStart"/>
+            <w:proofErr w:type="gramStart"/>
+            <w:r>
+              <w:rPr>
+                <w:color w:val="000000"/>
+                <w:sz w:val="24"/>
+                <w:szCs w:val="24"/>
+                <w:lang w:val="en-US"/>
+              </w:rPr>
+              <w:t>AppendIfNotEmpty</w:t>
+            </w:r>
+            <w:proofErr w:type="spellEnd"/>
+            <w:r>
+              <w:rPr>
+                <w:color w:val="000000"/>
+                <w:sz w:val="24"/>
+                <w:szCs w:val="24"/>
+                <w:lang w:val="en-US"/>
+              </w:rPr>
+              <w:t>(</w:t>
+            </w:r>
+            <w:proofErr w:type="gramEnd"/>
+            <w:r>
+              <w:rPr>
+                <w:color w:val="000000"/>
+                <w:sz w:val="24"/>
+                <w:szCs w:val="24"/>
+                <w:lang w:val="en-US"/>
+              </w:rPr>
+              <w:t>StringBuilder, string prefix, string value, string suffix)</w:t>
             </w:r>
           </w:p>
         </w:tc>
@@ -7403,6 +7936,7 @@
                 <w:szCs w:val="24"/>
               </w:rPr>
             </w:pPr>
+            <w:proofErr w:type="spellStart"/>
             <w:r>
               <w:rPr>
                 <w:color w:val="000000"/>
@@ -7411,6 +7945,7 @@
               </w:rPr>
               <w:t>void</w:t>
             </w:r>
+            <w:proofErr w:type="spellEnd"/>
           </w:p>
         </w:tc>
         <w:tc>
@@ -7434,7 +7969,53 @@
                 <w:sz w:val="24"/>
                 <w:szCs w:val="24"/>
               </w:rPr>
-              <w:t>Метод добавления необязательного атрибута в StringBuilder перед передачей в GetGOST()</w:t>
+              <w:t xml:space="preserve">Метод добавления необязательного атрибута в </w:t>
+            </w:r>
+            <w:proofErr w:type="spellStart"/>
+            <w:r>
+              <w:rPr>
+                <w:color w:val="000000"/>
+                <w:sz w:val="24"/>
+                <w:szCs w:val="24"/>
+              </w:rPr>
+              <w:t>StringBuilder</w:t>
+            </w:r>
+            <w:proofErr w:type="spellEnd"/>
+            <w:r>
+              <w:rPr>
+                <w:color w:val="000000"/>
+                <w:sz w:val="24"/>
+                <w:szCs w:val="24"/>
+              </w:rPr>
+              <w:t xml:space="preserve"> перед передачей в </w:t>
+            </w:r>
+            <w:proofErr w:type="spellStart"/>
+            <w:proofErr w:type="gramStart"/>
+            <w:r>
+              <w:rPr>
+                <w:color w:val="000000"/>
+                <w:sz w:val="24"/>
+                <w:szCs w:val="24"/>
+              </w:rPr>
+              <w:t>GetGOST</w:t>
+            </w:r>
+            <w:proofErr w:type="spellEnd"/>
+            <w:r>
+              <w:rPr>
+                <w:color w:val="000000"/>
+                <w:sz w:val="24"/>
+                <w:szCs w:val="24"/>
+              </w:rPr>
+              <w:t>(</w:t>
+            </w:r>
+            <w:proofErr w:type="gramEnd"/>
+            <w:r>
+              <w:rPr>
+                <w:color w:val="000000"/>
+                <w:sz w:val="24"/>
+                <w:szCs w:val="24"/>
+              </w:rPr>
+              <w:t>)</w:t>
             </w:r>
           </w:p>
         </w:tc>
@@ -7656,8 +8237,18 @@
                 <w:sz w:val="24"/>
                 <w:szCs w:val="24"/>
               </w:rPr>
-              <w:t>- _authors</w:t>
-            </w:r>
+              <w:t>- _</w:t>
+            </w:r>
+            <w:proofErr w:type="spellStart"/>
+            <w:r>
+              <w:rPr>
+                <w:color w:val="000000"/>
+                <w:sz w:val="24"/>
+                <w:szCs w:val="24"/>
+              </w:rPr>
+              <w:t>authors</w:t>
+            </w:r>
+            <w:proofErr w:type="spellEnd"/>
           </w:p>
         </w:tc>
         <w:tc>
@@ -7682,7 +8273,25 @@
                 <w:sz w:val="24"/>
                 <w:szCs w:val="24"/>
               </w:rPr>
-              <w:t>List\&lt;string\&gt;</w:t>
+              <w:t>List\&lt;</w:t>
+            </w:r>
+            <w:proofErr w:type="spellStart"/>
+            <w:r>
+              <w:rPr>
+                <w:color w:val="000000"/>
+                <w:sz w:val="24"/>
+                <w:szCs w:val="24"/>
+              </w:rPr>
+              <w:t>string</w:t>
+            </w:r>
+            <w:proofErr w:type="spellEnd"/>
+            <w:r>
+              <w:rPr>
+                <w:color w:val="000000"/>
+                <w:sz w:val="24"/>
+                <w:szCs w:val="24"/>
+              </w:rPr>
+              <w:t>\&gt;</w:t>
             </w:r>
           </w:p>
         </w:tc>
@@ -7735,8 +8344,18 @@
                 <w:szCs w:val="24"/>
               </w:rPr>
               <w:lastRenderedPageBreak/>
-              <w:t>- MaxAuthorsForFullList</w:t>
-            </w:r>
+              <w:t xml:space="preserve">- </w:t>
+            </w:r>
+            <w:proofErr w:type="spellStart"/>
+            <w:r>
+              <w:rPr>
+                <w:color w:val="000000"/>
+                <w:sz w:val="24"/>
+                <w:szCs w:val="24"/>
+              </w:rPr>
+              <w:t>MaxAuthorsForFullList</w:t>
+            </w:r>
+            <w:proofErr w:type="spellEnd"/>
           </w:p>
         </w:tc>
         <w:tc>
@@ -7755,6 +8374,7 @@
                 <w:lang w:val="en-US"/>
               </w:rPr>
             </w:pPr>
+            <w:proofErr w:type="spellStart"/>
             <w:r>
               <w:rPr>
                 <w:color w:val="000000"/>
@@ -7763,6 +8383,7 @@
               </w:rPr>
               <w:t>int</w:t>
             </w:r>
+            <w:proofErr w:type="spellEnd"/>
           </w:p>
         </w:tc>
         <w:tc>
@@ -7813,8 +8434,18 @@
                 <w:sz w:val="24"/>
                 <w:szCs w:val="24"/>
               </w:rPr>
-              <w:t>- MaxAuthorsForTitle</w:t>
-            </w:r>
+              <w:t xml:space="preserve">- </w:t>
+            </w:r>
+            <w:proofErr w:type="spellStart"/>
+            <w:r>
+              <w:rPr>
+                <w:color w:val="000000"/>
+                <w:sz w:val="24"/>
+                <w:szCs w:val="24"/>
+              </w:rPr>
+              <w:t>MaxAuthorsForTitle</w:t>
+            </w:r>
+            <w:proofErr w:type="spellEnd"/>
           </w:p>
         </w:tc>
         <w:tc>
@@ -7833,6 +8464,7 @@
                 <w:lang w:val="en-US"/>
               </w:rPr>
             </w:pPr>
+            <w:proofErr w:type="spellStart"/>
             <w:r>
               <w:rPr>
                 <w:color w:val="000000"/>
@@ -7841,6 +8473,7 @@
               </w:rPr>
               <w:t>int</w:t>
             </w:r>
+            <w:proofErr w:type="spellEnd"/>
           </w:p>
         </w:tc>
         <w:tc>
@@ -7891,8 +8524,18 @@
                 <w:sz w:val="24"/>
                 <w:szCs w:val="24"/>
               </w:rPr>
-              <w:t>- MinAuthorsForTitle</w:t>
-            </w:r>
+              <w:t xml:space="preserve">- </w:t>
+            </w:r>
+            <w:proofErr w:type="spellStart"/>
+            <w:r>
+              <w:rPr>
+                <w:color w:val="000000"/>
+                <w:sz w:val="24"/>
+                <w:szCs w:val="24"/>
+              </w:rPr>
+              <w:t>MinAuthorsForTitle</w:t>
+            </w:r>
+            <w:proofErr w:type="spellEnd"/>
           </w:p>
         </w:tc>
         <w:tc>
@@ -7911,6 +8554,7 @@
                 <w:lang w:val="en-US"/>
               </w:rPr>
             </w:pPr>
+            <w:proofErr w:type="spellStart"/>
             <w:r>
               <w:rPr>
                 <w:color w:val="000000"/>
@@ -7919,6 +8563,7 @@
               </w:rPr>
               <w:t>int</w:t>
             </w:r>
+            <w:proofErr w:type="spellEnd"/>
           </w:p>
         </w:tc>
         <w:tc>
@@ -7969,8 +8614,18 @@
                 <w:sz w:val="24"/>
                 <w:szCs w:val="24"/>
               </w:rPr>
-              <w:t>- SingleAuthor</w:t>
-            </w:r>
+              <w:t xml:space="preserve">- </w:t>
+            </w:r>
+            <w:proofErr w:type="spellStart"/>
+            <w:r>
+              <w:rPr>
+                <w:color w:val="000000"/>
+                <w:sz w:val="24"/>
+                <w:szCs w:val="24"/>
+              </w:rPr>
+              <w:t>SingleAuthor</w:t>
+            </w:r>
+            <w:proofErr w:type="spellEnd"/>
           </w:p>
         </w:tc>
         <w:tc>
@@ -7989,6 +8644,7 @@
                 <w:lang w:val="en-US"/>
               </w:rPr>
             </w:pPr>
+            <w:proofErr w:type="spellStart"/>
             <w:r>
               <w:rPr>
                 <w:color w:val="000000"/>
@@ -7997,6 +8653,7 @@
               </w:rPr>
               <w:t>int</w:t>
             </w:r>
+            <w:proofErr w:type="spellEnd"/>
           </w:p>
         </w:tc>
         <w:tc>
@@ -8072,8 +8729,18 @@
                 <w:sz w:val="24"/>
                 <w:szCs w:val="24"/>
               </w:rPr>
-              <w:t>+ Authors</w:t>
-            </w:r>
+              <w:t xml:space="preserve">+ </w:t>
+            </w:r>
+            <w:proofErr w:type="spellStart"/>
+            <w:r>
+              <w:rPr>
+                <w:color w:val="000000"/>
+                <w:sz w:val="24"/>
+                <w:szCs w:val="24"/>
+              </w:rPr>
+              <w:t>Authors</w:t>
+            </w:r>
+            <w:proofErr w:type="spellEnd"/>
           </w:p>
         </w:tc>
         <w:tc>
@@ -8090,13 +8757,41 @@
                 <w:szCs w:val="24"/>
               </w:rPr>
             </w:pPr>
-            <w:r>
-              <w:rPr>
-                <w:color w:val="000000"/>
-                <w:sz w:val="24"/>
-                <w:szCs w:val="24"/>
-              </w:rPr>
-              <w:t>IReadOnlyList\&lt;string\&gt;</w:t>
+            <w:proofErr w:type="spellStart"/>
+            <w:r>
+              <w:rPr>
+                <w:color w:val="000000"/>
+                <w:sz w:val="24"/>
+                <w:szCs w:val="24"/>
+              </w:rPr>
+              <w:t>IReadOnlyList</w:t>
+            </w:r>
+            <w:proofErr w:type="spellEnd"/>
+            <w:r>
+              <w:rPr>
+                <w:color w:val="000000"/>
+                <w:sz w:val="24"/>
+                <w:szCs w:val="24"/>
+              </w:rPr>
+              <w:t>\&lt;</w:t>
+            </w:r>
+            <w:proofErr w:type="spellStart"/>
+            <w:r>
+              <w:rPr>
+                <w:color w:val="000000"/>
+                <w:sz w:val="24"/>
+                <w:szCs w:val="24"/>
+              </w:rPr>
+              <w:t>string</w:t>
+            </w:r>
+            <w:proofErr w:type="spellEnd"/>
+            <w:r>
+              <w:rPr>
+                <w:color w:val="000000"/>
+                <w:sz w:val="24"/>
+                <w:szCs w:val="24"/>
+              </w:rPr>
+              <w:t>\&gt;</w:t>
             </w:r>
           </w:p>
         </w:tc>
@@ -8172,7 +8867,35 @@
                 <w:sz w:val="24"/>
                 <w:szCs w:val="24"/>
               </w:rPr>
-              <w:t>+ GetGOST()</w:t>
+              <w:t xml:space="preserve">+ </w:t>
+            </w:r>
+            <w:proofErr w:type="spellStart"/>
+            <w:proofErr w:type="gramStart"/>
+            <w:r>
+              <w:rPr>
+                <w:color w:val="000000"/>
+                <w:sz w:val="24"/>
+                <w:szCs w:val="24"/>
+              </w:rPr>
+              <w:t>GetGOST</w:t>
+            </w:r>
+            <w:proofErr w:type="spellEnd"/>
+            <w:r>
+              <w:rPr>
+                <w:color w:val="000000"/>
+                <w:sz w:val="24"/>
+                <w:szCs w:val="24"/>
+              </w:rPr>
+              <w:t>(</w:t>
+            </w:r>
+            <w:proofErr w:type="gramEnd"/>
+            <w:r>
+              <w:rPr>
+                <w:color w:val="000000"/>
+                <w:sz w:val="24"/>
+                <w:szCs w:val="24"/>
+              </w:rPr>
+              <w:t>)</w:t>
             </w:r>
           </w:p>
         </w:tc>
@@ -8190,6 +8913,7 @@
                 <w:szCs w:val="24"/>
               </w:rPr>
             </w:pPr>
+            <w:proofErr w:type="spellStart"/>
             <w:r>
               <w:rPr>
                 <w:color w:val="000000"/>
@@ -8198,6 +8922,7 @@
               </w:rPr>
               <w:t>string</w:t>
             </w:r>
+            <w:proofErr w:type="spellEnd"/>
           </w:p>
         </w:tc>
         <w:tc>
@@ -8258,13 +8983,79 @@
               </w:rPr>
               <w:t xml:space="preserve"> </w:t>
             </w:r>
-            <w:r>
-              <w:rPr>
-                <w:color w:val="000000"/>
-                <w:sz w:val="24"/>
-                <w:szCs w:val="24"/>
-              </w:rPr>
-              <w:t>AddAuthors(params string[] authors)</w:t>
+            <w:proofErr w:type="spellStart"/>
+            <w:proofErr w:type="gramStart"/>
+            <w:r>
+              <w:rPr>
+                <w:color w:val="000000"/>
+                <w:sz w:val="24"/>
+                <w:szCs w:val="24"/>
+              </w:rPr>
+              <w:t>AddAuthors</w:t>
+            </w:r>
+            <w:proofErr w:type="spellEnd"/>
+            <w:r>
+              <w:rPr>
+                <w:color w:val="000000"/>
+                <w:sz w:val="24"/>
+                <w:szCs w:val="24"/>
+              </w:rPr>
+              <w:t>(</w:t>
+            </w:r>
+            <w:proofErr w:type="spellStart"/>
+            <w:proofErr w:type="gramEnd"/>
+            <w:r>
+              <w:rPr>
+                <w:color w:val="000000"/>
+                <w:sz w:val="24"/>
+                <w:szCs w:val="24"/>
+              </w:rPr>
+              <w:t>params</w:t>
+            </w:r>
+            <w:proofErr w:type="spellEnd"/>
+            <w:r>
+              <w:rPr>
+                <w:color w:val="000000"/>
+                <w:sz w:val="24"/>
+                <w:szCs w:val="24"/>
+              </w:rPr>
+              <w:t xml:space="preserve"> </w:t>
+            </w:r>
+            <w:proofErr w:type="spellStart"/>
+            <w:r>
+              <w:rPr>
+                <w:color w:val="000000"/>
+                <w:sz w:val="24"/>
+                <w:szCs w:val="24"/>
+              </w:rPr>
+              <w:t>string</w:t>
+            </w:r>
+            <w:proofErr w:type="spellEnd"/>
+            <w:r>
+              <w:rPr>
+                <w:color w:val="000000"/>
+                <w:sz w:val="24"/>
+                <w:szCs w:val="24"/>
+              </w:rPr>
+              <w:t xml:space="preserve">[] </w:t>
+            </w:r>
+            <w:proofErr w:type="spellStart"/>
+            <w:r>
+              <w:rPr>
+                <w:color w:val="000000"/>
+                <w:sz w:val="24"/>
+                <w:szCs w:val="24"/>
+              </w:rPr>
+              <w:t>authors</w:t>
+            </w:r>
+            <w:proofErr w:type="spellEnd"/>
+            <w:r>
+              <w:rPr>
+                <w:color w:val="000000"/>
+                <w:sz w:val="24"/>
+                <w:szCs w:val="24"/>
+              </w:rPr>
+              <w:t>)</w:t>
             </w:r>
           </w:p>
         </w:tc>
@@ -8283,6 +9074,7 @@
                 <w:szCs w:val="24"/>
               </w:rPr>
             </w:pPr>
+            <w:proofErr w:type="spellStart"/>
             <w:r>
               <w:rPr>
                 <w:color w:val="000000"/>
@@ -8291,6 +9083,7 @@
               </w:rPr>
               <w:t>void</w:t>
             </w:r>
+            <w:proofErr w:type="spellEnd"/>
           </w:p>
         </w:tc>
         <w:tc>
@@ -8341,7 +9134,63 @@
                 <w:sz w:val="24"/>
                 <w:szCs w:val="24"/>
               </w:rPr>
-              <w:t>- SwapAuthorFormat(string author)</w:t>
+              <w:t xml:space="preserve">- </w:t>
+            </w:r>
+            <w:proofErr w:type="spellStart"/>
+            <w:proofErr w:type="gramStart"/>
+            <w:r>
+              <w:rPr>
+                <w:color w:val="000000"/>
+                <w:sz w:val="24"/>
+                <w:szCs w:val="24"/>
+              </w:rPr>
+              <w:t>SwapAuthorFormat</w:t>
+            </w:r>
+            <w:proofErr w:type="spellEnd"/>
+            <w:r>
+              <w:rPr>
+                <w:color w:val="000000"/>
+                <w:sz w:val="24"/>
+                <w:szCs w:val="24"/>
+              </w:rPr>
+              <w:t>(</w:t>
+            </w:r>
+            <w:proofErr w:type="spellStart"/>
+            <w:proofErr w:type="gramEnd"/>
+            <w:r>
+              <w:rPr>
+                <w:color w:val="000000"/>
+                <w:sz w:val="24"/>
+                <w:szCs w:val="24"/>
+              </w:rPr>
+              <w:t>string</w:t>
+            </w:r>
+            <w:proofErr w:type="spellEnd"/>
+            <w:r>
+              <w:rPr>
+                <w:color w:val="000000"/>
+                <w:sz w:val="24"/>
+                <w:szCs w:val="24"/>
+              </w:rPr>
+              <w:t xml:space="preserve"> </w:t>
+            </w:r>
+            <w:proofErr w:type="spellStart"/>
+            <w:r>
+              <w:rPr>
+                <w:color w:val="000000"/>
+                <w:sz w:val="24"/>
+                <w:szCs w:val="24"/>
+              </w:rPr>
+              <w:t>author</w:t>
+            </w:r>
+            <w:proofErr w:type="spellEnd"/>
+            <w:r>
+              <w:rPr>
+                <w:color w:val="000000"/>
+                <w:sz w:val="24"/>
+                <w:szCs w:val="24"/>
+              </w:rPr>
+              <w:t>)</w:t>
             </w:r>
           </w:p>
         </w:tc>
@@ -8360,6 +9209,7 @@
                 <w:szCs w:val="24"/>
               </w:rPr>
             </w:pPr>
+            <w:proofErr w:type="spellStart"/>
             <w:r>
               <w:rPr>
                 <w:color w:val="000000"/>
@@ -8368,6 +9218,7 @@
               </w:rPr>
               <w:t>string</w:t>
             </w:r>
+            <w:proofErr w:type="spellEnd"/>
           </w:p>
         </w:tc>
         <w:tc>
@@ -8423,12 +9274,14 @@
       <w:r>
         <w:t>C</w:t>
       </w:r>
+      <w:proofErr w:type="spellStart"/>
       <w:r>
         <w:rPr>
           <w:lang w:val="en-US"/>
         </w:rPr>
         <w:t>ollection</w:t>
       </w:r>
+      <w:proofErr w:type="spellEnd"/>
     </w:p>
     <w:tbl>
       <w:tblPr>
@@ -8616,8 +9469,18 @@
                 <w:sz w:val="24"/>
                 <w:szCs w:val="24"/>
               </w:rPr>
-              <w:t>- _editorialBoard</w:t>
-            </w:r>
+              <w:t>- _</w:t>
+            </w:r>
+            <w:proofErr w:type="spellStart"/>
+            <w:r>
+              <w:rPr>
+                <w:color w:val="000000"/>
+                <w:sz w:val="24"/>
+                <w:szCs w:val="24"/>
+              </w:rPr>
+              <w:t>editorialBoard</w:t>
+            </w:r>
+            <w:proofErr w:type="spellEnd"/>
           </w:p>
         </w:tc>
         <w:tc>
@@ -8636,6 +9499,7 @@
                 <w:lang w:val="en-US"/>
               </w:rPr>
             </w:pPr>
+            <w:proofErr w:type="spellStart"/>
             <w:r>
               <w:rPr>
                 <w:color w:val="000000"/>
@@ -8644,6 +9508,7 @@
               </w:rPr>
               <w:t>string</w:t>
             </w:r>
+            <w:proofErr w:type="spellEnd"/>
           </w:p>
         </w:tc>
         <w:tc>
@@ -8694,8 +9559,18 @@
                 <w:sz w:val="24"/>
                 <w:szCs w:val="24"/>
               </w:rPr>
-              <w:t>- _responsibleEditors</w:t>
-            </w:r>
+              <w:t>- _</w:t>
+            </w:r>
+            <w:proofErr w:type="spellStart"/>
+            <w:r>
+              <w:rPr>
+                <w:color w:val="000000"/>
+                <w:sz w:val="24"/>
+                <w:szCs w:val="24"/>
+              </w:rPr>
+              <w:t>responsibleEditors</w:t>
+            </w:r>
+            <w:proofErr w:type="spellEnd"/>
           </w:p>
         </w:tc>
         <w:tc>
@@ -8714,6 +9589,7 @@
                 <w:lang w:val="en-US"/>
               </w:rPr>
             </w:pPr>
+            <w:proofErr w:type="spellStart"/>
             <w:r>
               <w:rPr>
                 <w:color w:val="000000"/>
@@ -8722,6 +9598,7 @@
               </w:rPr>
               <w:t>string</w:t>
             </w:r>
+            <w:proofErr w:type="spellEnd"/>
           </w:p>
         </w:tc>
         <w:tc>
@@ -8798,8 +9675,18 @@
                 <w:sz w:val="24"/>
                 <w:szCs w:val="24"/>
               </w:rPr>
-              <w:t>+ EditorialBoard</w:t>
-            </w:r>
+              <w:t xml:space="preserve">+ </w:t>
+            </w:r>
+            <w:proofErr w:type="spellStart"/>
+            <w:r>
+              <w:rPr>
+                <w:color w:val="000000"/>
+                <w:sz w:val="24"/>
+                <w:szCs w:val="24"/>
+              </w:rPr>
+              <w:t>EditorialBoard</w:t>
+            </w:r>
+            <w:proofErr w:type="spellEnd"/>
           </w:p>
         </w:tc>
         <w:tc>
@@ -8816,6 +9703,7 @@
                 <w:szCs w:val="24"/>
               </w:rPr>
             </w:pPr>
+            <w:proofErr w:type="spellStart"/>
             <w:r>
               <w:rPr>
                 <w:color w:val="000000"/>
@@ -8824,6 +9712,7 @@
               </w:rPr>
               <w:t>string</w:t>
             </w:r>
+            <w:proofErr w:type="spellEnd"/>
           </w:p>
         </w:tc>
         <w:tc>
@@ -8872,8 +9761,18 @@
                 <w:sz w:val="24"/>
                 <w:szCs w:val="24"/>
               </w:rPr>
-              <w:t>+ ResponsibleEditors</w:t>
-            </w:r>
+              <w:t xml:space="preserve">+ </w:t>
+            </w:r>
+            <w:proofErr w:type="spellStart"/>
+            <w:r>
+              <w:rPr>
+                <w:color w:val="000000"/>
+                <w:sz w:val="24"/>
+                <w:szCs w:val="24"/>
+              </w:rPr>
+              <w:t>ResponsibleEditors</w:t>
+            </w:r>
+            <w:proofErr w:type="spellEnd"/>
           </w:p>
         </w:tc>
         <w:tc>
@@ -8890,6 +9789,7 @@
                 <w:szCs w:val="24"/>
               </w:rPr>
             </w:pPr>
+            <w:proofErr w:type="spellStart"/>
             <w:r>
               <w:rPr>
                 <w:color w:val="000000"/>
@@ -8898,6 +9798,7 @@
               </w:rPr>
               <w:t>string</w:t>
             </w:r>
+            <w:proofErr w:type="spellEnd"/>
           </w:p>
         </w:tc>
         <w:tc>
@@ -8975,7 +9876,35 @@
                 <w:sz w:val="24"/>
                 <w:szCs w:val="24"/>
               </w:rPr>
-              <w:t>+ GetGOST()</w:t>
+              <w:t xml:space="preserve">+ </w:t>
+            </w:r>
+            <w:proofErr w:type="spellStart"/>
+            <w:proofErr w:type="gramStart"/>
+            <w:r>
+              <w:rPr>
+                <w:color w:val="000000"/>
+                <w:sz w:val="24"/>
+                <w:szCs w:val="24"/>
+              </w:rPr>
+              <w:t>GetGOST</w:t>
+            </w:r>
+            <w:proofErr w:type="spellEnd"/>
+            <w:r>
+              <w:rPr>
+                <w:color w:val="000000"/>
+                <w:sz w:val="24"/>
+                <w:szCs w:val="24"/>
+              </w:rPr>
+              <w:t>(</w:t>
+            </w:r>
+            <w:proofErr w:type="gramEnd"/>
+            <w:r>
+              <w:rPr>
+                <w:color w:val="000000"/>
+                <w:sz w:val="24"/>
+                <w:szCs w:val="24"/>
+              </w:rPr>
+              <w:t>)</w:t>
             </w:r>
           </w:p>
         </w:tc>
@@ -8993,6 +9922,7 @@
                 <w:szCs w:val="24"/>
               </w:rPr>
             </w:pPr>
+            <w:proofErr w:type="spellStart"/>
             <w:r>
               <w:rPr>
                 <w:color w:val="000000"/>
@@ -9001,6 +9931,7 @@
               </w:rPr>
               <w:t>string</w:t>
             </w:r>
+            <w:proofErr w:type="spellEnd"/>
           </w:p>
         </w:tc>
         <w:tc>
@@ -9058,9 +9989,11 @@
       <w:r>
         <w:t xml:space="preserve"> – Описание класса </w:t>
       </w:r>
+      <w:proofErr w:type="spellStart"/>
       <w:r>
         <w:t>Dissertation</w:t>
       </w:r>
+      <w:proofErr w:type="spellEnd"/>
     </w:p>
     <w:tbl>
       <w:tblPr>
@@ -9194,7 +10127,47 @@
                 <w:sz w:val="24"/>
                 <w:szCs w:val="24"/>
               </w:rPr>
-              <w:t>Класс Dissertation – дочерний класс описания издания диссертации, с указанием автора диссертации, специальности и учёной степени и метода форматирования автора</w:t>
+              <w:t xml:space="preserve">Класс </w:t>
+            </w:r>
+            <w:proofErr w:type="spellStart"/>
+            <w:r>
+              <w:rPr>
+                <w:rFonts w:ascii="Times New Roman" w:hAnsi="Times New Roman" w:cs="Times New Roman"/>
+                <w:color w:val="000000"/>
+                <w:sz w:val="24"/>
+                <w:szCs w:val="24"/>
+              </w:rPr>
+              <w:t>Dissertation</w:t>
+            </w:r>
+            <w:proofErr w:type="spellEnd"/>
+            <w:r>
+              <w:rPr>
+                <w:rFonts w:ascii="Times New Roman" w:hAnsi="Times New Roman" w:cs="Times New Roman"/>
+                <w:color w:val="000000"/>
+                <w:sz w:val="24"/>
+                <w:szCs w:val="24"/>
+              </w:rPr>
+              <w:t xml:space="preserve"> – дочерний класс описания издания диссертации, с указанием автора диссертации, специальности и </w:t>
+            </w:r>
+            <w:proofErr w:type="gramStart"/>
+            <w:r>
+              <w:rPr>
+                <w:rFonts w:ascii="Times New Roman" w:hAnsi="Times New Roman" w:cs="Times New Roman"/>
+                <w:color w:val="000000"/>
+                <w:sz w:val="24"/>
+                <w:szCs w:val="24"/>
+              </w:rPr>
+              <w:t>учёной степени</w:t>
+            </w:r>
+            <w:proofErr w:type="gramEnd"/>
+            <w:r>
+              <w:rPr>
+                <w:rFonts w:ascii="Times New Roman" w:hAnsi="Times New Roman" w:cs="Times New Roman"/>
+                <w:color w:val="000000"/>
+                <w:sz w:val="24"/>
+                <w:szCs w:val="24"/>
+              </w:rPr>
+              <w:t xml:space="preserve"> и метода форматирования автора</w:t>
             </w:r>
           </w:p>
         </w:tc>
@@ -9248,8 +10221,18 @@
                 <w:sz w:val="24"/>
                 <w:szCs w:val="24"/>
               </w:rPr>
-              <w:t>- _authorFull</w:t>
-            </w:r>
+              <w:t>- _</w:t>
+            </w:r>
+            <w:proofErr w:type="spellStart"/>
+            <w:r>
+              <w:rPr>
+                <w:color w:val="000000"/>
+                <w:sz w:val="24"/>
+                <w:szCs w:val="24"/>
+              </w:rPr>
+              <w:t>authorFull</w:t>
+            </w:r>
+            <w:proofErr w:type="spellEnd"/>
           </w:p>
         </w:tc>
         <w:tc>
@@ -9268,6 +10251,7 @@
                 <w:lang w:val="en-US"/>
               </w:rPr>
             </w:pPr>
+            <w:proofErr w:type="spellStart"/>
             <w:r>
               <w:rPr>
                 <w:color w:val="000000"/>
@@ -9276,6 +10260,7 @@
               </w:rPr>
               <w:t>string</w:t>
             </w:r>
+            <w:proofErr w:type="spellEnd"/>
           </w:p>
         </w:tc>
         <w:tc>
@@ -9326,8 +10311,18 @@
                 <w:sz w:val="24"/>
                 <w:szCs w:val="24"/>
               </w:rPr>
-              <w:t>- _speciality</w:t>
-            </w:r>
+              <w:t>- _</w:t>
+            </w:r>
+            <w:proofErr w:type="spellStart"/>
+            <w:r>
+              <w:rPr>
+                <w:color w:val="000000"/>
+                <w:sz w:val="24"/>
+                <w:szCs w:val="24"/>
+              </w:rPr>
+              <w:t>speciality</w:t>
+            </w:r>
+            <w:proofErr w:type="spellEnd"/>
           </w:p>
         </w:tc>
         <w:tc>
@@ -9346,6 +10341,7 @@
                 <w:lang w:val="en-US"/>
               </w:rPr>
             </w:pPr>
+            <w:proofErr w:type="spellStart"/>
             <w:r>
               <w:rPr>
                 <w:color w:val="000000"/>
@@ -9354,6 +10350,7 @@
               </w:rPr>
               <w:t>string</w:t>
             </w:r>
+            <w:proofErr w:type="spellEnd"/>
           </w:p>
         </w:tc>
         <w:tc>
@@ -9405,8 +10402,18 @@
                 <w:sz w:val="24"/>
                 <w:szCs w:val="24"/>
               </w:rPr>
-              <w:t>- _degree</w:t>
-            </w:r>
+              <w:t>- _</w:t>
+            </w:r>
+            <w:proofErr w:type="spellStart"/>
+            <w:r>
+              <w:rPr>
+                <w:color w:val="000000"/>
+                <w:sz w:val="24"/>
+                <w:szCs w:val="24"/>
+              </w:rPr>
+              <w:t>degree</w:t>
+            </w:r>
+            <w:proofErr w:type="spellEnd"/>
           </w:p>
         </w:tc>
         <w:tc>
@@ -9425,6 +10432,7 @@
                 <w:szCs w:val="24"/>
               </w:rPr>
             </w:pPr>
+            <w:proofErr w:type="spellStart"/>
             <w:r>
               <w:rPr>
                 <w:color w:val="000000"/>
@@ -9433,6 +10441,7 @@
               </w:rPr>
               <w:t>string</w:t>
             </w:r>
+            <w:proofErr w:type="spellEnd"/>
           </w:p>
         </w:tc>
         <w:tc>
@@ -9485,8 +10494,18 @@
                 <w:sz w:val="24"/>
                 <w:szCs w:val="24"/>
               </w:rPr>
-              <w:t>- MinNameParts</w:t>
-            </w:r>
+              <w:t xml:space="preserve">- </w:t>
+            </w:r>
+            <w:proofErr w:type="spellStart"/>
+            <w:r>
+              <w:rPr>
+                <w:color w:val="000000"/>
+                <w:sz w:val="24"/>
+                <w:szCs w:val="24"/>
+              </w:rPr>
+              <w:t>MinNameParts</w:t>
+            </w:r>
+            <w:proofErr w:type="spellEnd"/>
           </w:p>
         </w:tc>
         <w:tc>
@@ -9505,6 +10524,7 @@
                 <w:szCs w:val="24"/>
               </w:rPr>
             </w:pPr>
+            <w:proofErr w:type="spellStart"/>
             <w:r>
               <w:rPr>
                 <w:color w:val="000000"/>
@@ -9513,6 +10533,7 @@
               </w:rPr>
               <w:t>int</w:t>
             </w:r>
+            <w:proofErr w:type="spellEnd"/>
           </w:p>
         </w:tc>
         <w:tc>
@@ -9565,8 +10586,18 @@
                 <w:sz w:val="24"/>
                 <w:szCs w:val="24"/>
               </w:rPr>
-              <w:t>- LastNameIndex</w:t>
-            </w:r>
+              <w:t xml:space="preserve">- </w:t>
+            </w:r>
+            <w:proofErr w:type="spellStart"/>
+            <w:r>
+              <w:rPr>
+                <w:color w:val="000000"/>
+                <w:sz w:val="24"/>
+                <w:szCs w:val="24"/>
+              </w:rPr>
+              <w:t>LastNameIndex</w:t>
+            </w:r>
+            <w:proofErr w:type="spellEnd"/>
           </w:p>
         </w:tc>
         <w:tc>
@@ -9585,6 +10616,7 @@
                 <w:szCs w:val="24"/>
               </w:rPr>
             </w:pPr>
+            <w:proofErr w:type="spellStart"/>
             <w:r>
               <w:rPr>
                 <w:color w:val="000000"/>
@@ -9593,6 +10625,7 @@
               </w:rPr>
               <w:t>int</w:t>
             </w:r>
+            <w:proofErr w:type="spellEnd"/>
           </w:p>
         </w:tc>
         <w:tc>
@@ -9645,8 +10678,18 @@
                 <w:sz w:val="24"/>
                 <w:szCs w:val="24"/>
               </w:rPr>
-              <w:t>- FirstInitialIndex</w:t>
-            </w:r>
+              <w:t xml:space="preserve">- </w:t>
+            </w:r>
+            <w:proofErr w:type="spellStart"/>
+            <w:r>
+              <w:rPr>
+                <w:color w:val="000000"/>
+                <w:sz w:val="24"/>
+                <w:szCs w:val="24"/>
+              </w:rPr>
+              <w:t>FirstInitialIndex</w:t>
+            </w:r>
+            <w:proofErr w:type="spellEnd"/>
           </w:p>
         </w:tc>
         <w:tc>
@@ -9665,6 +10708,7 @@
                 <w:szCs w:val="24"/>
               </w:rPr>
             </w:pPr>
+            <w:proofErr w:type="spellStart"/>
             <w:r>
               <w:rPr>
                 <w:color w:val="000000"/>
@@ -9673,6 +10717,7 @@
               </w:rPr>
               <w:t>int</w:t>
             </w:r>
+            <w:proofErr w:type="spellEnd"/>
           </w:p>
         </w:tc>
         <w:tc>
@@ -9749,8 +10794,18 @@
                 <w:sz w:val="24"/>
                 <w:szCs w:val="24"/>
               </w:rPr>
-              <w:t>+ AuthorFull</w:t>
-            </w:r>
+              <w:t xml:space="preserve">+ </w:t>
+            </w:r>
+            <w:proofErr w:type="spellStart"/>
+            <w:r>
+              <w:rPr>
+                <w:color w:val="000000"/>
+                <w:sz w:val="24"/>
+                <w:szCs w:val="24"/>
+              </w:rPr>
+              <w:t>AuthorFull</w:t>
+            </w:r>
+            <w:proofErr w:type="spellEnd"/>
           </w:p>
         </w:tc>
         <w:tc>
@@ -9767,6 +10822,7 @@
                 <w:szCs w:val="24"/>
               </w:rPr>
             </w:pPr>
+            <w:proofErr w:type="spellStart"/>
             <w:r>
               <w:rPr>
                 <w:color w:val="000000"/>
@@ -9775,6 +10831,7 @@
               </w:rPr>
               <w:t>string</w:t>
             </w:r>
+            <w:proofErr w:type="spellEnd"/>
           </w:p>
         </w:tc>
         <w:tc>
@@ -9823,8 +10880,18 @@
                 <w:sz w:val="24"/>
                 <w:szCs w:val="24"/>
               </w:rPr>
-              <w:t>+ Speciality</w:t>
-            </w:r>
+              <w:t xml:space="preserve">+ </w:t>
+            </w:r>
+            <w:proofErr w:type="spellStart"/>
+            <w:r>
+              <w:rPr>
+                <w:color w:val="000000"/>
+                <w:sz w:val="24"/>
+                <w:szCs w:val="24"/>
+              </w:rPr>
+              <w:t>Speciality</w:t>
+            </w:r>
+            <w:proofErr w:type="spellEnd"/>
           </w:p>
         </w:tc>
         <w:tc>
@@ -9841,6 +10908,7 @@
                 <w:szCs w:val="24"/>
               </w:rPr>
             </w:pPr>
+            <w:proofErr w:type="spellStart"/>
             <w:r>
               <w:rPr>
                 <w:color w:val="000000"/>
@@ -9849,6 +10917,7 @@
               </w:rPr>
               <w:t>string</w:t>
             </w:r>
+            <w:proofErr w:type="spellEnd"/>
           </w:p>
         </w:tc>
         <w:tc>
@@ -9898,8 +10967,18 @@
                 <w:sz w:val="24"/>
                 <w:szCs w:val="24"/>
               </w:rPr>
-              <w:t>+ Degree</w:t>
-            </w:r>
+              <w:t xml:space="preserve">+ </w:t>
+            </w:r>
+            <w:proofErr w:type="spellStart"/>
+            <w:r>
+              <w:rPr>
+                <w:color w:val="000000"/>
+                <w:sz w:val="24"/>
+                <w:szCs w:val="24"/>
+              </w:rPr>
+              <w:t>Degree</w:t>
+            </w:r>
+            <w:proofErr w:type="spellEnd"/>
           </w:p>
         </w:tc>
         <w:tc>
@@ -9917,6 +10996,7 @@
                 <w:szCs w:val="24"/>
               </w:rPr>
             </w:pPr>
+            <w:proofErr w:type="spellStart"/>
             <w:r>
               <w:rPr>
                 <w:color w:val="000000"/>
@@ -9925,6 +11005,7 @@
               </w:rPr>
               <w:t>string</w:t>
             </w:r>
+            <w:proofErr w:type="spellEnd"/>
           </w:p>
         </w:tc>
         <w:tc>
@@ -10003,7 +11084,35 @@
                 <w:sz w:val="24"/>
                 <w:szCs w:val="24"/>
               </w:rPr>
-              <w:t>+ GetGOST()</w:t>
+              <w:t xml:space="preserve">+ </w:t>
+            </w:r>
+            <w:proofErr w:type="spellStart"/>
+            <w:proofErr w:type="gramStart"/>
+            <w:r>
+              <w:rPr>
+                <w:color w:val="000000"/>
+                <w:sz w:val="24"/>
+                <w:szCs w:val="24"/>
+              </w:rPr>
+              <w:t>GetGOST</w:t>
+            </w:r>
+            <w:proofErr w:type="spellEnd"/>
+            <w:r>
+              <w:rPr>
+                <w:color w:val="000000"/>
+                <w:sz w:val="24"/>
+                <w:szCs w:val="24"/>
+              </w:rPr>
+              <w:t>(</w:t>
+            </w:r>
+            <w:proofErr w:type="gramEnd"/>
+            <w:r>
+              <w:rPr>
+                <w:color w:val="000000"/>
+                <w:sz w:val="24"/>
+                <w:szCs w:val="24"/>
+              </w:rPr>
+              <w:t>)</w:t>
             </w:r>
           </w:p>
         </w:tc>
@@ -10021,6 +11130,7 @@
                 <w:szCs w:val="24"/>
               </w:rPr>
             </w:pPr>
+            <w:proofErr w:type="spellStart"/>
             <w:r>
               <w:rPr>
                 <w:color w:val="000000"/>
@@ -10029,6 +11139,7 @@
               </w:rPr>
               <w:t>string</w:t>
             </w:r>
+            <w:proofErr w:type="spellEnd"/>
           </w:p>
         </w:tc>
         <w:tc>
@@ -10078,7 +11189,35 @@
                 <w:sz w:val="24"/>
                 <w:szCs w:val="24"/>
               </w:rPr>
-              <w:t>- GetAuthorForHeader()</w:t>
+              <w:t xml:space="preserve">- </w:t>
+            </w:r>
+            <w:proofErr w:type="spellStart"/>
+            <w:proofErr w:type="gramStart"/>
+            <w:r>
+              <w:rPr>
+                <w:color w:val="000000"/>
+                <w:sz w:val="24"/>
+                <w:szCs w:val="24"/>
+              </w:rPr>
+              <w:t>GetAuthorForHeader</w:t>
+            </w:r>
+            <w:proofErr w:type="spellEnd"/>
+            <w:r>
+              <w:rPr>
+                <w:color w:val="000000"/>
+                <w:sz w:val="24"/>
+                <w:szCs w:val="24"/>
+              </w:rPr>
+              <w:t>(</w:t>
+            </w:r>
+            <w:proofErr w:type="gramEnd"/>
+            <w:r>
+              <w:rPr>
+                <w:color w:val="000000"/>
+                <w:sz w:val="24"/>
+                <w:szCs w:val="24"/>
+              </w:rPr>
+              <w:t>)</w:t>
             </w:r>
           </w:p>
         </w:tc>
@@ -10097,6 +11236,7 @@
                 <w:szCs w:val="24"/>
               </w:rPr>
             </w:pPr>
+            <w:proofErr w:type="spellStart"/>
             <w:r>
               <w:rPr>
                 <w:color w:val="000000"/>
@@ -10105,6 +11245,7 @@
               </w:rPr>
               <w:t>string</w:t>
             </w:r>
+            <w:proofErr w:type="spellEnd"/>
           </w:p>
         </w:tc>
         <w:tc>
@@ -10360,8 +11501,18 @@
                 <w:sz w:val="24"/>
                 <w:szCs w:val="24"/>
               </w:rPr>
-              <w:t>- _frequency</w:t>
-            </w:r>
+              <w:t>- _</w:t>
+            </w:r>
+            <w:proofErr w:type="spellStart"/>
+            <w:r>
+              <w:rPr>
+                <w:color w:val="000000"/>
+                <w:sz w:val="24"/>
+                <w:szCs w:val="24"/>
+              </w:rPr>
+              <w:t>frequency</w:t>
+            </w:r>
+            <w:proofErr w:type="spellEnd"/>
           </w:p>
         </w:tc>
         <w:tc>
@@ -10380,6 +11531,7 @@
                 <w:lang w:val="en-US"/>
               </w:rPr>
             </w:pPr>
+            <w:proofErr w:type="spellStart"/>
             <w:r>
               <w:rPr>
                 <w:color w:val="000000"/>
@@ -10388,6 +11540,7 @@
               </w:rPr>
               <w:t>string</w:t>
             </w:r>
+            <w:proofErr w:type="spellEnd"/>
           </w:p>
         </w:tc>
         <w:tc>
@@ -10463,8 +11616,18 @@
                 <w:sz w:val="24"/>
                 <w:szCs w:val="24"/>
               </w:rPr>
-              <w:t>+ Frequency</w:t>
-            </w:r>
+              <w:t xml:space="preserve">+ </w:t>
+            </w:r>
+            <w:proofErr w:type="spellStart"/>
+            <w:r>
+              <w:rPr>
+                <w:color w:val="000000"/>
+                <w:sz w:val="24"/>
+                <w:szCs w:val="24"/>
+              </w:rPr>
+              <w:t>Frequency</w:t>
+            </w:r>
+            <w:proofErr w:type="spellEnd"/>
           </w:p>
         </w:tc>
         <w:tc>
@@ -10481,6 +11644,7 @@
                 <w:szCs w:val="24"/>
               </w:rPr>
             </w:pPr>
+            <w:proofErr w:type="spellStart"/>
             <w:r>
               <w:rPr>
                 <w:color w:val="000000"/>
@@ -10489,6 +11653,7 @@
               </w:rPr>
               <w:t>string</w:t>
             </w:r>
+            <w:proofErr w:type="spellEnd"/>
           </w:p>
         </w:tc>
         <w:tc>
@@ -10566,7 +11731,35 @@
                 <w:sz w:val="24"/>
                 <w:szCs w:val="24"/>
               </w:rPr>
-              <w:t>+ GetGOST()</w:t>
+              <w:t xml:space="preserve">+ </w:t>
+            </w:r>
+            <w:proofErr w:type="spellStart"/>
+            <w:proofErr w:type="gramStart"/>
+            <w:r>
+              <w:rPr>
+                <w:color w:val="000000"/>
+                <w:sz w:val="24"/>
+                <w:szCs w:val="24"/>
+              </w:rPr>
+              <w:t>GetGOST</w:t>
+            </w:r>
+            <w:proofErr w:type="spellEnd"/>
+            <w:r>
+              <w:rPr>
+                <w:color w:val="000000"/>
+                <w:sz w:val="24"/>
+                <w:szCs w:val="24"/>
+              </w:rPr>
+              <w:t>(</w:t>
+            </w:r>
+            <w:proofErr w:type="gramEnd"/>
+            <w:r>
+              <w:rPr>
+                <w:color w:val="000000"/>
+                <w:sz w:val="24"/>
+                <w:szCs w:val="24"/>
+              </w:rPr>
+              <w:t>)</w:t>
             </w:r>
           </w:p>
         </w:tc>
@@ -10584,6 +11777,7 @@
                 <w:szCs w:val="24"/>
               </w:rPr>
             </w:pPr>
+            <w:proofErr w:type="spellStart"/>
             <w:r>
               <w:rPr>
                 <w:color w:val="000000"/>
@@ -10592,6 +11786,7 @@
               </w:rPr>
               <w:t>string</w:t>
             </w:r>
+            <w:proofErr w:type="spellEnd"/>
           </w:p>
         </w:tc>
         <w:tc>
@@ -10649,9 +11844,11 @@
       <w:r>
         <w:t xml:space="preserve"> – Описание класса </w:t>
       </w:r>
+      <w:proofErr w:type="spellStart"/>
       <w:r>
         <w:t>PublicationData</w:t>
       </w:r>
+      <w:proofErr w:type="spellEnd"/>
     </w:p>
     <w:tbl>
       <w:tblPr>
@@ -10785,8 +11982,99 @@
                 <w:sz w:val="24"/>
                 <w:szCs w:val="24"/>
               </w:rPr>
-              <w:t>Класс PublicationData – класс для сериализации и десериализации изданий в XML-формат. Содержит поля для всех типов изданий и методы преобразования между объектами PublicationBase и данными для сериализации</w:t>
-            </w:r>
+              <w:t xml:space="preserve">Класс </w:t>
+            </w:r>
+            <w:proofErr w:type="spellStart"/>
+            <w:r>
+              <w:rPr>
+                <w:rFonts w:ascii="Times New Roman" w:hAnsi="Times New Roman" w:cs="Times New Roman"/>
+                <w:color w:val="000000"/>
+                <w:sz w:val="24"/>
+                <w:szCs w:val="24"/>
+              </w:rPr>
+              <w:t>PublicationData</w:t>
+            </w:r>
+            <w:proofErr w:type="spellEnd"/>
+            <w:r>
+              <w:rPr>
+                <w:rFonts w:ascii="Times New Roman" w:hAnsi="Times New Roman" w:cs="Times New Roman"/>
+                <w:color w:val="000000"/>
+                <w:sz w:val="24"/>
+                <w:szCs w:val="24"/>
+              </w:rPr>
+              <w:t xml:space="preserve"> – класс для </w:t>
+            </w:r>
+            <w:proofErr w:type="spellStart"/>
+            <w:r>
+              <w:rPr>
+                <w:rFonts w:ascii="Times New Roman" w:hAnsi="Times New Roman" w:cs="Times New Roman"/>
+                <w:color w:val="000000"/>
+                <w:sz w:val="24"/>
+                <w:szCs w:val="24"/>
+              </w:rPr>
+              <w:t>сериализации</w:t>
+            </w:r>
+            <w:proofErr w:type="spellEnd"/>
+            <w:r>
+              <w:rPr>
+                <w:rFonts w:ascii="Times New Roman" w:hAnsi="Times New Roman" w:cs="Times New Roman"/>
+                <w:color w:val="000000"/>
+                <w:sz w:val="24"/>
+                <w:szCs w:val="24"/>
+              </w:rPr>
+              <w:t xml:space="preserve"> и </w:t>
+            </w:r>
+            <w:proofErr w:type="spellStart"/>
+            <w:r>
+              <w:rPr>
+                <w:rFonts w:ascii="Times New Roman" w:hAnsi="Times New Roman" w:cs="Times New Roman"/>
+                <w:color w:val="000000"/>
+                <w:sz w:val="24"/>
+                <w:szCs w:val="24"/>
+              </w:rPr>
+              <w:t>десериализации</w:t>
+            </w:r>
+            <w:proofErr w:type="spellEnd"/>
+            <w:r>
+              <w:rPr>
+                <w:rFonts w:ascii="Times New Roman" w:hAnsi="Times New Roman" w:cs="Times New Roman"/>
+                <w:color w:val="000000"/>
+                <w:sz w:val="24"/>
+                <w:szCs w:val="24"/>
+              </w:rPr>
+              <w:t xml:space="preserve"> изданий в XML-формат. Содержит поля для всех типов изданий и методы преобразования между объектами </w:t>
+            </w:r>
+            <w:proofErr w:type="spellStart"/>
+            <w:r>
+              <w:rPr>
+                <w:rFonts w:ascii="Times New Roman" w:hAnsi="Times New Roman" w:cs="Times New Roman"/>
+                <w:color w:val="000000"/>
+                <w:sz w:val="24"/>
+                <w:szCs w:val="24"/>
+              </w:rPr>
+              <w:t>PublicationBase</w:t>
+            </w:r>
+            <w:proofErr w:type="spellEnd"/>
+            <w:r>
+              <w:rPr>
+                <w:rFonts w:ascii="Times New Roman" w:hAnsi="Times New Roman" w:cs="Times New Roman"/>
+                <w:color w:val="000000"/>
+                <w:sz w:val="24"/>
+                <w:szCs w:val="24"/>
+              </w:rPr>
+              <w:t xml:space="preserve"> и данными для </w:t>
+            </w:r>
+            <w:proofErr w:type="spellStart"/>
+            <w:r>
+              <w:rPr>
+                <w:rFonts w:ascii="Times New Roman" w:hAnsi="Times New Roman" w:cs="Times New Roman"/>
+                <w:color w:val="000000"/>
+                <w:sz w:val="24"/>
+                <w:szCs w:val="24"/>
+              </w:rPr>
+              <w:t>сериализации</w:t>
+            </w:r>
+            <w:proofErr w:type="spellEnd"/>
           </w:p>
         </w:tc>
       </w:tr>
@@ -10839,8 +12127,18 @@
                 <w:sz w:val="24"/>
                 <w:szCs w:val="24"/>
               </w:rPr>
-              <w:t>+ PublicationType</w:t>
-            </w:r>
+              <w:t xml:space="preserve">+ </w:t>
+            </w:r>
+            <w:proofErr w:type="spellStart"/>
+            <w:r>
+              <w:rPr>
+                <w:color w:val="000000"/>
+                <w:sz w:val="24"/>
+                <w:szCs w:val="24"/>
+              </w:rPr>
+              <w:t>PublicationType</w:t>
+            </w:r>
+            <w:proofErr w:type="spellEnd"/>
           </w:p>
         </w:tc>
         <w:tc>
@@ -10859,6 +12157,7 @@
                 <w:lang w:val="en-US"/>
               </w:rPr>
             </w:pPr>
+            <w:proofErr w:type="spellStart"/>
             <w:r>
               <w:rPr>
                 <w:color w:val="000000"/>
@@ -10867,6 +12166,7 @@
               </w:rPr>
               <w:t>string</w:t>
             </w:r>
+            <w:proofErr w:type="spellEnd"/>
           </w:p>
         </w:tc>
         <w:tc>
@@ -10945,8 +12245,18 @@
                 <w:sz w:val="24"/>
                 <w:szCs w:val="24"/>
               </w:rPr>
-              <w:t>+ Title</w:t>
-            </w:r>
+              <w:t xml:space="preserve">+ </w:t>
+            </w:r>
+            <w:proofErr w:type="spellStart"/>
+            <w:r>
+              <w:rPr>
+                <w:color w:val="000000"/>
+                <w:sz w:val="24"/>
+                <w:szCs w:val="24"/>
+              </w:rPr>
+              <w:t>Title</w:t>
+            </w:r>
+            <w:proofErr w:type="spellEnd"/>
           </w:p>
         </w:tc>
         <w:tc>
@@ -10965,6 +12275,7 @@
                 <w:szCs w:val="24"/>
               </w:rPr>
             </w:pPr>
+            <w:proofErr w:type="spellStart"/>
             <w:r>
               <w:rPr>
                 <w:color w:val="000000"/>
@@ -10973,6 +12284,7 @@
               </w:rPr>
               <w:t>string</w:t>
             </w:r>
+            <w:proofErr w:type="spellEnd"/>
           </w:p>
         </w:tc>
         <w:tc>
@@ -11025,8 +12337,18 @@
                 <w:sz w:val="24"/>
                 <w:szCs w:val="24"/>
               </w:rPr>
-              <w:t>+ TitleInformation</w:t>
-            </w:r>
+              <w:t xml:space="preserve">+ </w:t>
+            </w:r>
+            <w:proofErr w:type="spellStart"/>
+            <w:r>
+              <w:rPr>
+                <w:color w:val="000000"/>
+                <w:sz w:val="24"/>
+                <w:szCs w:val="24"/>
+              </w:rPr>
+              <w:t>TitleInformation</w:t>
+            </w:r>
+            <w:proofErr w:type="spellEnd"/>
           </w:p>
         </w:tc>
         <w:tc>
@@ -11045,6 +12367,7 @@
                 <w:szCs w:val="24"/>
               </w:rPr>
             </w:pPr>
+            <w:proofErr w:type="spellStart"/>
             <w:r>
               <w:rPr>
                 <w:color w:val="000000"/>
@@ -11053,6 +12376,7 @@
               </w:rPr>
               <w:t>string</w:t>
             </w:r>
+            <w:proofErr w:type="spellEnd"/>
           </w:p>
         </w:tc>
         <w:tc>
@@ -11125,6 +12449,7 @@
                 <w:szCs w:val="24"/>
               </w:rPr>
             </w:pPr>
+            <w:proofErr w:type="spellStart"/>
             <w:r>
               <w:rPr>
                 <w:color w:val="000000"/>
@@ -11133,6 +12458,7 @@
               </w:rPr>
               <w:t>int</w:t>
             </w:r>
+            <w:proofErr w:type="spellEnd"/>
           </w:p>
         </w:tc>
         <w:tc>
@@ -11205,6 +12531,7 @@
                 <w:szCs w:val="24"/>
               </w:rPr>
             </w:pPr>
+            <w:proofErr w:type="spellStart"/>
             <w:r>
               <w:rPr>
                 <w:color w:val="000000"/>
@@ -11213,6 +12540,7 @@
               </w:rPr>
               <w:t>string</w:t>
             </w:r>
+            <w:proofErr w:type="spellEnd"/>
           </w:p>
         </w:tc>
         <w:tc>
@@ -11265,8 +12593,18 @@
                 <w:sz w:val="24"/>
                 <w:szCs w:val="24"/>
               </w:rPr>
-              <w:t>+ Publisher</w:t>
-            </w:r>
+              <w:t xml:space="preserve">+ </w:t>
+            </w:r>
+            <w:proofErr w:type="spellStart"/>
+            <w:r>
+              <w:rPr>
+                <w:color w:val="000000"/>
+                <w:sz w:val="24"/>
+                <w:szCs w:val="24"/>
+              </w:rPr>
+              <w:t>Publisher</w:t>
+            </w:r>
+            <w:proofErr w:type="spellEnd"/>
           </w:p>
         </w:tc>
         <w:tc>
@@ -11285,6 +12623,7 @@
                 <w:szCs w:val="24"/>
               </w:rPr>
             </w:pPr>
+            <w:proofErr w:type="spellStart"/>
             <w:r>
               <w:rPr>
                 <w:color w:val="000000"/>
@@ -11293,6 +12632,7 @@
               </w:rPr>
               <w:t>string</w:t>
             </w:r>
+            <w:proofErr w:type="spellEnd"/>
           </w:p>
         </w:tc>
         <w:tc>
@@ -11345,8 +12685,18 @@
                 <w:sz w:val="24"/>
                 <w:szCs w:val="24"/>
               </w:rPr>
-              <w:t>+ TotalPages</w:t>
-            </w:r>
+              <w:t xml:space="preserve">+ </w:t>
+            </w:r>
+            <w:proofErr w:type="spellStart"/>
+            <w:r>
+              <w:rPr>
+                <w:color w:val="000000"/>
+                <w:sz w:val="24"/>
+                <w:szCs w:val="24"/>
+              </w:rPr>
+              <w:t>TotalPages</w:t>
+            </w:r>
+            <w:proofErr w:type="spellEnd"/>
           </w:p>
         </w:tc>
         <w:tc>
@@ -11365,6 +12715,7 @@
                 <w:szCs w:val="24"/>
               </w:rPr>
             </w:pPr>
+            <w:proofErr w:type="spellStart"/>
             <w:r>
               <w:rPr>
                 <w:color w:val="000000"/>
@@ -11373,6 +12724,7 @@
               </w:rPr>
               <w:t>int</w:t>
             </w:r>
+            <w:proofErr w:type="spellEnd"/>
           </w:p>
         </w:tc>
         <w:tc>
@@ -11425,8 +12777,18 @@
                 <w:sz w:val="24"/>
                 <w:szCs w:val="24"/>
               </w:rPr>
-              <w:t>+ Authors</w:t>
-            </w:r>
+              <w:t xml:space="preserve">+ </w:t>
+            </w:r>
+            <w:proofErr w:type="spellStart"/>
+            <w:r>
+              <w:rPr>
+                <w:color w:val="000000"/>
+                <w:sz w:val="24"/>
+                <w:szCs w:val="24"/>
+              </w:rPr>
+              <w:t>Authors</w:t>
+            </w:r>
+            <w:proofErr w:type="spellEnd"/>
           </w:p>
         </w:tc>
         <w:tc>
@@ -11445,6 +12807,7 @@
                 <w:szCs w:val="24"/>
               </w:rPr>
             </w:pPr>
+            <w:proofErr w:type="spellStart"/>
             <w:r>
               <w:rPr>
                 <w:color w:val="000000"/>
@@ -11453,6 +12816,7 @@
               </w:rPr>
               <w:t>string</w:t>
             </w:r>
+            <w:proofErr w:type="spellEnd"/>
           </w:p>
         </w:tc>
         <w:tc>
@@ -11505,8 +12869,18 @@
                 <w:sz w:val="24"/>
                 <w:szCs w:val="24"/>
               </w:rPr>
-              <w:t>+ Frequency</w:t>
-            </w:r>
+              <w:t xml:space="preserve">+ </w:t>
+            </w:r>
+            <w:proofErr w:type="spellStart"/>
+            <w:r>
+              <w:rPr>
+                <w:color w:val="000000"/>
+                <w:sz w:val="24"/>
+                <w:szCs w:val="24"/>
+              </w:rPr>
+              <w:t>Frequency</w:t>
+            </w:r>
+            <w:proofErr w:type="spellEnd"/>
           </w:p>
         </w:tc>
         <w:tc>
@@ -11525,6 +12899,7 @@
                 <w:szCs w:val="24"/>
               </w:rPr>
             </w:pPr>
+            <w:proofErr w:type="spellStart"/>
             <w:r>
               <w:rPr>
                 <w:color w:val="000000"/>
@@ -11533,6 +12908,7 @@
               </w:rPr>
               <w:t>string</w:t>
             </w:r>
+            <w:proofErr w:type="spellEnd"/>
           </w:p>
         </w:tc>
         <w:tc>
@@ -11585,8 +12961,18 @@
                 <w:sz w:val="24"/>
                 <w:szCs w:val="24"/>
               </w:rPr>
-              <w:t>+ EditorialBoard</w:t>
-            </w:r>
+              <w:t xml:space="preserve">+ </w:t>
+            </w:r>
+            <w:proofErr w:type="spellStart"/>
+            <w:r>
+              <w:rPr>
+                <w:color w:val="000000"/>
+                <w:sz w:val="24"/>
+                <w:szCs w:val="24"/>
+              </w:rPr>
+              <w:t>EditorialBoard</w:t>
+            </w:r>
+            <w:proofErr w:type="spellEnd"/>
           </w:p>
         </w:tc>
         <w:tc>
@@ -11605,6 +12991,7 @@
                 <w:szCs w:val="24"/>
               </w:rPr>
             </w:pPr>
+            <w:proofErr w:type="spellStart"/>
             <w:r>
               <w:rPr>
                 <w:color w:val="000000"/>
@@ -11613,6 +13000,7 @@
               </w:rPr>
               <w:t>string</w:t>
             </w:r>
+            <w:proofErr w:type="spellEnd"/>
           </w:p>
         </w:tc>
         <w:tc>
@@ -11666,8 +13054,18 @@
                 <w:szCs w:val="24"/>
               </w:rPr>
               <w:lastRenderedPageBreak/>
-              <w:t>+ ResponsibleEditors</w:t>
-            </w:r>
+              <w:t xml:space="preserve">+ </w:t>
+            </w:r>
+            <w:proofErr w:type="spellStart"/>
+            <w:r>
+              <w:rPr>
+                <w:color w:val="000000"/>
+                <w:sz w:val="24"/>
+                <w:szCs w:val="24"/>
+              </w:rPr>
+              <w:t>ResponsibleEditors</w:t>
+            </w:r>
+            <w:proofErr w:type="spellEnd"/>
           </w:p>
         </w:tc>
         <w:tc>
@@ -11686,6 +13084,7 @@
                 <w:szCs w:val="24"/>
               </w:rPr>
             </w:pPr>
+            <w:proofErr w:type="spellStart"/>
             <w:r>
               <w:rPr>
                 <w:color w:val="000000"/>
@@ -11694,6 +13093,7 @@
               </w:rPr>
               <w:t>string</w:t>
             </w:r>
+            <w:proofErr w:type="spellEnd"/>
           </w:p>
         </w:tc>
         <w:tc>
@@ -11746,8 +13146,18 @@
                 <w:sz w:val="24"/>
                 <w:szCs w:val="24"/>
               </w:rPr>
-              <w:t>+ AuthorFull</w:t>
-            </w:r>
+              <w:t xml:space="preserve">+ </w:t>
+            </w:r>
+            <w:proofErr w:type="spellStart"/>
+            <w:r>
+              <w:rPr>
+                <w:color w:val="000000"/>
+                <w:sz w:val="24"/>
+                <w:szCs w:val="24"/>
+              </w:rPr>
+              <w:t>AuthorFull</w:t>
+            </w:r>
+            <w:proofErr w:type="spellEnd"/>
           </w:p>
         </w:tc>
         <w:tc>
@@ -11766,6 +13176,7 @@
                 <w:szCs w:val="24"/>
               </w:rPr>
             </w:pPr>
+            <w:proofErr w:type="spellStart"/>
             <w:r>
               <w:rPr>
                 <w:color w:val="000000"/>
@@ -11774,6 +13185,7 @@
               </w:rPr>
               <w:t>string</w:t>
             </w:r>
+            <w:proofErr w:type="spellEnd"/>
           </w:p>
         </w:tc>
         <w:tc>
@@ -11826,8 +13238,18 @@
                 <w:sz w:val="24"/>
                 <w:szCs w:val="24"/>
               </w:rPr>
-              <w:t>+ Speciality</w:t>
-            </w:r>
+              <w:t xml:space="preserve">+ </w:t>
+            </w:r>
+            <w:proofErr w:type="spellStart"/>
+            <w:r>
+              <w:rPr>
+                <w:color w:val="000000"/>
+                <w:sz w:val="24"/>
+                <w:szCs w:val="24"/>
+              </w:rPr>
+              <w:t>Speciality</w:t>
+            </w:r>
+            <w:proofErr w:type="spellEnd"/>
           </w:p>
         </w:tc>
         <w:tc>
@@ -11846,6 +13268,7 @@
                 <w:szCs w:val="24"/>
               </w:rPr>
             </w:pPr>
+            <w:proofErr w:type="spellStart"/>
             <w:r>
               <w:rPr>
                 <w:color w:val="000000"/>
@@ -11854,6 +13277,7 @@
               </w:rPr>
               <w:t>string</w:t>
             </w:r>
+            <w:proofErr w:type="spellEnd"/>
           </w:p>
         </w:tc>
         <w:tc>
@@ -11906,8 +13330,18 @@
                 <w:sz w:val="24"/>
                 <w:szCs w:val="24"/>
               </w:rPr>
-              <w:t>+ Degree</w:t>
-            </w:r>
+              <w:t xml:space="preserve">+ </w:t>
+            </w:r>
+            <w:proofErr w:type="spellStart"/>
+            <w:r>
+              <w:rPr>
+                <w:color w:val="000000"/>
+                <w:sz w:val="24"/>
+                <w:szCs w:val="24"/>
+              </w:rPr>
+              <w:t>Degree</w:t>
+            </w:r>
+            <w:proofErr w:type="spellEnd"/>
           </w:p>
         </w:tc>
         <w:tc>
@@ -11926,6 +13360,7 @@
                 <w:szCs w:val="24"/>
               </w:rPr>
             </w:pPr>
+            <w:proofErr w:type="spellStart"/>
             <w:r>
               <w:rPr>
                 <w:color w:val="000000"/>
@@ -11934,6 +13369,7 @@
               </w:rPr>
               <w:t>string</w:t>
             </w:r>
+            <w:proofErr w:type="spellEnd"/>
           </w:p>
         </w:tc>
         <w:tc>
@@ -12013,7 +13449,35 @@
                 <w:sz w:val="24"/>
                 <w:szCs w:val="24"/>
               </w:rPr>
-              <w:t>+ PublicationData()</w:t>
+              <w:t xml:space="preserve">+ </w:t>
+            </w:r>
+            <w:proofErr w:type="spellStart"/>
+            <w:proofErr w:type="gramStart"/>
+            <w:r>
+              <w:rPr>
+                <w:color w:val="000000"/>
+                <w:sz w:val="24"/>
+                <w:szCs w:val="24"/>
+              </w:rPr>
+              <w:t>PublicationData</w:t>
+            </w:r>
+            <w:proofErr w:type="spellEnd"/>
+            <w:r>
+              <w:rPr>
+                <w:color w:val="000000"/>
+                <w:sz w:val="24"/>
+                <w:szCs w:val="24"/>
+              </w:rPr>
+              <w:t>(</w:t>
+            </w:r>
+            <w:proofErr w:type="gramEnd"/>
+            <w:r>
+              <w:rPr>
+                <w:color w:val="000000"/>
+                <w:sz w:val="24"/>
+                <w:szCs w:val="24"/>
+              </w:rPr>
+              <w:t>)</w:t>
             </w:r>
           </w:p>
         </w:tc>
@@ -12053,8 +13517,18 @@
                 <w:sz w:val="24"/>
                 <w:szCs w:val="24"/>
               </w:rPr>
-              <w:t>Конструктор по умолчанию. Требуется для XML-сериализации</w:t>
-            </w:r>
+              <w:t>Конструктор по умолчанию. Требуется для XML-</w:t>
+            </w:r>
+            <w:proofErr w:type="spellStart"/>
+            <w:r>
+              <w:rPr>
+                <w:color w:val="000000"/>
+                <w:sz w:val="24"/>
+                <w:szCs w:val="24"/>
+              </w:rPr>
+              <w:t>сериализации</w:t>
+            </w:r>
+            <w:proofErr w:type="spellEnd"/>
           </w:p>
         </w:tc>
       </w:tr>
@@ -12080,7 +13554,63 @@
                 <w:sz w:val="24"/>
                 <w:szCs w:val="24"/>
               </w:rPr>
-              <w:t>+ FromPublication(PublicationBase pub)</w:t>
+              <w:t xml:space="preserve">+ </w:t>
+            </w:r>
+            <w:proofErr w:type="spellStart"/>
+            <w:proofErr w:type="gramStart"/>
+            <w:r>
+              <w:rPr>
+                <w:color w:val="000000"/>
+                <w:sz w:val="24"/>
+                <w:szCs w:val="24"/>
+              </w:rPr>
+              <w:t>FromPublication</w:t>
+            </w:r>
+            <w:proofErr w:type="spellEnd"/>
+            <w:r>
+              <w:rPr>
+                <w:color w:val="000000"/>
+                <w:sz w:val="24"/>
+                <w:szCs w:val="24"/>
+              </w:rPr>
+              <w:t>(</w:t>
+            </w:r>
+            <w:proofErr w:type="spellStart"/>
+            <w:proofErr w:type="gramEnd"/>
+            <w:r>
+              <w:rPr>
+                <w:color w:val="000000"/>
+                <w:sz w:val="24"/>
+                <w:szCs w:val="24"/>
+              </w:rPr>
+              <w:t>PublicationBase</w:t>
+            </w:r>
+            <w:proofErr w:type="spellEnd"/>
+            <w:r>
+              <w:rPr>
+                <w:color w:val="000000"/>
+                <w:sz w:val="24"/>
+                <w:szCs w:val="24"/>
+              </w:rPr>
+              <w:t xml:space="preserve"> </w:t>
+            </w:r>
+            <w:proofErr w:type="spellStart"/>
+            <w:r>
+              <w:rPr>
+                <w:color w:val="000000"/>
+                <w:sz w:val="24"/>
+                <w:szCs w:val="24"/>
+              </w:rPr>
+              <w:t>pub</w:t>
+            </w:r>
+            <w:proofErr w:type="spellEnd"/>
+            <w:r>
+              <w:rPr>
+                <w:color w:val="000000"/>
+                <w:sz w:val="24"/>
+                <w:szCs w:val="24"/>
+              </w:rPr>
+              <w:t>)</w:t>
             </w:r>
           </w:p>
         </w:tc>
@@ -12099,6 +13629,7 @@
                 <w:szCs w:val="24"/>
               </w:rPr>
             </w:pPr>
+            <w:proofErr w:type="spellStart"/>
             <w:r>
               <w:rPr>
                 <w:color w:val="000000"/>
@@ -12107,6 +13638,7 @@
               </w:rPr>
               <w:t>PublicationData</w:t>
             </w:r>
+            <w:proofErr w:type="spellEnd"/>
           </w:p>
         </w:tc>
         <w:tc>
@@ -12130,7 +13662,61 @@
                 <w:sz w:val="24"/>
                 <w:szCs w:val="24"/>
               </w:rPr>
-              <w:t>Статический метод создания объекта PublicationData из издания PublicationBase. pub – исходное издание</w:t>
+              <w:t xml:space="preserve">Статический метод создания объекта </w:t>
+            </w:r>
+            <w:proofErr w:type="spellStart"/>
+            <w:r>
+              <w:rPr>
+                <w:color w:val="000000"/>
+                <w:sz w:val="24"/>
+                <w:szCs w:val="24"/>
+              </w:rPr>
+              <w:t>PublicationData</w:t>
+            </w:r>
+            <w:proofErr w:type="spellEnd"/>
+            <w:r>
+              <w:rPr>
+                <w:color w:val="000000"/>
+                <w:sz w:val="24"/>
+                <w:szCs w:val="24"/>
+              </w:rPr>
+              <w:t xml:space="preserve"> из издания </w:t>
+            </w:r>
+            <w:proofErr w:type="spellStart"/>
+            <w:r>
+              <w:rPr>
+                <w:color w:val="000000"/>
+                <w:sz w:val="24"/>
+                <w:szCs w:val="24"/>
+              </w:rPr>
+              <w:t>PublicationBase</w:t>
+            </w:r>
+            <w:proofErr w:type="spellEnd"/>
+            <w:r>
+              <w:rPr>
+                <w:color w:val="000000"/>
+                <w:sz w:val="24"/>
+                <w:szCs w:val="24"/>
+              </w:rPr>
+              <w:t xml:space="preserve">. </w:t>
+            </w:r>
+            <w:proofErr w:type="spellStart"/>
+            <w:r>
+              <w:rPr>
+                <w:color w:val="000000"/>
+                <w:sz w:val="24"/>
+                <w:szCs w:val="24"/>
+              </w:rPr>
+              <w:t>pub</w:t>
+            </w:r>
+            <w:proofErr w:type="spellEnd"/>
+            <w:r>
+              <w:rPr>
+                <w:color w:val="000000"/>
+                <w:sz w:val="24"/>
+                <w:szCs w:val="24"/>
+              </w:rPr>
+              <w:t xml:space="preserve"> – исходное издание</w:t>
             </w:r>
           </w:p>
         </w:tc>
@@ -12157,7 +13743,35 @@
                 <w:sz w:val="24"/>
                 <w:szCs w:val="24"/>
               </w:rPr>
-              <w:t>+ ToPublication()</w:t>
+              <w:t xml:space="preserve">+ </w:t>
+            </w:r>
+            <w:proofErr w:type="spellStart"/>
+            <w:proofErr w:type="gramStart"/>
+            <w:r>
+              <w:rPr>
+                <w:color w:val="000000"/>
+                <w:sz w:val="24"/>
+                <w:szCs w:val="24"/>
+              </w:rPr>
+              <w:t>ToPublication</w:t>
+            </w:r>
+            <w:proofErr w:type="spellEnd"/>
+            <w:r>
+              <w:rPr>
+                <w:color w:val="000000"/>
+                <w:sz w:val="24"/>
+                <w:szCs w:val="24"/>
+              </w:rPr>
+              <w:t>(</w:t>
+            </w:r>
+            <w:proofErr w:type="gramEnd"/>
+            <w:r>
+              <w:rPr>
+                <w:color w:val="000000"/>
+                <w:sz w:val="24"/>
+                <w:szCs w:val="24"/>
+              </w:rPr>
+              <w:t>)</w:t>
             </w:r>
           </w:p>
         </w:tc>
@@ -12176,6 +13790,7 @@
                 <w:szCs w:val="24"/>
               </w:rPr>
             </w:pPr>
+            <w:proofErr w:type="spellStart"/>
             <w:r>
               <w:rPr>
                 <w:color w:val="000000"/>
@@ -12184,6 +13799,7 @@
               </w:rPr>
               <w:t>PublicationBase</w:t>
             </w:r>
+            <w:proofErr w:type="spellEnd"/>
           </w:p>
         </w:tc>
         <w:tc>
@@ -12207,8 +13823,36 @@
                 <w:sz w:val="24"/>
                 <w:szCs w:val="24"/>
               </w:rPr>
-              <w:t>Метод создания издания PublicationBase из объекта PublicationData</w:t>
-            </w:r>
+              <w:t xml:space="preserve">Метод создания издания </w:t>
+            </w:r>
+            <w:proofErr w:type="spellStart"/>
+            <w:r>
+              <w:rPr>
+                <w:color w:val="000000"/>
+                <w:sz w:val="24"/>
+                <w:szCs w:val="24"/>
+              </w:rPr>
+              <w:t>PublicationBase</w:t>
+            </w:r>
+            <w:proofErr w:type="spellEnd"/>
+            <w:r>
+              <w:rPr>
+                <w:color w:val="000000"/>
+                <w:sz w:val="24"/>
+                <w:szCs w:val="24"/>
+              </w:rPr>
+              <w:t xml:space="preserve"> из объекта </w:t>
+            </w:r>
+            <w:proofErr w:type="spellStart"/>
+            <w:r>
+              <w:rPr>
+                <w:color w:val="000000"/>
+                <w:sz w:val="24"/>
+                <w:szCs w:val="24"/>
+              </w:rPr>
+              <w:t>PublicationData</w:t>
+            </w:r>
+            <w:proofErr w:type="spellEnd"/>
           </w:p>
         </w:tc>
       </w:tr>
@@ -12234,7 +13878,35 @@
                 <w:sz w:val="24"/>
                 <w:szCs w:val="24"/>
               </w:rPr>
-              <w:t>- CreateBook()</w:t>
+              <w:t xml:space="preserve">- </w:t>
+            </w:r>
+            <w:proofErr w:type="spellStart"/>
+            <w:proofErr w:type="gramStart"/>
+            <w:r>
+              <w:rPr>
+                <w:color w:val="000000"/>
+                <w:sz w:val="24"/>
+                <w:szCs w:val="24"/>
+              </w:rPr>
+              <w:t>CreateBook</w:t>
+            </w:r>
+            <w:proofErr w:type="spellEnd"/>
+            <w:r>
+              <w:rPr>
+                <w:color w:val="000000"/>
+                <w:sz w:val="24"/>
+                <w:szCs w:val="24"/>
+              </w:rPr>
+              <w:t>(</w:t>
+            </w:r>
+            <w:proofErr w:type="gramEnd"/>
+            <w:r>
+              <w:rPr>
+                <w:color w:val="000000"/>
+                <w:sz w:val="24"/>
+                <w:szCs w:val="24"/>
+              </w:rPr>
+              <w:t>)</w:t>
             </w:r>
           </w:p>
         </w:tc>
@@ -12284,8 +13956,18 @@
                 <w:sz w:val="24"/>
                 <w:szCs w:val="24"/>
               </w:rPr>
-              <w:t>Приватный метод создания объекта книги из данных сериализации</w:t>
-            </w:r>
+              <w:t xml:space="preserve">Приватный метод создания объекта книги из данных </w:t>
+            </w:r>
+            <w:proofErr w:type="spellStart"/>
+            <w:r>
+              <w:rPr>
+                <w:color w:val="000000"/>
+                <w:sz w:val="24"/>
+                <w:szCs w:val="24"/>
+              </w:rPr>
+              <w:t>сериализации</w:t>
+            </w:r>
+            <w:proofErr w:type="spellEnd"/>
           </w:p>
         </w:tc>
       </w:tr>
@@ -12311,7 +13993,35 @@
                 <w:sz w:val="24"/>
                 <w:szCs w:val="24"/>
               </w:rPr>
-              <w:t>- CreateJournal()</w:t>
+              <w:t xml:space="preserve">- </w:t>
+            </w:r>
+            <w:proofErr w:type="spellStart"/>
+            <w:proofErr w:type="gramStart"/>
+            <w:r>
+              <w:rPr>
+                <w:color w:val="000000"/>
+                <w:sz w:val="24"/>
+                <w:szCs w:val="24"/>
+              </w:rPr>
+              <w:t>CreateJournal</w:t>
+            </w:r>
+            <w:proofErr w:type="spellEnd"/>
+            <w:r>
+              <w:rPr>
+                <w:color w:val="000000"/>
+                <w:sz w:val="24"/>
+                <w:szCs w:val="24"/>
+              </w:rPr>
+              <w:t>(</w:t>
+            </w:r>
+            <w:proofErr w:type="gramEnd"/>
+            <w:r>
+              <w:rPr>
+                <w:color w:val="000000"/>
+                <w:sz w:val="24"/>
+                <w:szCs w:val="24"/>
+              </w:rPr>
+              <w:t>)</w:t>
             </w:r>
           </w:p>
         </w:tc>
@@ -12361,8 +14071,18 @@
                 <w:sz w:val="24"/>
                 <w:szCs w:val="24"/>
               </w:rPr>
-              <w:t>Приватный метод создания объекта журнала из данных сериализации</w:t>
-            </w:r>
+              <w:t xml:space="preserve">Приватный метод создания объекта журнала из данных </w:t>
+            </w:r>
+            <w:proofErr w:type="spellStart"/>
+            <w:r>
+              <w:rPr>
+                <w:color w:val="000000"/>
+                <w:sz w:val="24"/>
+                <w:szCs w:val="24"/>
+              </w:rPr>
+              <w:t>сериализации</w:t>
+            </w:r>
+            <w:proofErr w:type="spellEnd"/>
           </w:p>
         </w:tc>
       </w:tr>
@@ -12388,7 +14108,35 @@
                 <w:sz w:val="24"/>
                 <w:szCs w:val="24"/>
               </w:rPr>
-              <w:t>- CreateCollection()</w:t>
+              <w:t xml:space="preserve">- </w:t>
+            </w:r>
+            <w:proofErr w:type="spellStart"/>
+            <w:proofErr w:type="gramStart"/>
+            <w:r>
+              <w:rPr>
+                <w:color w:val="000000"/>
+                <w:sz w:val="24"/>
+                <w:szCs w:val="24"/>
+              </w:rPr>
+              <w:t>CreateCollection</w:t>
+            </w:r>
+            <w:proofErr w:type="spellEnd"/>
+            <w:r>
+              <w:rPr>
+                <w:color w:val="000000"/>
+                <w:sz w:val="24"/>
+                <w:szCs w:val="24"/>
+              </w:rPr>
+              <w:t>(</w:t>
+            </w:r>
+            <w:proofErr w:type="gramEnd"/>
+            <w:r>
+              <w:rPr>
+                <w:color w:val="000000"/>
+                <w:sz w:val="24"/>
+                <w:szCs w:val="24"/>
+              </w:rPr>
+              <w:t>)</w:t>
             </w:r>
           </w:p>
         </w:tc>
@@ -12438,8 +14186,18 @@
                 <w:sz w:val="24"/>
                 <w:szCs w:val="24"/>
               </w:rPr>
-              <w:t>Приватный метод создания объекта сборника из данных сериализации</w:t>
-            </w:r>
+              <w:t xml:space="preserve">Приватный метод создания объекта сборника из данных </w:t>
+            </w:r>
+            <w:proofErr w:type="spellStart"/>
+            <w:r>
+              <w:rPr>
+                <w:color w:val="000000"/>
+                <w:sz w:val="24"/>
+                <w:szCs w:val="24"/>
+              </w:rPr>
+              <w:t>сериализации</w:t>
+            </w:r>
+            <w:proofErr w:type="spellEnd"/>
           </w:p>
         </w:tc>
       </w:tr>
@@ -12465,7 +14223,35 @@
                 <w:sz w:val="24"/>
                 <w:szCs w:val="24"/>
               </w:rPr>
-              <w:t>- CreateDissertation()</w:t>
+              <w:t xml:space="preserve">- </w:t>
+            </w:r>
+            <w:proofErr w:type="spellStart"/>
+            <w:proofErr w:type="gramStart"/>
+            <w:r>
+              <w:rPr>
+                <w:color w:val="000000"/>
+                <w:sz w:val="24"/>
+                <w:szCs w:val="24"/>
+              </w:rPr>
+              <w:t>CreateDissertation</w:t>
+            </w:r>
+            <w:proofErr w:type="spellEnd"/>
+            <w:r>
+              <w:rPr>
+                <w:color w:val="000000"/>
+                <w:sz w:val="24"/>
+                <w:szCs w:val="24"/>
+              </w:rPr>
+              <w:t>(</w:t>
+            </w:r>
+            <w:proofErr w:type="gramEnd"/>
+            <w:r>
+              <w:rPr>
+                <w:color w:val="000000"/>
+                <w:sz w:val="24"/>
+                <w:szCs w:val="24"/>
+              </w:rPr>
+              <w:t>)</w:t>
             </w:r>
           </w:p>
         </w:tc>
@@ -12484,6 +14270,7 @@
                 <w:szCs w:val="24"/>
               </w:rPr>
             </w:pPr>
+            <w:proofErr w:type="spellStart"/>
             <w:r>
               <w:rPr>
                 <w:color w:val="000000"/>
@@ -12492,6 +14279,7 @@
               </w:rPr>
               <w:t>Dissertation</w:t>
             </w:r>
+            <w:proofErr w:type="spellEnd"/>
           </w:p>
         </w:tc>
         <w:tc>
@@ -12515,8 +14303,18 @@
                 <w:sz w:val="24"/>
                 <w:szCs w:val="24"/>
               </w:rPr>
-              <w:t>Приватный метод создания объекта диссертации из данных сериализации</w:t>
-            </w:r>
+              <w:t xml:space="preserve">Приватный метод создания объекта диссертации из данных </w:t>
+            </w:r>
+            <w:proofErr w:type="spellStart"/>
+            <w:r>
+              <w:rPr>
+                <w:color w:val="000000"/>
+                <w:sz w:val="24"/>
+                <w:szCs w:val="24"/>
+              </w:rPr>
+              <w:t>сериализации</w:t>
+            </w:r>
+            <w:proofErr w:type="spellEnd"/>
           </w:p>
         </w:tc>
       </w:tr>
@@ -12563,9 +14361,11 @@
       <w:r>
         <w:t xml:space="preserve"> – Описание класса </w:t>
       </w:r>
+      <w:proofErr w:type="spellStart"/>
       <w:r>
         <w:t>RandomDataGenerator</w:t>
       </w:r>
+      <w:proofErr w:type="spellEnd"/>
     </w:p>
     <w:tbl>
       <w:tblPr>
@@ -12699,7 +14499,27 @@
                 <w:sz w:val="24"/>
                 <w:szCs w:val="24"/>
               </w:rPr>
-              <w:t>Класс RandomDataGenerator – статический класс для генерации случайных изданий различных типов. Содержит массивы случайных данных и методы генерации</w:t>
+              <w:t xml:space="preserve">Класс </w:t>
+            </w:r>
+            <w:proofErr w:type="spellStart"/>
+            <w:r>
+              <w:rPr>
+                <w:rFonts w:ascii="Times New Roman" w:hAnsi="Times New Roman" w:cs="Times New Roman"/>
+                <w:color w:val="000000"/>
+                <w:sz w:val="24"/>
+                <w:szCs w:val="24"/>
+              </w:rPr>
+              <w:t>RandomDataGenerator</w:t>
+            </w:r>
+            <w:proofErr w:type="spellEnd"/>
+            <w:r>
+              <w:rPr>
+                <w:rFonts w:ascii="Times New Roman" w:hAnsi="Times New Roman" w:cs="Times New Roman"/>
+                <w:color w:val="000000"/>
+                <w:sz w:val="24"/>
+                <w:szCs w:val="24"/>
+              </w:rPr>
+              <w:t xml:space="preserve"> – статический класс для генерации случайных изданий различных типов. Содержит массивы случайных данных и методы генерации</w:t>
             </w:r>
           </w:p>
         </w:tc>
@@ -12753,8 +14573,18 @@
                 <w:sz w:val="24"/>
                 <w:szCs w:val="24"/>
               </w:rPr>
-              <w:t>- _random</w:t>
-            </w:r>
+              <w:t>- _</w:t>
+            </w:r>
+            <w:proofErr w:type="spellStart"/>
+            <w:r>
+              <w:rPr>
+                <w:color w:val="000000"/>
+                <w:sz w:val="24"/>
+                <w:szCs w:val="24"/>
+              </w:rPr>
+              <w:t>random</w:t>
+            </w:r>
+            <w:proofErr w:type="spellEnd"/>
           </w:p>
         </w:tc>
         <w:tc>
@@ -12773,6 +14603,7 @@
                 <w:lang w:val="en-US"/>
               </w:rPr>
             </w:pPr>
+            <w:proofErr w:type="spellStart"/>
             <w:r>
               <w:rPr>
                 <w:color w:val="000000"/>
@@ -12781,6 +14612,7 @@
               </w:rPr>
               <w:t>Random</w:t>
             </w:r>
+            <w:proofErr w:type="spellEnd"/>
           </w:p>
         </w:tc>
         <w:tc>
@@ -12832,8 +14664,18 @@
                 <w:sz w:val="24"/>
                 <w:szCs w:val="24"/>
               </w:rPr>
-              <w:t>- BookTitles</w:t>
-            </w:r>
+              <w:t xml:space="preserve">- </w:t>
+            </w:r>
+            <w:proofErr w:type="spellStart"/>
+            <w:r>
+              <w:rPr>
+                <w:color w:val="000000"/>
+                <w:sz w:val="24"/>
+                <w:szCs w:val="24"/>
+              </w:rPr>
+              <w:t>BookTitles</w:t>
+            </w:r>
+            <w:proofErr w:type="spellEnd"/>
           </w:p>
         </w:tc>
         <w:tc>
@@ -12852,13 +14694,33 @@
                 <w:szCs w:val="24"/>
               </w:rPr>
             </w:pPr>
-            <w:r>
-              <w:rPr>
-                <w:color w:val="000000"/>
-                <w:sz w:val="24"/>
-                <w:szCs w:val="24"/>
-              </w:rPr>
-              <w:t>string[]</w:t>
+            <w:proofErr w:type="spellStart"/>
+            <w:proofErr w:type="gramStart"/>
+            <w:r>
+              <w:rPr>
+                <w:color w:val="000000"/>
+                <w:sz w:val="24"/>
+                <w:szCs w:val="24"/>
+              </w:rPr>
+              <w:t>string</w:t>
+            </w:r>
+            <w:proofErr w:type="spellEnd"/>
+            <w:r>
+              <w:rPr>
+                <w:color w:val="000000"/>
+                <w:sz w:val="24"/>
+                <w:szCs w:val="24"/>
+              </w:rPr>
+              <w:t>[</w:t>
+            </w:r>
+            <w:proofErr w:type="gramEnd"/>
+            <w:r>
+              <w:rPr>
+                <w:color w:val="000000"/>
+                <w:sz w:val="24"/>
+                <w:szCs w:val="24"/>
+              </w:rPr>
+              <w:t>]</w:t>
             </w:r>
           </w:p>
         </w:tc>
@@ -12912,8 +14774,18 @@
                 <w:sz w:val="24"/>
                 <w:szCs w:val="24"/>
               </w:rPr>
-              <w:t>- Authors</w:t>
-            </w:r>
+              <w:t xml:space="preserve">- </w:t>
+            </w:r>
+            <w:proofErr w:type="spellStart"/>
+            <w:r>
+              <w:rPr>
+                <w:color w:val="000000"/>
+                <w:sz w:val="24"/>
+                <w:szCs w:val="24"/>
+              </w:rPr>
+              <w:t>Authors</w:t>
+            </w:r>
+            <w:proofErr w:type="spellEnd"/>
           </w:p>
         </w:tc>
         <w:tc>
@@ -12932,13 +14804,33 @@
                 <w:szCs w:val="24"/>
               </w:rPr>
             </w:pPr>
-            <w:r>
-              <w:rPr>
-                <w:color w:val="000000"/>
-                <w:sz w:val="24"/>
-                <w:szCs w:val="24"/>
-              </w:rPr>
-              <w:t>string[]</w:t>
+            <w:proofErr w:type="spellStart"/>
+            <w:proofErr w:type="gramStart"/>
+            <w:r>
+              <w:rPr>
+                <w:color w:val="000000"/>
+                <w:sz w:val="24"/>
+                <w:szCs w:val="24"/>
+              </w:rPr>
+              <w:t>string</w:t>
+            </w:r>
+            <w:proofErr w:type="spellEnd"/>
+            <w:r>
+              <w:rPr>
+                <w:color w:val="000000"/>
+                <w:sz w:val="24"/>
+                <w:szCs w:val="24"/>
+              </w:rPr>
+              <w:t>[</w:t>
+            </w:r>
+            <w:proofErr w:type="gramEnd"/>
+            <w:r>
+              <w:rPr>
+                <w:color w:val="000000"/>
+                <w:sz w:val="24"/>
+                <w:szCs w:val="24"/>
+              </w:rPr>
+              <w:t>]</w:t>
             </w:r>
           </w:p>
         </w:tc>
@@ -12992,8 +14884,18 @@
                 <w:sz w:val="24"/>
                 <w:szCs w:val="24"/>
               </w:rPr>
-              <w:t>- Places</w:t>
-            </w:r>
+              <w:t xml:space="preserve">- </w:t>
+            </w:r>
+            <w:proofErr w:type="spellStart"/>
+            <w:r>
+              <w:rPr>
+                <w:color w:val="000000"/>
+                <w:sz w:val="24"/>
+                <w:szCs w:val="24"/>
+              </w:rPr>
+              <w:t>Places</w:t>
+            </w:r>
+            <w:proofErr w:type="spellEnd"/>
           </w:p>
         </w:tc>
         <w:tc>
@@ -13012,13 +14914,33 @@
                 <w:szCs w:val="24"/>
               </w:rPr>
             </w:pPr>
-            <w:r>
-              <w:rPr>
-                <w:color w:val="000000"/>
-                <w:sz w:val="24"/>
-                <w:szCs w:val="24"/>
-              </w:rPr>
-              <w:t>string[]</w:t>
+            <w:proofErr w:type="spellStart"/>
+            <w:proofErr w:type="gramStart"/>
+            <w:r>
+              <w:rPr>
+                <w:color w:val="000000"/>
+                <w:sz w:val="24"/>
+                <w:szCs w:val="24"/>
+              </w:rPr>
+              <w:t>string</w:t>
+            </w:r>
+            <w:proofErr w:type="spellEnd"/>
+            <w:r>
+              <w:rPr>
+                <w:color w:val="000000"/>
+                <w:sz w:val="24"/>
+                <w:szCs w:val="24"/>
+              </w:rPr>
+              <w:t>[</w:t>
+            </w:r>
+            <w:proofErr w:type="gramEnd"/>
+            <w:r>
+              <w:rPr>
+                <w:color w:val="000000"/>
+                <w:sz w:val="24"/>
+                <w:szCs w:val="24"/>
+              </w:rPr>
+              <w:t>]</w:t>
             </w:r>
           </w:p>
         </w:tc>
@@ -13072,8 +14994,18 @@
                 <w:sz w:val="24"/>
                 <w:szCs w:val="24"/>
               </w:rPr>
-              <w:t>- Publishers</w:t>
-            </w:r>
+              <w:t xml:space="preserve">- </w:t>
+            </w:r>
+            <w:proofErr w:type="spellStart"/>
+            <w:r>
+              <w:rPr>
+                <w:color w:val="000000"/>
+                <w:sz w:val="24"/>
+                <w:szCs w:val="24"/>
+              </w:rPr>
+              <w:t>Publishers</w:t>
+            </w:r>
+            <w:proofErr w:type="spellEnd"/>
           </w:p>
         </w:tc>
         <w:tc>
@@ -13092,13 +15024,33 @@
                 <w:szCs w:val="24"/>
               </w:rPr>
             </w:pPr>
-            <w:r>
-              <w:rPr>
-                <w:color w:val="000000"/>
-                <w:sz w:val="24"/>
-                <w:szCs w:val="24"/>
-              </w:rPr>
-              <w:t>string[]</w:t>
+            <w:proofErr w:type="spellStart"/>
+            <w:proofErr w:type="gramStart"/>
+            <w:r>
+              <w:rPr>
+                <w:color w:val="000000"/>
+                <w:sz w:val="24"/>
+                <w:szCs w:val="24"/>
+              </w:rPr>
+              <w:t>string</w:t>
+            </w:r>
+            <w:proofErr w:type="spellEnd"/>
+            <w:r>
+              <w:rPr>
+                <w:color w:val="000000"/>
+                <w:sz w:val="24"/>
+                <w:szCs w:val="24"/>
+              </w:rPr>
+              <w:t>[</w:t>
+            </w:r>
+            <w:proofErr w:type="gramEnd"/>
+            <w:r>
+              <w:rPr>
+                <w:color w:val="000000"/>
+                <w:sz w:val="24"/>
+                <w:szCs w:val="24"/>
+              </w:rPr>
+              <w:t>]</w:t>
             </w:r>
           </w:p>
         </w:tc>
@@ -13152,8 +15104,18 @@
                 <w:sz w:val="24"/>
                 <w:szCs w:val="24"/>
               </w:rPr>
-              <w:t>- Specialities</w:t>
-            </w:r>
+              <w:t xml:space="preserve">- </w:t>
+            </w:r>
+            <w:proofErr w:type="spellStart"/>
+            <w:r>
+              <w:rPr>
+                <w:color w:val="000000"/>
+                <w:sz w:val="24"/>
+                <w:szCs w:val="24"/>
+              </w:rPr>
+              <w:t>Specialities</w:t>
+            </w:r>
+            <w:proofErr w:type="spellEnd"/>
           </w:p>
         </w:tc>
         <w:tc>
@@ -13172,13 +15134,33 @@
                 <w:szCs w:val="24"/>
               </w:rPr>
             </w:pPr>
-            <w:r>
-              <w:rPr>
-                <w:color w:val="000000"/>
-                <w:sz w:val="24"/>
-                <w:szCs w:val="24"/>
-              </w:rPr>
-              <w:t>string[]</w:t>
+            <w:proofErr w:type="spellStart"/>
+            <w:proofErr w:type="gramStart"/>
+            <w:r>
+              <w:rPr>
+                <w:color w:val="000000"/>
+                <w:sz w:val="24"/>
+                <w:szCs w:val="24"/>
+              </w:rPr>
+              <w:t>string</w:t>
+            </w:r>
+            <w:proofErr w:type="spellEnd"/>
+            <w:r>
+              <w:rPr>
+                <w:color w:val="000000"/>
+                <w:sz w:val="24"/>
+                <w:szCs w:val="24"/>
+              </w:rPr>
+              <w:t>[</w:t>
+            </w:r>
+            <w:proofErr w:type="gramEnd"/>
+            <w:r>
+              <w:rPr>
+                <w:color w:val="000000"/>
+                <w:sz w:val="24"/>
+                <w:szCs w:val="24"/>
+              </w:rPr>
+              <w:t>]</w:t>
             </w:r>
           </w:p>
         </w:tc>
@@ -13232,8 +15214,18 @@
                 <w:sz w:val="24"/>
                 <w:szCs w:val="24"/>
               </w:rPr>
-              <w:t>- Degrees</w:t>
-            </w:r>
+              <w:t xml:space="preserve">- </w:t>
+            </w:r>
+            <w:proofErr w:type="spellStart"/>
+            <w:r>
+              <w:rPr>
+                <w:color w:val="000000"/>
+                <w:sz w:val="24"/>
+                <w:szCs w:val="24"/>
+              </w:rPr>
+              <w:t>Degrees</w:t>
+            </w:r>
+            <w:proofErr w:type="spellEnd"/>
           </w:p>
         </w:tc>
         <w:tc>
@@ -13252,13 +15244,33 @@
                 <w:szCs w:val="24"/>
               </w:rPr>
             </w:pPr>
-            <w:r>
-              <w:rPr>
-                <w:color w:val="000000"/>
-                <w:sz w:val="24"/>
-                <w:szCs w:val="24"/>
-              </w:rPr>
-              <w:t>string[]</w:t>
+            <w:proofErr w:type="spellStart"/>
+            <w:proofErr w:type="gramStart"/>
+            <w:r>
+              <w:rPr>
+                <w:color w:val="000000"/>
+                <w:sz w:val="24"/>
+                <w:szCs w:val="24"/>
+              </w:rPr>
+              <w:t>string</w:t>
+            </w:r>
+            <w:proofErr w:type="spellEnd"/>
+            <w:r>
+              <w:rPr>
+                <w:color w:val="000000"/>
+                <w:sz w:val="24"/>
+                <w:szCs w:val="24"/>
+              </w:rPr>
+              <w:t>[</w:t>
+            </w:r>
+            <w:proofErr w:type="gramEnd"/>
+            <w:r>
+              <w:rPr>
+                <w:color w:val="000000"/>
+                <w:sz w:val="24"/>
+                <w:szCs w:val="24"/>
+              </w:rPr>
+              <w:t>]</w:t>
             </w:r>
           </w:p>
         </w:tc>
@@ -13312,8 +15324,18 @@
                 <w:sz w:val="24"/>
                 <w:szCs w:val="24"/>
               </w:rPr>
-              <w:t>- AuthorFullNames</w:t>
-            </w:r>
+              <w:t xml:space="preserve">- </w:t>
+            </w:r>
+            <w:proofErr w:type="spellStart"/>
+            <w:r>
+              <w:rPr>
+                <w:color w:val="000000"/>
+                <w:sz w:val="24"/>
+                <w:szCs w:val="24"/>
+              </w:rPr>
+              <w:t>AuthorFullNames</w:t>
+            </w:r>
+            <w:proofErr w:type="spellEnd"/>
           </w:p>
         </w:tc>
         <w:tc>
@@ -13332,13 +15354,33 @@
                 <w:szCs w:val="24"/>
               </w:rPr>
             </w:pPr>
-            <w:r>
-              <w:rPr>
-                <w:color w:val="000000"/>
-                <w:sz w:val="24"/>
-                <w:szCs w:val="24"/>
-              </w:rPr>
-              <w:t>string[]</w:t>
+            <w:proofErr w:type="spellStart"/>
+            <w:proofErr w:type="gramStart"/>
+            <w:r>
+              <w:rPr>
+                <w:color w:val="000000"/>
+                <w:sz w:val="24"/>
+                <w:szCs w:val="24"/>
+              </w:rPr>
+              <w:t>string</w:t>
+            </w:r>
+            <w:proofErr w:type="spellEnd"/>
+            <w:r>
+              <w:rPr>
+                <w:color w:val="000000"/>
+                <w:sz w:val="24"/>
+                <w:szCs w:val="24"/>
+              </w:rPr>
+              <w:t>[</w:t>
+            </w:r>
+            <w:proofErr w:type="gramEnd"/>
+            <w:r>
+              <w:rPr>
+                <w:color w:val="000000"/>
+                <w:sz w:val="24"/>
+                <w:szCs w:val="24"/>
+              </w:rPr>
+              <w:t>]</w:t>
             </w:r>
           </w:p>
         </w:tc>
@@ -13392,8 +15434,18 @@
                 <w:sz w:val="24"/>
                 <w:szCs w:val="24"/>
               </w:rPr>
-              <w:t>- TitleInformations</w:t>
-            </w:r>
+              <w:t xml:space="preserve">- </w:t>
+            </w:r>
+            <w:proofErr w:type="spellStart"/>
+            <w:r>
+              <w:rPr>
+                <w:color w:val="000000"/>
+                <w:sz w:val="24"/>
+                <w:szCs w:val="24"/>
+              </w:rPr>
+              <w:t>TitleInformations</w:t>
+            </w:r>
+            <w:proofErr w:type="spellEnd"/>
           </w:p>
         </w:tc>
         <w:tc>
@@ -13412,13 +15464,33 @@
                 <w:szCs w:val="24"/>
               </w:rPr>
             </w:pPr>
-            <w:r>
-              <w:rPr>
-                <w:color w:val="000000"/>
-                <w:sz w:val="24"/>
-                <w:szCs w:val="24"/>
-              </w:rPr>
-              <w:t>string[]</w:t>
+            <w:proofErr w:type="spellStart"/>
+            <w:proofErr w:type="gramStart"/>
+            <w:r>
+              <w:rPr>
+                <w:color w:val="000000"/>
+                <w:sz w:val="24"/>
+                <w:szCs w:val="24"/>
+              </w:rPr>
+              <w:t>string</w:t>
+            </w:r>
+            <w:proofErr w:type="spellEnd"/>
+            <w:r>
+              <w:rPr>
+                <w:color w:val="000000"/>
+                <w:sz w:val="24"/>
+                <w:szCs w:val="24"/>
+              </w:rPr>
+              <w:t>[</w:t>
+            </w:r>
+            <w:proofErr w:type="gramEnd"/>
+            <w:r>
+              <w:rPr>
+                <w:color w:val="000000"/>
+                <w:sz w:val="24"/>
+                <w:szCs w:val="24"/>
+              </w:rPr>
+              <w:t>]</w:t>
             </w:r>
           </w:p>
         </w:tc>
@@ -13472,8 +15544,18 @@
                 <w:sz w:val="24"/>
                 <w:szCs w:val="24"/>
               </w:rPr>
-              <w:t>- Frequencies</w:t>
-            </w:r>
+              <w:t xml:space="preserve">- </w:t>
+            </w:r>
+            <w:proofErr w:type="spellStart"/>
+            <w:r>
+              <w:rPr>
+                <w:color w:val="000000"/>
+                <w:sz w:val="24"/>
+                <w:szCs w:val="24"/>
+              </w:rPr>
+              <w:t>Frequencies</w:t>
+            </w:r>
+            <w:proofErr w:type="spellEnd"/>
           </w:p>
         </w:tc>
         <w:tc>
@@ -13492,13 +15574,33 @@
                 <w:szCs w:val="24"/>
               </w:rPr>
             </w:pPr>
-            <w:r>
-              <w:rPr>
-                <w:color w:val="000000"/>
-                <w:sz w:val="24"/>
-                <w:szCs w:val="24"/>
-              </w:rPr>
-              <w:t>string[]</w:t>
+            <w:proofErr w:type="spellStart"/>
+            <w:proofErr w:type="gramStart"/>
+            <w:r>
+              <w:rPr>
+                <w:color w:val="000000"/>
+                <w:sz w:val="24"/>
+                <w:szCs w:val="24"/>
+              </w:rPr>
+              <w:t>string</w:t>
+            </w:r>
+            <w:proofErr w:type="spellEnd"/>
+            <w:r>
+              <w:rPr>
+                <w:color w:val="000000"/>
+                <w:sz w:val="24"/>
+                <w:szCs w:val="24"/>
+              </w:rPr>
+              <w:t>[</w:t>
+            </w:r>
+            <w:proofErr w:type="gramEnd"/>
+            <w:r>
+              <w:rPr>
+                <w:color w:val="000000"/>
+                <w:sz w:val="24"/>
+                <w:szCs w:val="24"/>
+              </w:rPr>
+              <w:t>]</w:t>
             </w:r>
           </w:p>
         </w:tc>
@@ -13552,8 +15654,18 @@
                 <w:sz w:val="24"/>
                 <w:szCs w:val="24"/>
               </w:rPr>
-              <w:t>- JournalTitles</w:t>
-            </w:r>
+              <w:t xml:space="preserve">- </w:t>
+            </w:r>
+            <w:proofErr w:type="spellStart"/>
+            <w:r>
+              <w:rPr>
+                <w:color w:val="000000"/>
+                <w:sz w:val="24"/>
+                <w:szCs w:val="24"/>
+              </w:rPr>
+              <w:t>JournalTitles</w:t>
+            </w:r>
+            <w:proofErr w:type="spellEnd"/>
           </w:p>
         </w:tc>
         <w:tc>
@@ -13572,13 +15684,33 @@
                 <w:szCs w:val="24"/>
               </w:rPr>
             </w:pPr>
-            <w:r>
-              <w:rPr>
-                <w:color w:val="000000"/>
-                <w:sz w:val="24"/>
-                <w:szCs w:val="24"/>
-              </w:rPr>
-              <w:t>string[]</w:t>
+            <w:proofErr w:type="spellStart"/>
+            <w:proofErr w:type="gramStart"/>
+            <w:r>
+              <w:rPr>
+                <w:color w:val="000000"/>
+                <w:sz w:val="24"/>
+                <w:szCs w:val="24"/>
+              </w:rPr>
+              <w:t>string</w:t>
+            </w:r>
+            <w:proofErr w:type="spellEnd"/>
+            <w:r>
+              <w:rPr>
+                <w:color w:val="000000"/>
+                <w:sz w:val="24"/>
+                <w:szCs w:val="24"/>
+              </w:rPr>
+              <w:t>[</w:t>
+            </w:r>
+            <w:proofErr w:type="gramEnd"/>
+            <w:r>
+              <w:rPr>
+                <w:color w:val="000000"/>
+                <w:sz w:val="24"/>
+                <w:szCs w:val="24"/>
+              </w:rPr>
+              <w:t>]</w:t>
             </w:r>
           </w:p>
         </w:tc>
@@ -13632,8 +15764,18 @@
                 <w:sz w:val="24"/>
                 <w:szCs w:val="24"/>
               </w:rPr>
-              <w:t>- CollectionTitles</w:t>
-            </w:r>
+              <w:t xml:space="preserve">- </w:t>
+            </w:r>
+            <w:proofErr w:type="spellStart"/>
+            <w:r>
+              <w:rPr>
+                <w:color w:val="000000"/>
+                <w:sz w:val="24"/>
+                <w:szCs w:val="24"/>
+              </w:rPr>
+              <w:t>CollectionTitles</w:t>
+            </w:r>
+            <w:proofErr w:type="spellEnd"/>
           </w:p>
         </w:tc>
         <w:tc>
@@ -13652,13 +15794,33 @@
                 <w:szCs w:val="24"/>
               </w:rPr>
             </w:pPr>
-            <w:r>
-              <w:rPr>
-                <w:color w:val="000000"/>
-                <w:sz w:val="24"/>
-                <w:szCs w:val="24"/>
-              </w:rPr>
-              <w:t>string[]</w:t>
+            <w:proofErr w:type="spellStart"/>
+            <w:proofErr w:type="gramStart"/>
+            <w:r>
+              <w:rPr>
+                <w:color w:val="000000"/>
+                <w:sz w:val="24"/>
+                <w:szCs w:val="24"/>
+              </w:rPr>
+              <w:t>string</w:t>
+            </w:r>
+            <w:proofErr w:type="spellEnd"/>
+            <w:r>
+              <w:rPr>
+                <w:color w:val="000000"/>
+                <w:sz w:val="24"/>
+                <w:szCs w:val="24"/>
+              </w:rPr>
+              <w:t>[</w:t>
+            </w:r>
+            <w:proofErr w:type="gramEnd"/>
+            <w:r>
+              <w:rPr>
+                <w:color w:val="000000"/>
+                <w:sz w:val="24"/>
+                <w:szCs w:val="24"/>
+              </w:rPr>
+              <w:t>]</w:t>
             </w:r>
           </w:p>
         </w:tc>
@@ -13712,8 +15874,18 @@
                 <w:sz w:val="24"/>
                 <w:szCs w:val="24"/>
               </w:rPr>
-              <w:t>- EditorialBoards</w:t>
-            </w:r>
+              <w:t xml:space="preserve">- </w:t>
+            </w:r>
+            <w:proofErr w:type="spellStart"/>
+            <w:r>
+              <w:rPr>
+                <w:color w:val="000000"/>
+                <w:sz w:val="24"/>
+                <w:szCs w:val="24"/>
+              </w:rPr>
+              <w:t>EditorialBoards</w:t>
+            </w:r>
+            <w:proofErr w:type="spellEnd"/>
           </w:p>
         </w:tc>
         <w:tc>
@@ -13732,13 +15904,33 @@
                 <w:szCs w:val="24"/>
               </w:rPr>
             </w:pPr>
-            <w:r>
-              <w:rPr>
-                <w:color w:val="000000"/>
-                <w:sz w:val="24"/>
-                <w:szCs w:val="24"/>
-              </w:rPr>
-              <w:t>string[]</w:t>
+            <w:proofErr w:type="spellStart"/>
+            <w:proofErr w:type="gramStart"/>
+            <w:r>
+              <w:rPr>
+                <w:color w:val="000000"/>
+                <w:sz w:val="24"/>
+                <w:szCs w:val="24"/>
+              </w:rPr>
+              <w:t>string</w:t>
+            </w:r>
+            <w:proofErr w:type="spellEnd"/>
+            <w:r>
+              <w:rPr>
+                <w:color w:val="000000"/>
+                <w:sz w:val="24"/>
+                <w:szCs w:val="24"/>
+              </w:rPr>
+              <w:t>[</w:t>
+            </w:r>
+            <w:proofErr w:type="gramEnd"/>
+            <w:r>
+              <w:rPr>
+                <w:color w:val="000000"/>
+                <w:sz w:val="24"/>
+                <w:szCs w:val="24"/>
+              </w:rPr>
+              <w:t>]</w:t>
             </w:r>
           </w:p>
         </w:tc>
@@ -13792,8 +15984,18 @@
                 <w:sz w:val="24"/>
                 <w:szCs w:val="24"/>
               </w:rPr>
-              <w:t>- ResponsibleEditors</w:t>
-            </w:r>
+              <w:t xml:space="preserve">- </w:t>
+            </w:r>
+            <w:proofErr w:type="spellStart"/>
+            <w:r>
+              <w:rPr>
+                <w:color w:val="000000"/>
+                <w:sz w:val="24"/>
+                <w:szCs w:val="24"/>
+              </w:rPr>
+              <w:t>ResponsibleEditors</w:t>
+            </w:r>
+            <w:proofErr w:type="spellEnd"/>
           </w:p>
         </w:tc>
         <w:tc>
@@ -13812,13 +16014,33 @@
                 <w:szCs w:val="24"/>
               </w:rPr>
             </w:pPr>
-            <w:r>
-              <w:rPr>
-                <w:color w:val="000000"/>
-                <w:sz w:val="24"/>
-                <w:szCs w:val="24"/>
-              </w:rPr>
-              <w:t>string[]</w:t>
+            <w:proofErr w:type="spellStart"/>
+            <w:proofErr w:type="gramStart"/>
+            <w:r>
+              <w:rPr>
+                <w:color w:val="000000"/>
+                <w:sz w:val="24"/>
+                <w:szCs w:val="24"/>
+              </w:rPr>
+              <w:t>string</w:t>
+            </w:r>
+            <w:proofErr w:type="spellEnd"/>
+            <w:r>
+              <w:rPr>
+                <w:color w:val="000000"/>
+                <w:sz w:val="24"/>
+                <w:szCs w:val="24"/>
+              </w:rPr>
+              <w:t>[</w:t>
+            </w:r>
+            <w:proofErr w:type="gramEnd"/>
+            <w:r>
+              <w:rPr>
+                <w:color w:val="000000"/>
+                <w:sz w:val="24"/>
+                <w:szCs w:val="24"/>
+              </w:rPr>
+              <w:t>]</w:t>
             </w:r>
           </w:p>
         </w:tc>
@@ -13873,8 +16095,18 @@
                 <w:szCs w:val="24"/>
               </w:rPr>
               <w:lastRenderedPageBreak/>
-              <w:t>- DissertationTopics</w:t>
-            </w:r>
+              <w:t xml:space="preserve">- </w:t>
+            </w:r>
+            <w:proofErr w:type="spellStart"/>
+            <w:r>
+              <w:rPr>
+                <w:color w:val="000000"/>
+                <w:sz w:val="24"/>
+                <w:szCs w:val="24"/>
+              </w:rPr>
+              <w:t>DissertationTopics</w:t>
+            </w:r>
+            <w:proofErr w:type="spellEnd"/>
           </w:p>
         </w:tc>
         <w:tc>
@@ -13893,13 +16125,33 @@
                 <w:szCs w:val="24"/>
               </w:rPr>
             </w:pPr>
-            <w:r>
-              <w:rPr>
-                <w:color w:val="000000"/>
-                <w:sz w:val="24"/>
-                <w:szCs w:val="24"/>
-              </w:rPr>
-              <w:t>string[]</w:t>
+            <w:proofErr w:type="spellStart"/>
+            <w:proofErr w:type="gramStart"/>
+            <w:r>
+              <w:rPr>
+                <w:color w:val="000000"/>
+                <w:sz w:val="24"/>
+                <w:szCs w:val="24"/>
+              </w:rPr>
+              <w:t>string</w:t>
+            </w:r>
+            <w:proofErr w:type="spellEnd"/>
+            <w:r>
+              <w:rPr>
+                <w:color w:val="000000"/>
+                <w:sz w:val="24"/>
+                <w:szCs w:val="24"/>
+              </w:rPr>
+              <w:t>[</w:t>
+            </w:r>
+            <w:proofErr w:type="gramEnd"/>
+            <w:r>
+              <w:rPr>
+                <w:color w:val="000000"/>
+                <w:sz w:val="24"/>
+                <w:szCs w:val="24"/>
+              </w:rPr>
+              <w:t>]</w:t>
             </w:r>
           </w:p>
         </w:tc>
@@ -13980,7 +16232,35 @@
                 <w:sz w:val="24"/>
                 <w:szCs w:val="24"/>
               </w:rPr>
-              <w:t>+ GenerateRandomBook()</w:t>
+              <w:t xml:space="preserve">+ </w:t>
+            </w:r>
+            <w:proofErr w:type="spellStart"/>
+            <w:proofErr w:type="gramStart"/>
+            <w:r>
+              <w:rPr>
+                <w:color w:val="000000"/>
+                <w:sz w:val="24"/>
+                <w:szCs w:val="24"/>
+              </w:rPr>
+              <w:t>GenerateRandomBook</w:t>
+            </w:r>
+            <w:proofErr w:type="spellEnd"/>
+            <w:r>
+              <w:rPr>
+                <w:color w:val="000000"/>
+                <w:sz w:val="24"/>
+                <w:szCs w:val="24"/>
+              </w:rPr>
+              <w:t>(</w:t>
+            </w:r>
+            <w:proofErr w:type="gramEnd"/>
+            <w:r>
+              <w:rPr>
+                <w:color w:val="000000"/>
+                <w:sz w:val="24"/>
+                <w:szCs w:val="24"/>
+              </w:rPr>
+              <w:t>)</w:t>
             </w:r>
           </w:p>
         </w:tc>
@@ -14055,7 +16335,35 @@
                 <w:sz w:val="24"/>
                 <w:szCs w:val="24"/>
               </w:rPr>
-              <w:t>+ GenerateRandomJournal()</w:t>
+              <w:t xml:space="preserve">+ </w:t>
+            </w:r>
+            <w:proofErr w:type="spellStart"/>
+            <w:proofErr w:type="gramStart"/>
+            <w:r>
+              <w:rPr>
+                <w:color w:val="000000"/>
+                <w:sz w:val="24"/>
+                <w:szCs w:val="24"/>
+              </w:rPr>
+              <w:t>GenerateRandomJournal</w:t>
+            </w:r>
+            <w:proofErr w:type="spellEnd"/>
+            <w:r>
+              <w:rPr>
+                <w:color w:val="000000"/>
+                <w:sz w:val="24"/>
+                <w:szCs w:val="24"/>
+              </w:rPr>
+              <w:t>(</w:t>
+            </w:r>
+            <w:proofErr w:type="gramEnd"/>
+            <w:r>
+              <w:rPr>
+                <w:color w:val="000000"/>
+                <w:sz w:val="24"/>
+                <w:szCs w:val="24"/>
+              </w:rPr>
+              <w:t>)</w:t>
             </w:r>
           </w:p>
         </w:tc>
@@ -14132,7 +16440,35 @@
                 <w:sz w:val="24"/>
                 <w:szCs w:val="24"/>
               </w:rPr>
-              <w:t>+ GenerateRandomCollection()</w:t>
+              <w:t xml:space="preserve">+ </w:t>
+            </w:r>
+            <w:proofErr w:type="spellStart"/>
+            <w:proofErr w:type="gramStart"/>
+            <w:r>
+              <w:rPr>
+                <w:color w:val="000000"/>
+                <w:sz w:val="24"/>
+                <w:szCs w:val="24"/>
+              </w:rPr>
+              <w:t>GenerateRandomCollection</w:t>
+            </w:r>
+            <w:proofErr w:type="spellEnd"/>
+            <w:r>
+              <w:rPr>
+                <w:color w:val="000000"/>
+                <w:sz w:val="24"/>
+                <w:szCs w:val="24"/>
+              </w:rPr>
+              <w:t>(</w:t>
+            </w:r>
+            <w:proofErr w:type="gramEnd"/>
+            <w:r>
+              <w:rPr>
+                <w:color w:val="000000"/>
+                <w:sz w:val="24"/>
+                <w:szCs w:val="24"/>
+              </w:rPr>
+              <w:t>)</w:t>
             </w:r>
           </w:p>
         </w:tc>
@@ -14209,7 +16545,35 @@
                 <w:sz w:val="24"/>
                 <w:szCs w:val="24"/>
               </w:rPr>
-              <w:t>+ GenerateRandomDissertation()</w:t>
+              <w:t xml:space="preserve">+ </w:t>
+            </w:r>
+            <w:proofErr w:type="spellStart"/>
+            <w:proofErr w:type="gramStart"/>
+            <w:r>
+              <w:rPr>
+                <w:color w:val="000000"/>
+                <w:sz w:val="24"/>
+                <w:szCs w:val="24"/>
+              </w:rPr>
+              <w:t>GenerateRandomDissertation</w:t>
+            </w:r>
+            <w:proofErr w:type="spellEnd"/>
+            <w:r>
+              <w:rPr>
+                <w:color w:val="000000"/>
+                <w:sz w:val="24"/>
+                <w:szCs w:val="24"/>
+              </w:rPr>
+              <w:t>(</w:t>
+            </w:r>
+            <w:proofErr w:type="gramEnd"/>
+            <w:r>
+              <w:rPr>
+                <w:color w:val="000000"/>
+                <w:sz w:val="24"/>
+                <w:szCs w:val="24"/>
+              </w:rPr>
+              <w:t>)</w:t>
             </w:r>
           </w:p>
         </w:tc>
@@ -14228,6 +16592,7 @@
                 <w:szCs w:val="24"/>
               </w:rPr>
             </w:pPr>
+            <w:proofErr w:type="spellStart"/>
             <w:r>
               <w:rPr>
                 <w:color w:val="000000"/>
@@ -14236,6 +16601,7 @@
               </w:rPr>
               <w:t>Dissertation</w:t>
             </w:r>
+            <w:proofErr w:type="spellEnd"/>
           </w:p>
         </w:tc>
         <w:tc>
@@ -14286,7 +16652,61 @@
                 <w:sz w:val="24"/>
                 <w:szCs w:val="24"/>
               </w:rPr>
-              <w:t>- GetRandomElement\&lt;T\&gt;(T[] array)</w:t>
+              <w:t xml:space="preserve">- </w:t>
+            </w:r>
+            <w:proofErr w:type="spellStart"/>
+            <w:r>
+              <w:rPr>
+                <w:color w:val="000000"/>
+                <w:sz w:val="24"/>
+                <w:szCs w:val="24"/>
+              </w:rPr>
+              <w:t>GetRandomElement</w:t>
+            </w:r>
+            <w:proofErr w:type="spellEnd"/>
+            <w:r>
+              <w:rPr>
+                <w:color w:val="000000"/>
+                <w:sz w:val="24"/>
+                <w:szCs w:val="24"/>
+              </w:rPr>
+              <w:t>\&lt;T</w:t>
+            </w:r>
+            <w:proofErr w:type="gramStart"/>
+            <w:r>
+              <w:rPr>
+                <w:color w:val="000000"/>
+                <w:sz w:val="24"/>
+                <w:szCs w:val="24"/>
+              </w:rPr>
+              <w:t>\&gt;(</w:t>
+            </w:r>
+            <w:proofErr w:type="gramEnd"/>
+            <w:r>
+              <w:rPr>
+                <w:color w:val="000000"/>
+                <w:sz w:val="24"/>
+                <w:szCs w:val="24"/>
+              </w:rPr>
+              <w:t xml:space="preserve">T[] </w:t>
+            </w:r>
+            <w:proofErr w:type="spellStart"/>
+            <w:r>
+              <w:rPr>
+                <w:color w:val="000000"/>
+                <w:sz w:val="24"/>
+                <w:szCs w:val="24"/>
+              </w:rPr>
+              <w:t>array</w:t>
+            </w:r>
+            <w:proofErr w:type="spellEnd"/>
+            <w:r>
+              <w:rPr>
+                <w:color w:val="000000"/>
+                <w:sz w:val="24"/>
+                <w:szCs w:val="24"/>
+              </w:rPr>
+              <w:t>)</w:t>
             </w:r>
           </w:p>
         </w:tc>
@@ -14336,7 +16756,25 @@
                 <w:sz w:val="24"/>
                 <w:szCs w:val="24"/>
               </w:rPr>
-              <w:t>Приватный статический метод получения случайного элемента из массива. array – массив элементов</w:t>
+              <w:t xml:space="preserve">Приватный статический метод получения случайного элемента из массива. </w:t>
+            </w:r>
+            <w:proofErr w:type="spellStart"/>
+            <w:r>
+              <w:rPr>
+                <w:color w:val="000000"/>
+                <w:sz w:val="24"/>
+                <w:szCs w:val="24"/>
+              </w:rPr>
+              <w:t>array</w:t>
+            </w:r>
+            <w:proofErr w:type="spellEnd"/>
+            <w:r>
+              <w:rPr>
+                <w:color w:val="000000"/>
+                <w:sz w:val="24"/>
+                <w:szCs w:val="24"/>
+              </w:rPr>
+              <w:t xml:space="preserve"> – массив элементов</w:t>
             </w:r>
           </w:p>
         </w:tc>
@@ -14371,9 +16809,11 @@
       <w:r>
         <w:t xml:space="preserve"> – Описание класса </w:t>
       </w:r>
+      <w:proofErr w:type="spellStart"/>
       <w:r>
         <w:t>Validator</w:t>
       </w:r>
+      <w:proofErr w:type="spellEnd"/>
     </w:p>
     <w:tbl>
       <w:tblPr>
@@ -14507,7 +16947,27 @@
                 <w:sz w:val="24"/>
                 <w:szCs w:val="24"/>
               </w:rPr>
-              <w:t>Класс Validator – внутренний класс-валидатор для проверки полей формы. Содержит методы проверки заполнения текстовых полей и корректности числовых значений</w:t>
+              <w:t xml:space="preserve">Класс </w:t>
+            </w:r>
+            <w:proofErr w:type="spellStart"/>
+            <w:r>
+              <w:rPr>
+                <w:rFonts w:ascii="Times New Roman" w:hAnsi="Times New Roman" w:cs="Times New Roman"/>
+                <w:color w:val="000000"/>
+                <w:sz w:val="24"/>
+                <w:szCs w:val="24"/>
+              </w:rPr>
+              <w:t>Validator</w:t>
+            </w:r>
+            <w:proofErr w:type="spellEnd"/>
+            <w:r>
+              <w:rPr>
+                <w:rFonts w:ascii="Times New Roman" w:hAnsi="Times New Roman" w:cs="Times New Roman"/>
+                <w:color w:val="000000"/>
+                <w:sz w:val="24"/>
+                <w:szCs w:val="24"/>
+              </w:rPr>
+              <w:t xml:space="preserve"> – внутренний класс-валидатор для проверки полей формы. Содержит методы проверки заполнения текстовых полей и корректности числовых значений</w:t>
             </w:r>
           </w:p>
         </w:tc>
@@ -14564,7 +17024,98 @@
                 <w:szCs w:val="24"/>
                 <w:lang w:val="en-US"/>
               </w:rPr>
-              <w:t>+ AreTextBoxesFilled(string errorMessage, params TextBox[] textBoxes)</w:t>
+              <w:t xml:space="preserve">+ </w:t>
+            </w:r>
+            <w:proofErr w:type="spellStart"/>
+            <w:proofErr w:type="gramStart"/>
+            <w:r>
+              <w:rPr>
+                <w:color w:val="000000"/>
+                <w:sz w:val="24"/>
+                <w:szCs w:val="24"/>
+                <w:lang w:val="en-US"/>
+              </w:rPr>
+              <w:t>AreTextBoxesFilled</w:t>
+            </w:r>
+            <w:proofErr w:type="spellEnd"/>
+            <w:r>
+              <w:rPr>
+                <w:color w:val="000000"/>
+                <w:sz w:val="24"/>
+                <w:szCs w:val="24"/>
+                <w:lang w:val="en-US"/>
+              </w:rPr>
+              <w:t>(</w:t>
+            </w:r>
+            <w:proofErr w:type="gramEnd"/>
+            <w:r>
+              <w:rPr>
+                <w:color w:val="000000"/>
+                <w:sz w:val="24"/>
+                <w:szCs w:val="24"/>
+                <w:lang w:val="en-US"/>
+              </w:rPr>
+              <w:t xml:space="preserve">string </w:t>
+            </w:r>
+            <w:proofErr w:type="spellStart"/>
+            <w:r>
+              <w:rPr>
+                <w:color w:val="000000"/>
+                <w:sz w:val="24"/>
+                <w:szCs w:val="24"/>
+                <w:lang w:val="en-US"/>
+              </w:rPr>
+              <w:t>errorMessage</w:t>
+            </w:r>
+            <w:proofErr w:type="spellEnd"/>
+            <w:r>
+              <w:rPr>
+                <w:color w:val="000000"/>
+                <w:sz w:val="24"/>
+                <w:szCs w:val="24"/>
+                <w:lang w:val="en-US"/>
+              </w:rPr>
+              <w:t xml:space="preserve">, params </w:t>
+            </w:r>
+            <w:proofErr w:type="spellStart"/>
+            <w:r>
+              <w:rPr>
+                <w:color w:val="000000"/>
+                <w:sz w:val="24"/>
+                <w:szCs w:val="24"/>
+                <w:lang w:val="en-US"/>
+              </w:rPr>
+              <w:t>TextBox</w:t>
+            </w:r>
+            <w:proofErr w:type="spellEnd"/>
+            <w:r>
+              <w:rPr>
+                <w:color w:val="000000"/>
+                <w:sz w:val="24"/>
+                <w:szCs w:val="24"/>
+                <w:lang w:val="en-US"/>
+              </w:rPr>
+              <w:t xml:space="preserve">[] </w:t>
+            </w:r>
+            <w:proofErr w:type="spellStart"/>
+            <w:r>
+              <w:rPr>
+                <w:color w:val="000000"/>
+                <w:sz w:val="24"/>
+                <w:szCs w:val="24"/>
+                <w:lang w:val="en-US"/>
+              </w:rPr>
+              <w:t>textBoxes</w:t>
+            </w:r>
+            <w:proofErr w:type="spellEnd"/>
+            <w:r>
+              <w:rPr>
+                <w:color w:val="000000"/>
+                <w:sz w:val="24"/>
+                <w:szCs w:val="24"/>
+                <w:lang w:val="en-US"/>
+              </w:rPr>
+              <w:t>)</w:t>
             </w:r>
           </w:p>
         </w:tc>
@@ -14582,6 +17133,7 @@
                 <w:szCs w:val="24"/>
               </w:rPr>
             </w:pPr>
+            <w:proofErr w:type="spellStart"/>
             <w:r>
               <w:rPr>
                 <w:color w:val="000000"/>
@@ -14590,6 +17142,7 @@
               </w:rPr>
               <w:t>bool</w:t>
             </w:r>
+            <w:proofErr w:type="spellEnd"/>
           </w:p>
         </w:tc>
         <w:tc>
@@ -14612,8 +17165,90 @@
                 <w:sz w:val="24"/>
                 <w:szCs w:val="24"/>
               </w:rPr>
-              <w:t>Статический метод проверки, что все поля TextBox заполнены. errorMessage – сообщение об ошибке, textBoxes – поля для проверки. Возвращает true, если все поля заполнены; иначе false</w:t>
-            </w:r>
+              <w:t xml:space="preserve">Статический метод проверки, что все поля </w:t>
+            </w:r>
+            <w:proofErr w:type="spellStart"/>
+            <w:r>
+              <w:rPr>
+                <w:color w:val="000000"/>
+                <w:sz w:val="24"/>
+                <w:szCs w:val="24"/>
+              </w:rPr>
+              <w:t>TextBox</w:t>
+            </w:r>
+            <w:proofErr w:type="spellEnd"/>
+            <w:r>
+              <w:rPr>
+                <w:color w:val="000000"/>
+                <w:sz w:val="24"/>
+                <w:szCs w:val="24"/>
+              </w:rPr>
+              <w:t xml:space="preserve"> заполнены. </w:t>
+            </w:r>
+            <w:proofErr w:type="spellStart"/>
+            <w:r>
+              <w:rPr>
+                <w:color w:val="000000"/>
+                <w:sz w:val="24"/>
+                <w:szCs w:val="24"/>
+              </w:rPr>
+              <w:t>errorMessage</w:t>
+            </w:r>
+            <w:proofErr w:type="spellEnd"/>
+            <w:r>
+              <w:rPr>
+                <w:color w:val="000000"/>
+                <w:sz w:val="24"/>
+                <w:szCs w:val="24"/>
+              </w:rPr>
+              <w:t xml:space="preserve"> – сообщение об ошибке, </w:t>
+            </w:r>
+            <w:proofErr w:type="spellStart"/>
+            <w:r>
+              <w:rPr>
+                <w:color w:val="000000"/>
+                <w:sz w:val="24"/>
+                <w:szCs w:val="24"/>
+              </w:rPr>
+              <w:t>textBoxes</w:t>
+            </w:r>
+            <w:proofErr w:type="spellEnd"/>
+            <w:r>
+              <w:rPr>
+                <w:color w:val="000000"/>
+                <w:sz w:val="24"/>
+                <w:szCs w:val="24"/>
+              </w:rPr>
+              <w:t xml:space="preserve"> – поля для проверки. Возвращает </w:t>
+            </w:r>
+            <w:proofErr w:type="spellStart"/>
+            <w:r>
+              <w:rPr>
+                <w:color w:val="000000"/>
+                <w:sz w:val="24"/>
+                <w:szCs w:val="24"/>
+              </w:rPr>
+              <w:t>true</w:t>
+            </w:r>
+            <w:proofErr w:type="spellEnd"/>
+            <w:r>
+              <w:rPr>
+                <w:color w:val="000000"/>
+                <w:sz w:val="24"/>
+                <w:szCs w:val="24"/>
+              </w:rPr>
+              <w:t xml:space="preserve">, если все поля заполнены; иначе </w:t>
+            </w:r>
+            <w:proofErr w:type="spellStart"/>
+            <w:r>
+              <w:rPr>
+                <w:color w:val="000000"/>
+                <w:sz w:val="24"/>
+                <w:szCs w:val="24"/>
+              </w:rPr>
+              <w:t>false</w:t>
+            </w:r>
+            <w:proofErr w:type="spellEnd"/>
           </w:p>
         </w:tc>
       </w:tr>
@@ -14641,7 +17276,89 @@
                 <w:szCs w:val="24"/>
                 <w:lang w:val="en-US"/>
               </w:rPr>
-              <w:t>+ IsPositiveInteger(TextBox textBox, string fieldName, out int result)</w:t>
+              <w:t xml:space="preserve">+ </w:t>
+            </w:r>
+            <w:proofErr w:type="spellStart"/>
+            <w:proofErr w:type="gramStart"/>
+            <w:r>
+              <w:rPr>
+                <w:color w:val="000000"/>
+                <w:sz w:val="24"/>
+                <w:szCs w:val="24"/>
+                <w:lang w:val="en-US"/>
+              </w:rPr>
+              <w:t>IsPositiveInteger</w:t>
+            </w:r>
+            <w:proofErr w:type="spellEnd"/>
+            <w:r>
+              <w:rPr>
+                <w:color w:val="000000"/>
+                <w:sz w:val="24"/>
+                <w:szCs w:val="24"/>
+                <w:lang w:val="en-US"/>
+              </w:rPr>
+              <w:t>(</w:t>
+            </w:r>
+            <w:proofErr w:type="spellStart"/>
+            <w:proofErr w:type="gramEnd"/>
+            <w:r>
+              <w:rPr>
+                <w:color w:val="000000"/>
+                <w:sz w:val="24"/>
+                <w:szCs w:val="24"/>
+                <w:lang w:val="en-US"/>
+              </w:rPr>
+              <w:t>TextBox</w:t>
+            </w:r>
+            <w:proofErr w:type="spellEnd"/>
+            <w:r>
+              <w:rPr>
+                <w:color w:val="000000"/>
+                <w:sz w:val="24"/>
+                <w:szCs w:val="24"/>
+                <w:lang w:val="en-US"/>
+              </w:rPr>
+              <w:t xml:space="preserve"> </w:t>
+            </w:r>
+            <w:proofErr w:type="spellStart"/>
+            <w:r>
+              <w:rPr>
+                <w:color w:val="000000"/>
+                <w:sz w:val="24"/>
+                <w:szCs w:val="24"/>
+                <w:lang w:val="en-US"/>
+              </w:rPr>
+              <w:t>textBox</w:t>
+            </w:r>
+            <w:proofErr w:type="spellEnd"/>
+            <w:r>
+              <w:rPr>
+                <w:color w:val="000000"/>
+                <w:sz w:val="24"/>
+                <w:szCs w:val="24"/>
+                <w:lang w:val="en-US"/>
+              </w:rPr>
+              <w:t xml:space="preserve">, string </w:t>
+            </w:r>
+            <w:proofErr w:type="spellStart"/>
+            <w:r>
+              <w:rPr>
+                <w:color w:val="000000"/>
+                <w:sz w:val="24"/>
+                <w:szCs w:val="24"/>
+                <w:lang w:val="en-US"/>
+              </w:rPr>
+              <w:t>fieldName</w:t>
+            </w:r>
+            <w:proofErr w:type="spellEnd"/>
+            <w:r>
+              <w:rPr>
+                <w:color w:val="000000"/>
+                <w:sz w:val="24"/>
+                <w:szCs w:val="24"/>
+                <w:lang w:val="en-US"/>
+              </w:rPr>
+              <w:t>, out int result)</w:t>
             </w:r>
           </w:p>
         </w:tc>
@@ -14660,6 +17377,7 @@
                 <w:szCs w:val="24"/>
               </w:rPr>
             </w:pPr>
+            <w:proofErr w:type="spellStart"/>
             <w:r>
               <w:rPr>
                 <w:color w:val="000000"/>
@@ -14668,6 +17386,7 @@
               </w:rPr>
               <w:t>bool</w:t>
             </w:r>
+            <w:proofErr w:type="spellEnd"/>
           </w:p>
         </w:tc>
         <w:tc>
@@ -14691,7 +17410,43 @@
                 <w:sz w:val="24"/>
                 <w:szCs w:val="24"/>
               </w:rPr>
-              <w:t xml:space="preserve">Статический метод проверки, что поле содержит положительное целое число. textBox – поле для проверки, fieldName – название поля для </w:t>
+              <w:t xml:space="preserve">Статический метод проверки, что поле содержит положительное целое число. </w:t>
+            </w:r>
+            <w:proofErr w:type="spellStart"/>
+            <w:r>
+              <w:rPr>
+                <w:color w:val="000000"/>
+                <w:sz w:val="24"/>
+                <w:szCs w:val="24"/>
+              </w:rPr>
+              <w:t>textBox</w:t>
+            </w:r>
+            <w:proofErr w:type="spellEnd"/>
+            <w:r>
+              <w:rPr>
+                <w:color w:val="000000"/>
+                <w:sz w:val="24"/>
+                <w:szCs w:val="24"/>
+              </w:rPr>
+              <w:t xml:space="preserve"> – поле для проверки, </w:t>
+            </w:r>
+            <w:proofErr w:type="spellStart"/>
+            <w:r>
+              <w:rPr>
+                <w:color w:val="000000"/>
+                <w:sz w:val="24"/>
+                <w:szCs w:val="24"/>
+              </w:rPr>
+              <w:t>fieldName</w:t>
+            </w:r>
+            <w:proofErr w:type="spellEnd"/>
+            <w:r>
+              <w:rPr>
+                <w:color w:val="000000"/>
+                <w:sz w:val="24"/>
+                <w:szCs w:val="24"/>
+              </w:rPr>
+              <w:t xml:space="preserve"> – название поля для </w:t>
             </w:r>
             <w:r>
               <w:rPr>
@@ -14700,8 +17455,72 @@
                 <w:szCs w:val="24"/>
               </w:rPr>
               <w:lastRenderedPageBreak/>
-              <w:t>сообщения об ошибке, result – результат парсинга. Возвращает true, если значение корректно; иначе false</w:t>
-            </w:r>
+              <w:t xml:space="preserve">сообщения об ошибке, </w:t>
+            </w:r>
+            <w:proofErr w:type="spellStart"/>
+            <w:r>
+              <w:rPr>
+                <w:color w:val="000000"/>
+                <w:sz w:val="24"/>
+                <w:szCs w:val="24"/>
+              </w:rPr>
+              <w:t>result</w:t>
+            </w:r>
+            <w:proofErr w:type="spellEnd"/>
+            <w:r>
+              <w:rPr>
+                <w:color w:val="000000"/>
+                <w:sz w:val="24"/>
+                <w:szCs w:val="24"/>
+              </w:rPr>
+              <w:t xml:space="preserve"> – результат </w:t>
+            </w:r>
+            <w:proofErr w:type="spellStart"/>
+            <w:r>
+              <w:rPr>
+                <w:color w:val="000000"/>
+                <w:sz w:val="24"/>
+                <w:szCs w:val="24"/>
+              </w:rPr>
+              <w:t>парсинга</w:t>
+            </w:r>
+            <w:proofErr w:type="spellEnd"/>
+            <w:r>
+              <w:rPr>
+                <w:color w:val="000000"/>
+                <w:sz w:val="24"/>
+                <w:szCs w:val="24"/>
+              </w:rPr>
+              <w:t xml:space="preserve">. Возвращает </w:t>
+            </w:r>
+            <w:proofErr w:type="spellStart"/>
+            <w:r>
+              <w:rPr>
+                <w:color w:val="000000"/>
+                <w:sz w:val="24"/>
+                <w:szCs w:val="24"/>
+              </w:rPr>
+              <w:t>true</w:t>
+            </w:r>
+            <w:proofErr w:type="spellEnd"/>
+            <w:r>
+              <w:rPr>
+                <w:color w:val="000000"/>
+                <w:sz w:val="24"/>
+                <w:szCs w:val="24"/>
+              </w:rPr>
+              <w:t xml:space="preserve">, если значение корректно; иначе </w:t>
+            </w:r>
+            <w:proofErr w:type="spellStart"/>
+            <w:r>
+              <w:rPr>
+                <w:color w:val="000000"/>
+                <w:sz w:val="24"/>
+                <w:szCs w:val="24"/>
+              </w:rPr>
+              <w:t>false</w:t>
+            </w:r>
+            <w:proofErr w:type="spellEnd"/>
           </w:p>
         </w:tc>
       </w:tr>
@@ -14748,9 +17567,11 @@
       <w:r>
         <w:t xml:space="preserve"> – Описание класса </w:t>
       </w:r>
+      <w:proofErr w:type="spellStart"/>
       <w:r>
         <w:t>DataGridViewHelper</w:t>
       </w:r>
+      <w:proofErr w:type="spellEnd"/>
     </w:p>
     <w:tbl>
       <w:tblPr>
@@ -14884,7 +17705,47 @@
                 <w:sz w:val="24"/>
                 <w:szCs w:val="24"/>
               </w:rPr>
-              <w:t>Класс DataGridViewHelper – статический вспомогательный класс для настройки DataGridView. Содержит метод настройки колонок для отображения изданий</w:t>
+              <w:t xml:space="preserve">Класс </w:t>
+            </w:r>
+            <w:proofErr w:type="spellStart"/>
+            <w:r>
+              <w:rPr>
+                <w:rFonts w:ascii="Times New Roman" w:hAnsi="Times New Roman" w:cs="Times New Roman"/>
+                <w:color w:val="000000"/>
+                <w:sz w:val="24"/>
+                <w:szCs w:val="24"/>
+              </w:rPr>
+              <w:t>DataGridViewHelper</w:t>
+            </w:r>
+            <w:proofErr w:type="spellEnd"/>
+            <w:r>
+              <w:rPr>
+                <w:rFonts w:ascii="Times New Roman" w:hAnsi="Times New Roman" w:cs="Times New Roman"/>
+                <w:color w:val="000000"/>
+                <w:sz w:val="24"/>
+                <w:szCs w:val="24"/>
+              </w:rPr>
+              <w:t xml:space="preserve"> – статический вспомогательный класс для настройки </w:t>
+            </w:r>
+            <w:proofErr w:type="spellStart"/>
+            <w:r>
+              <w:rPr>
+                <w:rFonts w:ascii="Times New Roman" w:hAnsi="Times New Roman" w:cs="Times New Roman"/>
+                <w:color w:val="000000"/>
+                <w:sz w:val="24"/>
+                <w:szCs w:val="24"/>
+              </w:rPr>
+              <w:t>DataGridView</w:t>
+            </w:r>
+            <w:proofErr w:type="spellEnd"/>
+            <w:r>
+              <w:rPr>
+                <w:rFonts w:ascii="Times New Roman" w:hAnsi="Times New Roman" w:cs="Times New Roman"/>
+                <w:color w:val="000000"/>
+                <w:sz w:val="24"/>
+                <w:szCs w:val="24"/>
+              </w:rPr>
+              <w:t>. Содержит метод настройки колонок для отображения изданий</w:t>
             </w:r>
           </w:p>
         </w:tc>
@@ -14939,7 +17800,63 @@
                 <w:sz w:val="24"/>
                 <w:szCs w:val="24"/>
               </w:rPr>
-              <w:t>+ SetupPublicationColumns(DataGridView dataGridView)</w:t>
+              <w:t xml:space="preserve">+ </w:t>
+            </w:r>
+            <w:proofErr w:type="spellStart"/>
+            <w:proofErr w:type="gramStart"/>
+            <w:r>
+              <w:rPr>
+                <w:color w:val="000000"/>
+                <w:sz w:val="24"/>
+                <w:szCs w:val="24"/>
+              </w:rPr>
+              <w:t>SetupPublicationColumns</w:t>
+            </w:r>
+            <w:proofErr w:type="spellEnd"/>
+            <w:r>
+              <w:rPr>
+                <w:color w:val="000000"/>
+                <w:sz w:val="24"/>
+                <w:szCs w:val="24"/>
+              </w:rPr>
+              <w:t>(</w:t>
+            </w:r>
+            <w:proofErr w:type="spellStart"/>
+            <w:proofErr w:type="gramEnd"/>
+            <w:r>
+              <w:rPr>
+                <w:color w:val="000000"/>
+                <w:sz w:val="24"/>
+                <w:szCs w:val="24"/>
+              </w:rPr>
+              <w:t>DataGridView</w:t>
+            </w:r>
+            <w:proofErr w:type="spellEnd"/>
+            <w:r>
+              <w:rPr>
+                <w:color w:val="000000"/>
+                <w:sz w:val="24"/>
+                <w:szCs w:val="24"/>
+              </w:rPr>
+              <w:t xml:space="preserve"> </w:t>
+            </w:r>
+            <w:proofErr w:type="spellStart"/>
+            <w:r>
+              <w:rPr>
+                <w:color w:val="000000"/>
+                <w:sz w:val="24"/>
+                <w:szCs w:val="24"/>
+              </w:rPr>
+              <w:t>dataGridView</w:t>
+            </w:r>
+            <w:proofErr w:type="spellEnd"/>
+            <w:r>
+              <w:rPr>
+                <w:color w:val="000000"/>
+                <w:sz w:val="24"/>
+                <w:szCs w:val="24"/>
+              </w:rPr>
+              <w:t>)</w:t>
             </w:r>
           </w:p>
         </w:tc>
@@ -14957,6 +17874,7 @@
                 <w:szCs w:val="24"/>
               </w:rPr>
             </w:pPr>
+            <w:proofErr w:type="spellStart"/>
             <w:r>
               <w:rPr>
                 <w:color w:val="000000"/>
@@ -14965,6 +17883,7 @@
               </w:rPr>
               <w:t>void</w:t>
             </w:r>
+            <w:proofErr w:type="spellEnd"/>
           </w:p>
         </w:tc>
         <w:tc>
@@ -14987,7 +17906,61 @@
                 <w:sz w:val="24"/>
                 <w:szCs w:val="24"/>
               </w:rPr>
-              <w:t>Статический метод настройки колонок DataGridView для отображения изданий. dataGridView – DataGridView для настройки. Метод создаёт колонки: Название, Год, Место, Издательство, Стр., Описание по ГОСТ</w:t>
+              <w:t xml:space="preserve">Статический метод настройки колонок </w:t>
+            </w:r>
+            <w:proofErr w:type="spellStart"/>
+            <w:r>
+              <w:rPr>
+                <w:color w:val="000000"/>
+                <w:sz w:val="24"/>
+                <w:szCs w:val="24"/>
+              </w:rPr>
+              <w:t>DataGridView</w:t>
+            </w:r>
+            <w:proofErr w:type="spellEnd"/>
+            <w:r>
+              <w:rPr>
+                <w:color w:val="000000"/>
+                <w:sz w:val="24"/>
+                <w:szCs w:val="24"/>
+              </w:rPr>
+              <w:t xml:space="preserve"> для отображения изданий. </w:t>
+            </w:r>
+            <w:proofErr w:type="spellStart"/>
+            <w:r>
+              <w:rPr>
+                <w:color w:val="000000"/>
+                <w:sz w:val="24"/>
+                <w:szCs w:val="24"/>
+              </w:rPr>
+              <w:t>dataGridView</w:t>
+            </w:r>
+            <w:proofErr w:type="spellEnd"/>
+            <w:r>
+              <w:rPr>
+                <w:color w:val="000000"/>
+                <w:sz w:val="24"/>
+                <w:szCs w:val="24"/>
+              </w:rPr>
+              <w:t xml:space="preserve"> – </w:t>
+            </w:r>
+            <w:proofErr w:type="spellStart"/>
+            <w:r>
+              <w:rPr>
+                <w:color w:val="000000"/>
+                <w:sz w:val="24"/>
+                <w:szCs w:val="24"/>
+              </w:rPr>
+              <w:t>DataGridView</w:t>
+            </w:r>
+            <w:proofErr w:type="spellEnd"/>
+            <w:r>
+              <w:rPr>
+                <w:color w:val="000000"/>
+                <w:sz w:val="24"/>
+                <w:szCs w:val="24"/>
+              </w:rPr>
+              <w:t xml:space="preserve"> для настройки. Метод создаёт колонки: Название, Год, Место, Издательство, Стр., Описание по ГОСТ</w:t>
             </w:r>
           </w:p>
         </w:tc>
@@ -15158,8 +18131,19 @@
                 <w:sz w:val="24"/>
                 <w:szCs w:val="24"/>
               </w:rPr>
-              <w:t>Класс Program – класс программы, содержащий точку входа в приложение. Запускает главную форму MainForm</w:t>
-            </w:r>
+              <w:t xml:space="preserve">Класс Program – класс программы, содержащий точку входа в приложение. Запускает главную форму </w:t>
+            </w:r>
+            <w:proofErr w:type="spellStart"/>
+            <w:r>
+              <w:rPr>
+                <w:rFonts w:ascii="Times New Roman" w:hAnsi="Times New Roman" w:cs="Times New Roman"/>
+                <w:color w:val="000000"/>
+                <w:sz w:val="24"/>
+                <w:szCs w:val="24"/>
+              </w:rPr>
+              <w:t>MainForm</w:t>
+            </w:r>
+            <w:proofErr w:type="spellEnd"/>
           </w:p>
         </w:tc>
       </w:tr>
@@ -15213,7 +18197,35 @@
                 <w:sz w:val="24"/>
                 <w:szCs w:val="24"/>
               </w:rPr>
-              <w:t>+ Main()</w:t>
+              <w:t xml:space="preserve">+ </w:t>
+            </w:r>
+            <w:proofErr w:type="spellStart"/>
+            <w:proofErr w:type="gramStart"/>
+            <w:r>
+              <w:rPr>
+                <w:color w:val="000000"/>
+                <w:sz w:val="24"/>
+                <w:szCs w:val="24"/>
+              </w:rPr>
+              <w:t>Main</w:t>
+            </w:r>
+            <w:proofErr w:type="spellEnd"/>
+            <w:r>
+              <w:rPr>
+                <w:color w:val="000000"/>
+                <w:sz w:val="24"/>
+                <w:szCs w:val="24"/>
+              </w:rPr>
+              <w:t>(</w:t>
+            </w:r>
+            <w:proofErr w:type="gramEnd"/>
+            <w:r>
+              <w:rPr>
+                <w:color w:val="000000"/>
+                <w:sz w:val="24"/>
+                <w:szCs w:val="24"/>
+              </w:rPr>
+              <w:t>)</w:t>
             </w:r>
           </w:p>
         </w:tc>
@@ -15231,6 +18243,7 @@
                 <w:szCs w:val="24"/>
               </w:rPr>
             </w:pPr>
+            <w:proofErr w:type="spellStart"/>
             <w:r>
               <w:rPr>
                 <w:color w:val="000000"/>
@@ -15239,6 +18252,7 @@
               </w:rPr>
               <w:t>void</w:t>
             </w:r>
+            <w:proofErr w:type="spellEnd"/>
           </w:p>
         </w:tc>
         <w:tc>
@@ -15261,8 +18275,18 @@
                 <w:sz w:val="24"/>
                 <w:szCs w:val="24"/>
               </w:rPr>
-              <w:t>Статический метод – точка входа в приложение. Инициализирует визуальные стили и запускает главную форму MainForm</w:t>
-            </w:r>
+              <w:t xml:space="preserve">Статический метод – точка входа в приложение. Инициализирует визуальные стили и запускает главную форму </w:t>
+            </w:r>
+            <w:proofErr w:type="spellStart"/>
+            <w:r>
+              <w:rPr>
+                <w:color w:val="000000"/>
+                <w:sz w:val="24"/>
+                <w:szCs w:val="24"/>
+              </w:rPr>
+              <w:t>MainForm</w:t>
+            </w:r>
+            <w:proofErr w:type="spellEnd"/>
           </w:p>
         </w:tc>
       </w:tr>
@@ -17114,6 +20138,7 @@
         </w:rPr>
         <w:t xml:space="preserve">Разработчик: студент гр. О-5КМ41 </w:t>
       </w:r>
+      <w:proofErr w:type="spellStart"/>
       <w:r>
         <w:rPr>
           <w:rFonts w:ascii="Times New Roman" w:eastAsia="Calibri" w:hAnsi="Times New Roman" w:cs="Times New Roman"/>
@@ -17123,6 +20148,7 @@
         </w:rPr>
         <w:t>Шароян</w:t>
       </w:r>
+      <w:proofErr w:type="spellEnd"/>
       <w:r>
         <w:rPr>
           <w:rFonts w:ascii="Times New Roman" w:eastAsia="Calibri" w:hAnsi="Times New Roman" w:cs="Times New Roman"/>
@@ -17169,7 +20195,27 @@
           <w:sz w:val="28"/>
           <w:szCs w:val="28"/>
         </w:rPr>
-        <w:t>Заказчик: к.т.н., доцент Калентьев А.А.</w:t>
+        <w:t xml:space="preserve">Заказчик: к.т.н., доцент </w:t>
+      </w:r>
+      <w:proofErr w:type="spellStart"/>
+      <w:r>
+        <w:rPr>
+          <w:rFonts w:ascii="Times New Roman" w:eastAsia="Calibri" w:hAnsi="Times New Roman" w:cs="Times New Roman"/>
+          <w:iCs/>
+          <w:sz w:val="28"/>
+          <w:szCs w:val="28"/>
+        </w:rPr>
+        <w:t>Калентьев</w:t>
+      </w:r>
+      <w:proofErr w:type="spellEnd"/>
+      <w:r>
+        <w:rPr>
+          <w:rFonts w:ascii="Times New Roman" w:eastAsia="Calibri" w:hAnsi="Times New Roman" w:cs="Times New Roman"/>
+          <w:iCs/>
+          <w:sz w:val="28"/>
+          <w:szCs w:val="28"/>
+        </w:rPr>
+        <w:t xml:space="preserve"> А.А.</w:t>
       </w:r>
     </w:p>
     <w:p>
@@ -17501,7 +20547,21 @@
         <w:rPr>
           <w:rFonts w:eastAsia="Calibri"/>
         </w:rPr>
-        <w:t>, доцент Калентьев А. А.</w:t>
+        <w:t xml:space="preserve">, доцент </w:t>
+      </w:r>
+      <w:proofErr w:type="spellStart"/>
+      <w:r>
+        <w:rPr>
+          <w:rFonts w:eastAsia="Calibri"/>
+        </w:rPr>
+        <w:t>Калентьев</w:t>
+      </w:r>
+      <w:proofErr w:type="spellEnd"/>
+      <w:r>
+        <w:rPr>
+          <w:rFonts w:eastAsia="Calibri"/>
+        </w:rPr>
+        <w:t xml:space="preserve"> А. А.</w:t>
       </w:r>
     </w:p>
     <w:p>
@@ -17541,12 +20601,14 @@
         </w:rPr>
         <w:t xml:space="preserve">1 НИ ТПУ </w:t>
       </w:r>
+      <w:proofErr w:type="spellStart"/>
       <w:r>
         <w:rPr>
           <w:rFonts w:eastAsia="Calibri"/>
         </w:rPr>
         <w:t>Шароян</w:t>
       </w:r>
+      <w:proofErr w:type="spellEnd"/>
       <w:r>
         <w:rPr>
           <w:rFonts w:eastAsia="Calibri"/>
@@ -18284,7 +21346,21 @@
         <w:rPr>
           <w:bCs/>
         </w:rPr>
-        <w:t xml:space="preserve"> Система должна быть реализована в виде Windows Forms приложения.</w:t>
+        <w:t xml:space="preserve"> Система должна быть реализована в виде Windows </w:t>
+      </w:r>
+      <w:proofErr w:type="spellStart"/>
+      <w:r>
+        <w:rPr>
+          <w:bCs/>
+        </w:rPr>
+        <w:t>Forms</w:t>
+      </w:r>
+      <w:proofErr w:type="spellEnd"/>
+      <w:r>
+        <w:rPr>
+          <w:bCs/>
+        </w:rPr>
+        <w:t xml:space="preserve"> приложения.</w:t>
       </w:r>
     </w:p>
     <w:p>
@@ -18340,7 +21416,29 @@
         <w:rPr>
           <w:bCs/>
         </w:rPr>
-        <w:t xml:space="preserve"> Данные о параметрах изданий должны храниться в XML-файле с расширением *.library.</w:t>
+        <w:t xml:space="preserve"> Данные о параметрах изданий должны храниться в XML-файле с расширением </w:t>
+      </w:r>
+      <w:proofErr w:type="gramStart"/>
+      <w:r>
+        <w:rPr>
+          <w:bCs/>
+        </w:rPr>
+        <w:t>*.</w:t>
+      </w:r>
+      <w:proofErr w:type="spellStart"/>
+      <w:r>
+        <w:rPr>
+          <w:bCs/>
+        </w:rPr>
+        <w:t>library</w:t>
+      </w:r>
+      <w:proofErr w:type="spellEnd"/>
+      <w:proofErr w:type="gramEnd"/>
+      <w:r>
+        <w:rPr>
+          <w:bCs/>
+        </w:rPr>
+        <w:t>.</w:t>
       </w:r>
     </w:p>
     <w:p>
@@ -18392,7 +21490,41 @@
           <w:bCs/>
           <w:lang w:val="en-US"/>
         </w:rPr>
-        <w:t>&lt;ArrayOfPublicationData xmlns:xsi="http://www.w3.org/2001/XMLSchema-instance"</w:t>
+        <w:t>&lt;</w:t>
+      </w:r>
+      <w:proofErr w:type="spellStart"/>
+      <w:r>
+        <w:rPr>
+          <w:bCs/>
+          <w:lang w:val="en-US"/>
+        </w:rPr>
+        <w:t>ArrayOfPublicationData</w:t>
+      </w:r>
+      <w:proofErr w:type="spellEnd"/>
+      <w:r>
+        <w:rPr>
+          <w:bCs/>
+          <w:lang w:val="en-US"/>
+        </w:rPr>
+        <w:t xml:space="preserve"> </w:t>
+      </w:r>
+      <w:proofErr w:type="spellStart"/>
+      <w:proofErr w:type="gramStart"/>
+      <w:r>
+        <w:rPr>
+          <w:bCs/>
+          <w:lang w:val="en-US"/>
+        </w:rPr>
+        <w:t>xmlns:xsi</w:t>
+      </w:r>
+      <w:proofErr w:type="spellEnd"/>
+      <w:proofErr w:type="gramEnd"/>
+      <w:r>
+        <w:rPr>
+          <w:bCs/>
+          <w:lang w:val="en-US"/>
+        </w:rPr>
+        <w:t>="http://www.w3.org/2001/XMLSchema-instance"</w:t>
       </w:r>
     </w:p>
     <w:p>
@@ -18408,7 +21540,23 @@
           <w:bCs/>
           <w:lang w:val="en-US"/>
         </w:rPr>
-        <w:t xml:space="preserve">                        xmlns:xsd="http://www.w3.org/2001/XMLSchema"&gt;</w:t>
+        <w:t xml:space="preserve">                        </w:t>
+      </w:r>
+      <w:proofErr w:type="spellStart"/>
+      <w:r>
+        <w:rPr>
+          <w:bCs/>
+          <w:lang w:val="en-US"/>
+        </w:rPr>
+        <w:t>xmlns:xsd</w:t>
+      </w:r>
+      <w:proofErr w:type="spellEnd"/>
+      <w:r>
+        <w:rPr>
+          <w:bCs/>
+          <w:lang w:val="en-US"/>
+        </w:rPr>
+        <w:t>="http://www.w3.org/2001/XMLSchema"&gt;</w:t>
       </w:r>
     </w:p>
     <w:p>
@@ -18424,7 +21572,23 @@
           <w:bCs/>
           <w:lang w:val="en-US"/>
         </w:rPr>
-        <w:t xml:space="preserve">  &lt;PublicationData&gt;</w:t>
+        <w:t xml:space="preserve">  &lt;</w:t>
+      </w:r>
+      <w:proofErr w:type="spellStart"/>
+      <w:r>
+        <w:rPr>
+          <w:bCs/>
+          <w:lang w:val="en-US"/>
+        </w:rPr>
+        <w:t>PublicationData</w:t>
+      </w:r>
+      <w:proofErr w:type="spellEnd"/>
+      <w:r>
+        <w:rPr>
+          <w:bCs/>
+          <w:lang w:val="en-US"/>
+        </w:rPr>
+        <w:t>&gt;</w:t>
       </w:r>
     </w:p>
     <w:p>
@@ -18440,7 +21604,39 @@
           <w:bCs/>
           <w:lang w:val="en-US"/>
         </w:rPr>
-        <w:t xml:space="preserve">    &lt;PublicationType&gt;Book&lt;/PublicationType&gt;</w:t>
+        <w:t xml:space="preserve">    &lt;</w:t>
+      </w:r>
+      <w:proofErr w:type="spellStart"/>
+      <w:r>
+        <w:rPr>
+          <w:bCs/>
+          <w:lang w:val="en-US"/>
+        </w:rPr>
+        <w:t>PublicationType</w:t>
+      </w:r>
+      <w:proofErr w:type="spellEnd"/>
+      <w:r>
+        <w:rPr>
+          <w:bCs/>
+          <w:lang w:val="en-US"/>
+        </w:rPr>
+        <w:t>&gt;Book&lt;/</w:t>
+      </w:r>
+      <w:proofErr w:type="spellStart"/>
+      <w:r>
+        <w:rPr>
+          <w:bCs/>
+          <w:lang w:val="en-US"/>
+        </w:rPr>
+        <w:t>PublicationType</w:t>
+      </w:r>
+      <w:proofErr w:type="spellEnd"/>
+      <w:r>
+        <w:rPr>
+          <w:bCs/>
+          <w:lang w:val="en-US"/>
+        </w:rPr>
+        <w:t>&gt;</w:t>
       </w:r>
     </w:p>
     <w:p>
@@ -18498,7 +21694,23 @@
           <w:bCs/>
           <w:lang w:val="en-US"/>
         </w:rPr>
-        <w:t xml:space="preserve">    &lt;TitleInformation&gt;</w:t>
+        <w:t xml:space="preserve">    &lt;</w:t>
+      </w:r>
+      <w:proofErr w:type="spellStart"/>
+      <w:r>
+        <w:rPr>
+          <w:bCs/>
+          <w:lang w:val="en-US"/>
+        </w:rPr>
+        <w:t>TitleInformation</w:t>
+      </w:r>
+      <w:proofErr w:type="spellEnd"/>
+      <w:r>
+        <w:rPr>
+          <w:bCs/>
+          <w:lang w:val="en-US"/>
+        </w:rPr>
+        <w:t>&gt;</w:t>
       </w:r>
       <w:r>
         <w:rPr>
@@ -18537,7 +21749,23 @@
           <w:bCs/>
           <w:lang w:val="en-US"/>
         </w:rPr>
-        <w:t>&lt;/TitleInformation&gt;</w:t>
+        <w:t>&lt;/</w:t>
+      </w:r>
+      <w:proofErr w:type="spellStart"/>
+      <w:r>
+        <w:rPr>
+          <w:bCs/>
+          <w:lang w:val="en-US"/>
+        </w:rPr>
+        <w:t>TitleInformation</w:t>
+      </w:r>
+      <w:proofErr w:type="spellEnd"/>
+      <w:r>
+        <w:rPr>
+          <w:bCs/>
+          <w:lang w:val="en-US"/>
+        </w:rPr>
+        <w:t>&gt;</w:t>
       </w:r>
     </w:p>
     <w:p>
@@ -18628,7 +21856,39 @@
           <w:bCs/>
           <w:lang w:val="en-US"/>
         </w:rPr>
-        <w:t xml:space="preserve">    &lt;TotalPages&gt;250&lt;/TotalPages&gt;</w:t>
+        <w:t xml:space="preserve">    &lt;</w:t>
+      </w:r>
+      <w:proofErr w:type="spellStart"/>
+      <w:r>
+        <w:rPr>
+          <w:bCs/>
+          <w:lang w:val="en-US"/>
+        </w:rPr>
+        <w:t>TotalPages</w:t>
+      </w:r>
+      <w:proofErr w:type="spellEnd"/>
+      <w:r>
+        <w:rPr>
+          <w:bCs/>
+          <w:lang w:val="en-US"/>
+        </w:rPr>
+        <w:t>&gt;250&lt;/</w:t>
+      </w:r>
+      <w:proofErr w:type="spellStart"/>
+      <w:r>
+        <w:rPr>
+          <w:bCs/>
+          <w:lang w:val="en-US"/>
+        </w:rPr>
+        <w:t>TotalPages</w:t>
+      </w:r>
+      <w:proofErr w:type="spellEnd"/>
+      <w:r>
+        <w:rPr>
+          <w:bCs/>
+          <w:lang w:val="en-US"/>
+        </w:rPr>
+        <w:t>&gt;</w:t>
       </w:r>
     </w:p>
     <w:p>
@@ -18738,7 +21998,25 @@
           <w:bCs/>
           <w:lang w:val="en-US"/>
         </w:rPr>
-        <w:t xml:space="preserve">    &lt;Frequency xsi:nil="true" /&gt;</w:t>
+        <w:t xml:space="preserve">    &lt;Frequency </w:t>
+      </w:r>
+      <w:proofErr w:type="spellStart"/>
+      <w:proofErr w:type="gramStart"/>
+      <w:r>
+        <w:rPr>
+          <w:bCs/>
+          <w:lang w:val="en-US"/>
+        </w:rPr>
+        <w:t>xsi:nil</w:t>
+      </w:r>
+      <w:proofErr w:type="spellEnd"/>
+      <w:proofErr w:type="gramEnd"/>
+      <w:r>
+        <w:rPr>
+          <w:bCs/>
+          <w:lang w:val="en-US"/>
+        </w:rPr>
+        <w:t>="true" /&gt;</w:t>
       </w:r>
     </w:p>
     <w:p>
@@ -18754,7 +22032,41 @@
           <w:bCs/>
           <w:lang w:val="en-US"/>
         </w:rPr>
-        <w:t xml:space="preserve">    &lt;EditorialBoard xsi:nil="true" /&gt;</w:t>
+        <w:t xml:space="preserve">    &lt;</w:t>
+      </w:r>
+      <w:proofErr w:type="spellStart"/>
+      <w:r>
+        <w:rPr>
+          <w:bCs/>
+          <w:lang w:val="en-US"/>
+        </w:rPr>
+        <w:t>EditorialBoard</w:t>
+      </w:r>
+      <w:proofErr w:type="spellEnd"/>
+      <w:r>
+        <w:rPr>
+          <w:bCs/>
+          <w:lang w:val="en-US"/>
+        </w:rPr>
+        <w:t xml:space="preserve"> </w:t>
+      </w:r>
+      <w:proofErr w:type="spellStart"/>
+      <w:proofErr w:type="gramStart"/>
+      <w:r>
+        <w:rPr>
+          <w:bCs/>
+          <w:lang w:val="en-US"/>
+        </w:rPr>
+        <w:t>xsi:nil</w:t>
+      </w:r>
+      <w:proofErr w:type="spellEnd"/>
+      <w:proofErr w:type="gramEnd"/>
+      <w:r>
+        <w:rPr>
+          <w:bCs/>
+          <w:lang w:val="en-US"/>
+        </w:rPr>
+        <w:t>="true" /&gt;</w:t>
       </w:r>
     </w:p>
     <w:p>
@@ -18770,7 +22082,41 @@
           <w:bCs/>
           <w:lang w:val="en-US"/>
         </w:rPr>
-        <w:t xml:space="preserve">    &lt;ResponsibleEditors xsi:nil="true" /&gt;</w:t>
+        <w:t xml:space="preserve">    &lt;</w:t>
+      </w:r>
+      <w:proofErr w:type="spellStart"/>
+      <w:r>
+        <w:rPr>
+          <w:bCs/>
+          <w:lang w:val="en-US"/>
+        </w:rPr>
+        <w:t>ResponsibleEditors</w:t>
+      </w:r>
+      <w:proofErr w:type="spellEnd"/>
+      <w:r>
+        <w:rPr>
+          <w:bCs/>
+          <w:lang w:val="en-US"/>
+        </w:rPr>
+        <w:t xml:space="preserve"> </w:t>
+      </w:r>
+      <w:proofErr w:type="spellStart"/>
+      <w:proofErr w:type="gramStart"/>
+      <w:r>
+        <w:rPr>
+          <w:bCs/>
+          <w:lang w:val="en-US"/>
+        </w:rPr>
+        <w:t>xsi:nil</w:t>
+      </w:r>
+      <w:proofErr w:type="spellEnd"/>
+      <w:proofErr w:type="gramEnd"/>
+      <w:r>
+        <w:rPr>
+          <w:bCs/>
+          <w:lang w:val="en-US"/>
+        </w:rPr>
+        <w:t>="true" /&gt;</w:t>
       </w:r>
     </w:p>
     <w:p>
@@ -18786,7 +22132,41 @@
           <w:bCs/>
           <w:lang w:val="en-US"/>
         </w:rPr>
-        <w:t xml:space="preserve">    &lt;AuthorFull xsi:nil="true" /&gt;</w:t>
+        <w:t xml:space="preserve">    &lt;</w:t>
+      </w:r>
+      <w:proofErr w:type="spellStart"/>
+      <w:r>
+        <w:rPr>
+          <w:bCs/>
+          <w:lang w:val="en-US"/>
+        </w:rPr>
+        <w:t>AuthorFull</w:t>
+      </w:r>
+      <w:proofErr w:type="spellEnd"/>
+      <w:r>
+        <w:rPr>
+          <w:bCs/>
+          <w:lang w:val="en-US"/>
+        </w:rPr>
+        <w:t xml:space="preserve"> </w:t>
+      </w:r>
+      <w:proofErr w:type="spellStart"/>
+      <w:proofErr w:type="gramStart"/>
+      <w:r>
+        <w:rPr>
+          <w:bCs/>
+          <w:lang w:val="en-US"/>
+        </w:rPr>
+        <w:t>xsi:nil</w:t>
+      </w:r>
+      <w:proofErr w:type="spellEnd"/>
+      <w:proofErr w:type="gramEnd"/>
+      <w:r>
+        <w:rPr>
+          <w:bCs/>
+          <w:lang w:val="en-US"/>
+        </w:rPr>
+        <w:t>="true" /&gt;</w:t>
       </w:r>
     </w:p>
     <w:p>
@@ -18802,7 +22182,41 @@
           <w:bCs/>
           <w:lang w:val="en-US"/>
         </w:rPr>
-        <w:t xml:space="preserve">    &lt;Speciality xsi:nil="true" /&gt;</w:t>
+        <w:t xml:space="preserve">    &lt;</w:t>
+      </w:r>
+      <w:proofErr w:type="spellStart"/>
+      <w:r>
+        <w:rPr>
+          <w:bCs/>
+          <w:lang w:val="en-US"/>
+        </w:rPr>
+        <w:t>Speciality</w:t>
+      </w:r>
+      <w:proofErr w:type="spellEnd"/>
+      <w:r>
+        <w:rPr>
+          <w:bCs/>
+          <w:lang w:val="en-US"/>
+        </w:rPr>
+        <w:t xml:space="preserve"> </w:t>
+      </w:r>
+      <w:proofErr w:type="spellStart"/>
+      <w:proofErr w:type="gramStart"/>
+      <w:r>
+        <w:rPr>
+          <w:bCs/>
+          <w:lang w:val="en-US"/>
+        </w:rPr>
+        <w:t>xsi:nil</w:t>
+      </w:r>
+      <w:proofErr w:type="spellEnd"/>
+      <w:proofErr w:type="gramEnd"/>
+      <w:r>
+        <w:rPr>
+          <w:bCs/>
+          <w:lang w:val="en-US"/>
+        </w:rPr>
+        <w:t>="true" /&gt;</w:t>
       </w:r>
     </w:p>
     <w:p>
@@ -18818,7 +22232,25 @@
           <w:bCs/>
           <w:lang w:val="en-US"/>
         </w:rPr>
-        <w:t xml:space="preserve">    &lt;Degree xsi:nil="true" /&gt;</w:t>
+        <w:t xml:space="preserve">    &lt;Degree </w:t>
+      </w:r>
+      <w:proofErr w:type="spellStart"/>
+      <w:proofErr w:type="gramStart"/>
+      <w:r>
+        <w:rPr>
+          <w:bCs/>
+          <w:lang w:val="en-US"/>
+        </w:rPr>
+        <w:t>xsi:nil</w:t>
+      </w:r>
+      <w:proofErr w:type="spellEnd"/>
+      <w:proofErr w:type="gramEnd"/>
+      <w:r>
+        <w:rPr>
+          <w:bCs/>
+          <w:lang w:val="en-US"/>
+        </w:rPr>
+        <w:t>="true" /&gt;</w:t>
       </w:r>
     </w:p>
     <w:p>
@@ -18834,7 +22266,23 @@
           <w:bCs/>
           <w:lang w:val="en-US"/>
         </w:rPr>
-        <w:t xml:space="preserve">  &lt;/PublicationData&gt;</w:t>
+        <w:t xml:space="preserve">  &lt;/</w:t>
+      </w:r>
+      <w:proofErr w:type="spellStart"/>
+      <w:r>
+        <w:rPr>
+          <w:bCs/>
+          <w:lang w:val="en-US"/>
+        </w:rPr>
+        <w:t>PublicationData</w:t>
+      </w:r>
+      <w:proofErr w:type="spellEnd"/>
+      <w:r>
+        <w:rPr>
+          <w:bCs/>
+          <w:lang w:val="en-US"/>
+        </w:rPr>
+        <w:t>&gt;</w:t>
       </w:r>
     </w:p>
     <w:p>
@@ -18850,7 +22298,23 @@
           <w:bCs/>
           <w:lang w:val="en-US"/>
         </w:rPr>
-        <w:t xml:space="preserve">  &lt;PublicationData&gt;</w:t>
+        <w:t xml:space="preserve">  &lt;</w:t>
+      </w:r>
+      <w:proofErr w:type="spellStart"/>
+      <w:r>
+        <w:rPr>
+          <w:bCs/>
+          <w:lang w:val="en-US"/>
+        </w:rPr>
+        <w:t>PublicationData</w:t>
+      </w:r>
+      <w:proofErr w:type="spellEnd"/>
+      <w:r>
+        <w:rPr>
+          <w:bCs/>
+          <w:lang w:val="en-US"/>
+        </w:rPr>
+        <w:t>&gt;</w:t>
       </w:r>
     </w:p>
     <w:p>
@@ -18866,7 +22330,39 @@
           <w:bCs/>
           <w:lang w:val="en-US"/>
         </w:rPr>
-        <w:t xml:space="preserve">    &lt;PublicationType&gt;Journal&lt;/PublicationType&gt;</w:t>
+        <w:t xml:space="preserve">    &lt;</w:t>
+      </w:r>
+      <w:proofErr w:type="spellStart"/>
+      <w:r>
+        <w:rPr>
+          <w:bCs/>
+          <w:lang w:val="en-US"/>
+        </w:rPr>
+        <w:t>PublicationType</w:t>
+      </w:r>
+      <w:proofErr w:type="spellEnd"/>
+      <w:r>
+        <w:rPr>
+          <w:bCs/>
+          <w:lang w:val="en-US"/>
+        </w:rPr>
+        <w:t>&gt;Journal&lt;/</w:t>
+      </w:r>
+      <w:proofErr w:type="spellStart"/>
+      <w:r>
+        <w:rPr>
+          <w:bCs/>
+          <w:lang w:val="en-US"/>
+        </w:rPr>
+        <w:t>PublicationType</w:t>
+      </w:r>
+      <w:proofErr w:type="spellEnd"/>
+      <w:r>
+        <w:rPr>
+          <w:bCs/>
+          <w:lang w:val="en-US"/>
+        </w:rPr>
+        <w:t>&gt;</w:t>
       </w:r>
     </w:p>
     <w:p>
@@ -18924,7 +22420,23 @@
           <w:bCs/>
           <w:lang w:val="en-US"/>
         </w:rPr>
-        <w:t xml:space="preserve">    &lt;TitleInformation&gt;</w:t>
+        <w:t xml:space="preserve">    &lt;</w:t>
+      </w:r>
+      <w:proofErr w:type="spellStart"/>
+      <w:r>
+        <w:rPr>
+          <w:bCs/>
+          <w:lang w:val="en-US"/>
+        </w:rPr>
+        <w:t>TitleInformation</w:t>
+      </w:r>
+      <w:proofErr w:type="spellEnd"/>
+      <w:r>
+        <w:rPr>
+          <w:bCs/>
+          <w:lang w:val="en-US"/>
+        </w:rPr>
+        <w:t>&gt;</w:t>
       </w:r>
       <w:r>
         <w:rPr>
@@ -18950,7 +22462,23 @@
           <w:bCs/>
           <w:lang w:val="en-US"/>
         </w:rPr>
-        <w:t>&lt;/TitleInformation&gt;</w:t>
+        <w:t>&lt;/</w:t>
+      </w:r>
+      <w:proofErr w:type="spellStart"/>
+      <w:r>
+        <w:rPr>
+          <w:bCs/>
+          <w:lang w:val="en-US"/>
+        </w:rPr>
+        <w:t>TitleInformation</w:t>
+      </w:r>
+      <w:proofErr w:type="spellEnd"/>
+      <w:r>
+        <w:rPr>
+          <w:bCs/>
+          <w:lang w:val="en-US"/>
+        </w:rPr>
+        <w:t>&gt;</w:t>
       </w:r>
     </w:p>
     <w:p>
@@ -19053,7 +22581,39 @@
           <w:bCs/>
           <w:lang w:val="en-US"/>
         </w:rPr>
-        <w:t xml:space="preserve">    &lt;TotalPages&gt;150&lt;/TotalPages&gt;</w:t>
+        <w:t xml:space="preserve">    &lt;</w:t>
+      </w:r>
+      <w:proofErr w:type="spellStart"/>
+      <w:r>
+        <w:rPr>
+          <w:bCs/>
+          <w:lang w:val="en-US"/>
+        </w:rPr>
+        <w:t>TotalPages</w:t>
+      </w:r>
+      <w:proofErr w:type="spellEnd"/>
+      <w:r>
+        <w:rPr>
+          <w:bCs/>
+          <w:lang w:val="en-US"/>
+        </w:rPr>
+        <w:t>&gt;150&lt;/</w:t>
+      </w:r>
+      <w:proofErr w:type="spellStart"/>
+      <w:r>
+        <w:rPr>
+          <w:bCs/>
+          <w:lang w:val="en-US"/>
+        </w:rPr>
+        <w:t>TotalPages</w:t>
+      </w:r>
+      <w:proofErr w:type="spellEnd"/>
+      <w:r>
+        <w:rPr>
+          <w:bCs/>
+          <w:lang w:val="en-US"/>
+        </w:rPr>
+        <w:t>&gt;</w:t>
       </w:r>
     </w:p>
     <w:p>
@@ -19069,7 +22629,25 @@
           <w:bCs/>
           <w:lang w:val="en-US"/>
         </w:rPr>
-        <w:t xml:space="preserve">    &lt;Authors xsi:nil="true" /&gt;</w:t>
+        <w:t xml:space="preserve">    &lt;Authors </w:t>
+      </w:r>
+      <w:proofErr w:type="spellStart"/>
+      <w:proofErr w:type="gramStart"/>
+      <w:r>
+        <w:rPr>
+          <w:bCs/>
+          <w:lang w:val="en-US"/>
+        </w:rPr>
+        <w:t>xsi:nil</w:t>
+      </w:r>
+      <w:proofErr w:type="spellEnd"/>
+      <w:proofErr w:type="gramEnd"/>
+      <w:r>
+        <w:rPr>
+          <w:bCs/>
+          <w:lang w:val="en-US"/>
+        </w:rPr>
+        <w:t>="true" /&gt;</w:t>
       </w:r>
     </w:p>
     <w:p>
@@ -19114,7 +22692,41 @@
           <w:bCs/>
           <w:lang w:val="en-US"/>
         </w:rPr>
-        <w:t xml:space="preserve">    &lt;EditorialBoard xsi:nil="true" /&gt;</w:t>
+        <w:t xml:space="preserve">    &lt;</w:t>
+      </w:r>
+      <w:proofErr w:type="spellStart"/>
+      <w:r>
+        <w:rPr>
+          <w:bCs/>
+          <w:lang w:val="en-US"/>
+        </w:rPr>
+        <w:t>EditorialBoard</w:t>
+      </w:r>
+      <w:proofErr w:type="spellEnd"/>
+      <w:r>
+        <w:rPr>
+          <w:bCs/>
+          <w:lang w:val="en-US"/>
+        </w:rPr>
+        <w:t xml:space="preserve"> </w:t>
+      </w:r>
+      <w:proofErr w:type="spellStart"/>
+      <w:proofErr w:type="gramStart"/>
+      <w:r>
+        <w:rPr>
+          <w:bCs/>
+          <w:lang w:val="en-US"/>
+        </w:rPr>
+        <w:t>xsi:nil</w:t>
+      </w:r>
+      <w:proofErr w:type="spellEnd"/>
+      <w:proofErr w:type="gramEnd"/>
+      <w:r>
+        <w:rPr>
+          <w:bCs/>
+          <w:lang w:val="en-US"/>
+        </w:rPr>
+        <w:t>="true" /&gt;</w:t>
       </w:r>
     </w:p>
     <w:p>
@@ -19130,7 +22742,41 @@
           <w:bCs/>
           <w:lang w:val="en-US"/>
         </w:rPr>
-        <w:t xml:space="preserve">    &lt;ResponsibleEditors xsi:nil="true" /&gt;</w:t>
+        <w:t xml:space="preserve">    &lt;</w:t>
+      </w:r>
+      <w:proofErr w:type="spellStart"/>
+      <w:r>
+        <w:rPr>
+          <w:bCs/>
+          <w:lang w:val="en-US"/>
+        </w:rPr>
+        <w:t>ResponsibleEditors</w:t>
+      </w:r>
+      <w:proofErr w:type="spellEnd"/>
+      <w:r>
+        <w:rPr>
+          <w:bCs/>
+          <w:lang w:val="en-US"/>
+        </w:rPr>
+        <w:t xml:space="preserve"> </w:t>
+      </w:r>
+      <w:proofErr w:type="spellStart"/>
+      <w:proofErr w:type="gramStart"/>
+      <w:r>
+        <w:rPr>
+          <w:bCs/>
+          <w:lang w:val="en-US"/>
+        </w:rPr>
+        <w:t>xsi:nil</w:t>
+      </w:r>
+      <w:proofErr w:type="spellEnd"/>
+      <w:proofErr w:type="gramEnd"/>
+      <w:r>
+        <w:rPr>
+          <w:bCs/>
+          <w:lang w:val="en-US"/>
+        </w:rPr>
+        <w:t>="true" /&gt;</w:t>
       </w:r>
     </w:p>
     <w:p>
@@ -19146,7 +22792,41 @@
           <w:bCs/>
           <w:lang w:val="en-US"/>
         </w:rPr>
-        <w:t xml:space="preserve">    &lt;AuthorFull xsi:nil="true" /&gt;</w:t>
+        <w:t xml:space="preserve">    &lt;</w:t>
+      </w:r>
+      <w:proofErr w:type="spellStart"/>
+      <w:r>
+        <w:rPr>
+          <w:bCs/>
+          <w:lang w:val="en-US"/>
+        </w:rPr>
+        <w:t>AuthorFull</w:t>
+      </w:r>
+      <w:proofErr w:type="spellEnd"/>
+      <w:r>
+        <w:rPr>
+          <w:bCs/>
+          <w:lang w:val="en-US"/>
+        </w:rPr>
+        <w:t xml:space="preserve"> </w:t>
+      </w:r>
+      <w:proofErr w:type="spellStart"/>
+      <w:proofErr w:type="gramStart"/>
+      <w:r>
+        <w:rPr>
+          <w:bCs/>
+          <w:lang w:val="en-US"/>
+        </w:rPr>
+        <w:t>xsi:nil</w:t>
+      </w:r>
+      <w:proofErr w:type="spellEnd"/>
+      <w:proofErr w:type="gramEnd"/>
+      <w:r>
+        <w:rPr>
+          <w:bCs/>
+          <w:lang w:val="en-US"/>
+        </w:rPr>
+        <w:t>="true" /&gt;</w:t>
       </w:r>
     </w:p>
     <w:p>
@@ -19162,7 +22842,41 @@
           <w:bCs/>
           <w:lang w:val="en-US"/>
         </w:rPr>
-        <w:t xml:space="preserve">    &lt;Speciality xsi:nil="true" /&gt;</w:t>
+        <w:t xml:space="preserve">    &lt;</w:t>
+      </w:r>
+      <w:proofErr w:type="spellStart"/>
+      <w:r>
+        <w:rPr>
+          <w:bCs/>
+          <w:lang w:val="en-US"/>
+        </w:rPr>
+        <w:t>Speciality</w:t>
+      </w:r>
+      <w:proofErr w:type="spellEnd"/>
+      <w:r>
+        <w:rPr>
+          <w:bCs/>
+          <w:lang w:val="en-US"/>
+        </w:rPr>
+        <w:t xml:space="preserve"> </w:t>
+      </w:r>
+      <w:proofErr w:type="spellStart"/>
+      <w:proofErr w:type="gramStart"/>
+      <w:r>
+        <w:rPr>
+          <w:bCs/>
+          <w:lang w:val="en-US"/>
+        </w:rPr>
+        <w:t>xsi:nil</w:t>
+      </w:r>
+      <w:proofErr w:type="spellEnd"/>
+      <w:proofErr w:type="gramEnd"/>
+      <w:r>
+        <w:rPr>
+          <w:bCs/>
+          <w:lang w:val="en-US"/>
+        </w:rPr>
+        <w:t>="true" /&gt;</w:t>
       </w:r>
     </w:p>
     <w:p>
@@ -19178,7 +22892,25 @@
           <w:bCs/>
           <w:lang w:val="en-US"/>
         </w:rPr>
-        <w:t xml:space="preserve">    &lt;Degree xsi:nil="true" /&gt;</w:t>
+        <w:t xml:space="preserve">    &lt;Degree </w:t>
+      </w:r>
+      <w:proofErr w:type="spellStart"/>
+      <w:proofErr w:type="gramStart"/>
+      <w:r>
+        <w:rPr>
+          <w:bCs/>
+          <w:lang w:val="en-US"/>
+        </w:rPr>
+        <w:t>xsi:nil</w:t>
+      </w:r>
+      <w:proofErr w:type="spellEnd"/>
+      <w:proofErr w:type="gramEnd"/>
+      <w:r>
+        <w:rPr>
+          <w:bCs/>
+          <w:lang w:val="en-US"/>
+        </w:rPr>
+        <w:t>="true" /&gt;</w:t>
       </w:r>
     </w:p>
     <w:p>
@@ -19194,7 +22926,23 @@
           <w:bCs/>
           <w:lang w:val="en-US"/>
         </w:rPr>
-        <w:t xml:space="preserve">  &lt;/PublicationData&gt;</w:t>
+        <w:t xml:space="preserve">  &lt;/</w:t>
+      </w:r>
+      <w:proofErr w:type="spellStart"/>
+      <w:r>
+        <w:rPr>
+          <w:bCs/>
+          <w:lang w:val="en-US"/>
+        </w:rPr>
+        <w:t>PublicationData</w:t>
+      </w:r>
+      <w:proofErr w:type="spellEnd"/>
+      <w:r>
+        <w:rPr>
+          <w:bCs/>
+          <w:lang w:val="en-US"/>
+        </w:rPr>
+        <w:t>&gt;</w:t>
       </w:r>
     </w:p>
     <w:p>
@@ -19208,7 +22956,21 @@
         <w:rPr>
           <w:bCs/>
         </w:rPr>
-        <w:t>&lt;/ArrayOfPublicationData&gt;</w:t>
+        <w:t>&lt;/</w:t>
+      </w:r>
+      <w:proofErr w:type="spellStart"/>
+      <w:r>
+        <w:rPr>
+          <w:bCs/>
+        </w:rPr>
+        <w:t>ArrayOfPublicationData</w:t>
+      </w:r>
+      <w:proofErr w:type="spellEnd"/>
+      <w:r>
+        <w:rPr>
+          <w:bCs/>
+        </w:rPr>
+        <w:t>&gt;</w:t>
       </w:r>
     </w:p>
     <w:p>
@@ -19329,7 +23091,21 @@
         <w:rPr>
           <w:bCs/>
         </w:rPr>
-        <w:t>Диссертация (Dissertation)</w:t>
+        <w:t>Диссертация (</w:t>
+      </w:r>
+      <w:proofErr w:type="spellStart"/>
+      <w:r>
+        <w:rPr>
+          <w:bCs/>
+        </w:rPr>
+        <w:t>Dissertation</w:t>
+      </w:r>
+      <w:proofErr w:type="spellEnd"/>
+      <w:r>
+        <w:rPr>
+          <w:bCs/>
+        </w:rPr>
+        <w:t>)</w:t>
       </w:r>
       <w:r>
         <w:rPr>
@@ -19502,6 +23278,7 @@
                 <w:szCs w:val="24"/>
               </w:rPr>
             </w:pPr>
+            <w:proofErr w:type="spellStart"/>
             <w:r>
               <w:rPr>
                 <w:color w:val="000000"/>
@@ -19510,6 +23287,7 @@
               </w:rPr>
               <w:t>Title</w:t>
             </w:r>
+            <w:proofErr w:type="spellEnd"/>
           </w:p>
         </w:tc>
         <w:tc>
@@ -19529,6 +23307,7 @@
                 <w:szCs w:val="24"/>
               </w:rPr>
             </w:pPr>
+            <w:proofErr w:type="spellStart"/>
             <w:r>
               <w:rPr>
                 <w:color w:val="000000"/>
@@ -19537,6 +23316,7 @@
               </w:rPr>
               <w:t>string</w:t>
             </w:r>
+            <w:proofErr w:type="spellEnd"/>
           </w:p>
         </w:tc>
         <w:tc>
@@ -19585,6 +23365,7 @@
                 <w:szCs w:val="24"/>
               </w:rPr>
             </w:pPr>
+            <w:proofErr w:type="spellStart"/>
             <w:r>
               <w:rPr>
                 <w:color w:val="000000"/>
@@ -19593,6 +23374,7 @@
               </w:rPr>
               <w:t>TitleInformation</w:t>
             </w:r>
+            <w:proofErr w:type="spellEnd"/>
           </w:p>
         </w:tc>
         <w:tc>
@@ -19612,6 +23394,7 @@
                 <w:szCs w:val="24"/>
               </w:rPr>
             </w:pPr>
+            <w:proofErr w:type="spellStart"/>
             <w:r>
               <w:rPr>
                 <w:color w:val="000000"/>
@@ -19620,6 +23403,7 @@
               </w:rPr>
               <w:t>string</w:t>
             </w:r>
+            <w:proofErr w:type="spellEnd"/>
           </w:p>
         </w:tc>
         <w:tc>
@@ -19695,6 +23479,7 @@
                 <w:szCs w:val="24"/>
               </w:rPr>
             </w:pPr>
+            <w:proofErr w:type="spellStart"/>
             <w:r>
               <w:rPr>
                 <w:color w:val="000000"/>
@@ -19703,6 +23488,7 @@
               </w:rPr>
               <w:t>int</w:t>
             </w:r>
+            <w:proofErr w:type="spellEnd"/>
           </w:p>
         </w:tc>
         <w:tc>
@@ -19778,6 +23564,7 @@
                 <w:szCs w:val="24"/>
               </w:rPr>
             </w:pPr>
+            <w:proofErr w:type="spellStart"/>
             <w:r>
               <w:rPr>
                 <w:color w:val="000000"/>
@@ -19786,6 +23573,7 @@
               </w:rPr>
               <w:t>string</w:t>
             </w:r>
+            <w:proofErr w:type="spellEnd"/>
           </w:p>
         </w:tc>
         <w:tc>
@@ -19834,6 +23622,7 @@
                 <w:szCs w:val="24"/>
               </w:rPr>
             </w:pPr>
+            <w:proofErr w:type="spellStart"/>
             <w:r>
               <w:rPr>
                 <w:color w:val="000000"/>
@@ -19842,6 +23631,7 @@
               </w:rPr>
               <w:t>Publisher</w:t>
             </w:r>
+            <w:proofErr w:type="spellEnd"/>
           </w:p>
         </w:tc>
         <w:tc>
@@ -19861,6 +23651,7 @@
                 <w:szCs w:val="24"/>
               </w:rPr>
             </w:pPr>
+            <w:proofErr w:type="spellStart"/>
             <w:r>
               <w:rPr>
                 <w:color w:val="000000"/>
@@ -19869,6 +23660,7 @@
               </w:rPr>
               <w:t>string</w:t>
             </w:r>
+            <w:proofErr w:type="spellEnd"/>
           </w:p>
         </w:tc>
         <w:tc>
@@ -19917,6 +23709,7 @@
                 <w:szCs w:val="24"/>
               </w:rPr>
             </w:pPr>
+            <w:proofErr w:type="spellStart"/>
             <w:r>
               <w:rPr>
                 <w:color w:val="000000"/>
@@ -19925,6 +23718,7 @@
               </w:rPr>
               <w:t>TotalPages</w:t>
             </w:r>
+            <w:proofErr w:type="spellEnd"/>
           </w:p>
         </w:tc>
         <w:tc>
@@ -19944,6 +23738,7 @@
                 <w:szCs w:val="24"/>
               </w:rPr>
             </w:pPr>
+            <w:proofErr w:type="spellStart"/>
             <w:r>
               <w:rPr>
                 <w:color w:val="000000"/>
@@ -19952,6 +23747,7 @@
               </w:rPr>
               <w:t>int</w:t>
             </w:r>
+            <w:proofErr w:type="spellEnd"/>
           </w:p>
         </w:tc>
         <w:tc>
@@ -20000,6 +23796,7 @@
                 <w:szCs w:val="24"/>
               </w:rPr>
             </w:pPr>
+            <w:proofErr w:type="spellStart"/>
             <w:r>
               <w:rPr>
                 <w:color w:val="000000"/>
@@ -20008,6 +23805,7 @@
               </w:rPr>
               <w:t>Authors</w:t>
             </w:r>
+            <w:proofErr w:type="spellEnd"/>
           </w:p>
         </w:tc>
         <w:tc>
@@ -20033,7 +23831,25 @@
                 <w:sz w:val="24"/>
                 <w:szCs w:val="24"/>
               </w:rPr>
-              <w:t>List\&lt;string\&gt;</w:t>
+              <w:t>List\&lt;</w:t>
+            </w:r>
+            <w:proofErr w:type="spellStart"/>
+            <w:r>
+              <w:rPr>
+                <w:color w:val="000000"/>
+                <w:sz w:val="24"/>
+                <w:szCs w:val="24"/>
+              </w:rPr>
+              <w:t>string</w:t>
+            </w:r>
+            <w:proofErr w:type="spellEnd"/>
+            <w:r>
+              <w:rPr>
+                <w:color w:val="000000"/>
+                <w:sz w:val="24"/>
+                <w:szCs w:val="24"/>
+              </w:rPr>
+              <w:t>\&gt;</w:t>
             </w:r>
           </w:p>
         </w:tc>
@@ -20205,6 +24021,7 @@
                 <w:szCs w:val="24"/>
               </w:rPr>
             </w:pPr>
+            <w:proofErr w:type="spellStart"/>
             <w:r>
               <w:rPr>
                 <w:color w:val="000000"/>
@@ -20213,6 +24030,7 @@
               </w:rPr>
               <w:t>Title</w:t>
             </w:r>
+            <w:proofErr w:type="spellEnd"/>
           </w:p>
         </w:tc>
         <w:tc>
@@ -20232,6 +24050,7 @@
                 <w:szCs w:val="24"/>
               </w:rPr>
             </w:pPr>
+            <w:proofErr w:type="spellStart"/>
             <w:r>
               <w:rPr>
                 <w:color w:val="000000"/>
@@ -20240,6 +24059,7 @@
               </w:rPr>
               <w:t>string</w:t>
             </w:r>
+            <w:proofErr w:type="spellEnd"/>
           </w:p>
         </w:tc>
         <w:tc>
@@ -20288,6 +24108,7 @@
                 <w:szCs w:val="24"/>
               </w:rPr>
             </w:pPr>
+            <w:proofErr w:type="spellStart"/>
             <w:r>
               <w:rPr>
                 <w:color w:val="000000"/>
@@ -20296,6 +24117,7 @@
               </w:rPr>
               <w:t>TitleInformation</w:t>
             </w:r>
+            <w:proofErr w:type="spellEnd"/>
           </w:p>
         </w:tc>
         <w:tc>
@@ -20315,6 +24137,7 @@
                 <w:szCs w:val="24"/>
               </w:rPr>
             </w:pPr>
+            <w:proofErr w:type="spellStart"/>
             <w:r>
               <w:rPr>
                 <w:color w:val="000000"/>
@@ -20323,6 +24146,7 @@
               </w:rPr>
               <w:t>string</w:t>
             </w:r>
+            <w:proofErr w:type="spellEnd"/>
           </w:p>
         </w:tc>
         <w:tc>
@@ -20398,6 +24222,7 @@
                 <w:szCs w:val="24"/>
               </w:rPr>
             </w:pPr>
+            <w:proofErr w:type="spellStart"/>
             <w:r>
               <w:rPr>
                 <w:color w:val="000000"/>
@@ -20406,6 +24231,7 @@
               </w:rPr>
               <w:t>int</w:t>
             </w:r>
+            <w:proofErr w:type="spellEnd"/>
           </w:p>
         </w:tc>
         <w:tc>
@@ -20481,6 +24307,7 @@
                 <w:szCs w:val="24"/>
               </w:rPr>
             </w:pPr>
+            <w:proofErr w:type="spellStart"/>
             <w:r>
               <w:rPr>
                 <w:color w:val="000000"/>
@@ -20489,6 +24316,7 @@
               </w:rPr>
               <w:t>string</w:t>
             </w:r>
+            <w:proofErr w:type="spellEnd"/>
           </w:p>
         </w:tc>
         <w:tc>
@@ -20537,6 +24365,7 @@
                 <w:szCs w:val="24"/>
               </w:rPr>
             </w:pPr>
+            <w:proofErr w:type="spellStart"/>
             <w:r>
               <w:rPr>
                 <w:color w:val="000000"/>
@@ -20545,6 +24374,7 @@
               </w:rPr>
               <w:t>Publisher</w:t>
             </w:r>
+            <w:proofErr w:type="spellEnd"/>
           </w:p>
         </w:tc>
         <w:tc>
@@ -20564,6 +24394,7 @@
                 <w:szCs w:val="24"/>
               </w:rPr>
             </w:pPr>
+            <w:proofErr w:type="spellStart"/>
             <w:r>
               <w:rPr>
                 <w:color w:val="000000"/>
@@ -20572,6 +24403,7 @@
               </w:rPr>
               <w:t>string</w:t>
             </w:r>
+            <w:proofErr w:type="spellEnd"/>
           </w:p>
         </w:tc>
         <w:tc>
@@ -20620,6 +24452,7 @@
                 <w:szCs w:val="24"/>
               </w:rPr>
             </w:pPr>
+            <w:proofErr w:type="spellStart"/>
             <w:r>
               <w:rPr>
                 <w:color w:val="000000"/>
@@ -20628,6 +24461,7 @@
               </w:rPr>
               <w:t>TotalPages</w:t>
             </w:r>
+            <w:proofErr w:type="spellEnd"/>
           </w:p>
         </w:tc>
         <w:tc>
@@ -20647,6 +24481,7 @@
                 <w:szCs w:val="24"/>
               </w:rPr>
             </w:pPr>
+            <w:proofErr w:type="spellStart"/>
             <w:r>
               <w:rPr>
                 <w:color w:val="000000"/>
@@ -20655,6 +24490,7 @@
               </w:rPr>
               <w:t>int</w:t>
             </w:r>
+            <w:proofErr w:type="spellEnd"/>
           </w:p>
         </w:tc>
         <w:tc>
@@ -20703,6 +24539,7 @@
                 <w:szCs w:val="24"/>
               </w:rPr>
             </w:pPr>
+            <w:proofErr w:type="spellStart"/>
             <w:r>
               <w:rPr>
                 <w:color w:val="000000"/>
@@ -20711,6 +24548,7 @@
               </w:rPr>
               <w:t>Frequency</w:t>
             </w:r>
+            <w:proofErr w:type="spellEnd"/>
           </w:p>
         </w:tc>
         <w:tc>
@@ -20730,6 +24568,7 @@
                 <w:szCs w:val="24"/>
               </w:rPr>
             </w:pPr>
+            <w:proofErr w:type="spellStart"/>
             <w:r>
               <w:rPr>
                 <w:color w:val="000000"/>
@@ -20738,6 +24577,7 @@
               </w:rPr>
               <w:t>string</w:t>
             </w:r>
+            <w:proofErr w:type="spellEnd"/>
           </w:p>
         </w:tc>
         <w:tc>
@@ -20908,6 +24748,7 @@
                 <w:szCs w:val="24"/>
               </w:rPr>
             </w:pPr>
+            <w:proofErr w:type="spellStart"/>
             <w:r>
               <w:rPr>
                 <w:color w:val="000000"/>
@@ -20916,6 +24757,7 @@
               </w:rPr>
               <w:t>Title</w:t>
             </w:r>
+            <w:proofErr w:type="spellEnd"/>
           </w:p>
         </w:tc>
         <w:tc>
@@ -20935,6 +24777,7 @@
                 <w:szCs w:val="24"/>
               </w:rPr>
             </w:pPr>
+            <w:proofErr w:type="spellStart"/>
             <w:r>
               <w:rPr>
                 <w:color w:val="000000"/>
@@ -20943,6 +24786,7 @@
               </w:rPr>
               <w:t>string</w:t>
             </w:r>
+            <w:proofErr w:type="spellEnd"/>
           </w:p>
         </w:tc>
         <w:tc>
@@ -20991,6 +24835,7 @@
                 <w:szCs w:val="24"/>
               </w:rPr>
             </w:pPr>
+            <w:proofErr w:type="spellStart"/>
             <w:r>
               <w:rPr>
                 <w:color w:val="000000"/>
@@ -20999,6 +24844,7 @@
               </w:rPr>
               <w:t>TitleInformation</w:t>
             </w:r>
+            <w:proofErr w:type="spellEnd"/>
           </w:p>
         </w:tc>
         <w:tc>
@@ -21018,6 +24864,7 @@
                 <w:szCs w:val="24"/>
               </w:rPr>
             </w:pPr>
+            <w:proofErr w:type="spellStart"/>
             <w:r>
               <w:rPr>
                 <w:color w:val="000000"/>
@@ -21026,6 +24873,7 @@
               </w:rPr>
               <w:t>string</w:t>
             </w:r>
+            <w:proofErr w:type="spellEnd"/>
           </w:p>
         </w:tc>
         <w:tc>
@@ -21101,6 +24949,7 @@
                 <w:szCs w:val="24"/>
               </w:rPr>
             </w:pPr>
+            <w:proofErr w:type="spellStart"/>
             <w:r>
               <w:rPr>
                 <w:color w:val="000000"/>
@@ -21109,6 +24958,7 @@
               </w:rPr>
               <w:t>int</w:t>
             </w:r>
+            <w:proofErr w:type="spellEnd"/>
           </w:p>
         </w:tc>
         <w:tc>
@@ -21184,6 +25034,7 @@
                 <w:szCs w:val="24"/>
               </w:rPr>
             </w:pPr>
+            <w:proofErr w:type="spellStart"/>
             <w:r>
               <w:rPr>
                 <w:color w:val="000000"/>
@@ -21192,6 +25043,7 @@
               </w:rPr>
               <w:t>string</w:t>
             </w:r>
+            <w:proofErr w:type="spellEnd"/>
           </w:p>
         </w:tc>
         <w:tc>
@@ -21240,6 +25092,7 @@
                 <w:szCs w:val="24"/>
               </w:rPr>
             </w:pPr>
+            <w:proofErr w:type="spellStart"/>
             <w:r>
               <w:rPr>
                 <w:color w:val="000000"/>
@@ -21248,6 +25101,7 @@
               </w:rPr>
               <w:t>Publisher</w:t>
             </w:r>
+            <w:proofErr w:type="spellEnd"/>
           </w:p>
         </w:tc>
         <w:tc>
@@ -21267,6 +25121,7 @@
                 <w:szCs w:val="24"/>
               </w:rPr>
             </w:pPr>
+            <w:proofErr w:type="spellStart"/>
             <w:r>
               <w:rPr>
                 <w:color w:val="000000"/>
@@ -21275,6 +25130,7 @@
               </w:rPr>
               <w:t>string</w:t>
             </w:r>
+            <w:proofErr w:type="spellEnd"/>
           </w:p>
         </w:tc>
         <w:tc>
@@ -21323,6 +25179,7 @@
                 <w:szCs w:val="24"/>
               </w:rPr>
             </w:pPr>
+            <w:proofErr w:type="spellStart"/>
             <w:r>
               <w:rPr>
                 <w:color w:val="000000"/>
@@ -21332,6 +25189,7 @@
               <w:lastRenderedPageBreak/>
               <w:t>TotalPages</w:t>
             </w:r>
+            <w:proofErr w:type="spellEnd"/>
           </w:p>
         </w:tc>
         <w:tc>
@@ -21351,6 +25209,7 @@
                 <w:szCs w:val="24"/>
               </w:rPr>
             </w:pPr>
+            <w:proofErr w:type="spellStart"/>
             <w:r>
               <w:rPr>
                 <w:color w:val="000000"/>
@@ -21359,6 +25218,7 @@
               </w:rPr>
               <w:t>int</w:t>
             </w:r>
+            <w:proofErr w:type="spellEnd"/>
           </w:p>
         </w:tc>
         <w:tc>
@@ -21407,6 +25267,7 @@
                 <w:szCs w:val="24"/>
               </w:rPr>
             </w:pPr>
+            <w:proofErr w:type="spellStart"/>
             <w:r>
               <w:rPr>
                 <w:color w:val="000000"/>
@@ -21415,6 +25276,7 @@
               </w:rPr>
               <w:t>EditorialBoard</w:t>
             </w:r>
+            <w:proofErr w:type="spellEnd"/>
           </w:p>
         </w:tc>
         <w:tc>
@@ -21434,6 +25296,7 @@
                 <w:szCs w:val="24"/>
               </w:rPr>
             </w:pPr>
+            <w:proofErr w:type="spellStart"/>
             <w:r>
               <w:rPr>
                 <w:color w:val="000000"/>
@@ -21442,6 +25305,7 @@
               </w:rPr>
               <w:t>string</w:t>
             </w:r>
+            <w:proofErr w:type="spellEnd"/>
           </w:p>
         </w:tc>
         <w:tc>
@@ -21490,6 +25354,7 @@
                 <w:szCs w:val="24"/>
               </w:rPr>
             </w:pPr>
+            <w:proofErr w:type="spellStart"/>
             <w:r>
               <w:rPr>
                 <w:color w:val="000000"/>
@@ -21498,6 +25363,7 @@
               </w:rPr>
               <w:t>ResponsibleEditors</w:t>
             </w:r>
+            <w:proofErr w:type="spellEnd"/>
           </w:p>
         </w:tc>
         <w:tc>
@@ -21517,6 +25383,7 @@
                 <w:szCs w:val="24"/>
               </w:rPr>
             </w:pPr>
+            <w:proofErr w:type="spellStart"/>
             <w:r>
               <w:rPr>
                 <w:color w:val="000000"/>
@@ -21525,6 +25392,7 @@
               </w:rPr>
               <w:t>string</w:t>
             </w:r>
+            <w:proofErr w:type="spellEnd"/>
           </w:p>
         </w:tc>
         <w:tc>
@@ -21580,7 +25448,23 @@
           <w:bCs/>
           <w:color w:val="000000"/>
         </w:rPr>
-        <w:t>Диссертация (Dissertation):</w:t>
+        <w:t>Диссертация (</w:t>
+      </w:r>
+      <w:proofErr w:type="spellStart"/>
+      <w:r>
+        <w:rPr>
+          <w:bCs/>
+          <w:color w:val="000000"/>
+        </w:rPr>
+        <w:t>Dissertation</w:t>
+      </w:r>
+      <w:proofErr w:type="spellEnd"/>
+      <w:r>
+        <w:rPr>
+          <w:bCs/>
+          <w:color w:val="000000"/>
+        </w:rPr>
+        <w:t>):</w:t>
       </w:r>
     </w:p>
     <w:tbl>
@@ -21695,6 +25579,7 @@
                 <w:szCs w:val="24"/>
               </w:rPr>
             </w:pPr>
+            <w:proofErr w:type="spellStart"/>
             <w:r>
               <w:rPr>
                 <w:color w:val="000000"/>
@@ -21703,6 +25588,7 @@
               </w:rPr>
               <w:t>Title</w:t>
             </w:r>
+            <w:proofErr w:type="spellEnd"/>
           </w:p>
         </w:tc>
         <w:tc>
@@ -21722,6 +25608,7 @@
                 <w:szCs w:val="24"/>
               </w:rPr>
             </w:pPr>
+            <w:proofErr w:type="spellStart"/>
             <w:r>
               <w:rPr>
                 <w:color w:val="000000"/>
@@ -21730,6 +25617,7 @@
               </w:rPr>
               <w:t>string</w:t>
             </w:r>
+            <w:proofErr w:type="spellEnd"/>
           </w:p>
         </w:tc>
         <w:tc>
@@ -21778,6 +25666,7 @@
                 <w:szCs w:val="24"/>
               </w:rPr>
             </w:pPr>
+            <w:proofErr w:type="spellStart"/>
             <w:r>
               <w:rPr>
                 <w:color w:val="000000"/>
@@ -21786,6 +25675,7 @@
               </w:rPr>
               <w:t>TitleInformation</w:t>
             </w:r>
+            <w:proofErr w:type="spellEnd"/>
           </w:p>
         </w:tc>
         <w:tc>
@@ -21805,6 +25695,7 @@
                 <w:szCs w:val="24"/>
               </w:rPr>
             </w:pPr>
+            <w:proofErr w:type="spellStart"/>
             <w:r>
               <w:rPr>
                 <w:color w:val="000000"/>
@@ -21813,6 +25704,7 @@
               </w:rPr>
               <w:t>string</w:t>
             </w:r>
+            <w:proofErr w:type="spellEnd"/>
           </w:p>
         </w:tc>
         <w:tc>
@@ -21888,6 +25780,7 @@
                 <w:szCs w:val="24"/>
               </w:rPr>
             </w:pPr>
+            <w:proofErr w:type="spellStart"/>
             <w:r>
               <w:rPr>
                 <w:color w:val="000000"/>
@@ -21896,6 +25789,7 @@
               </w:rPr>
               <w:t>int</w:t>
             </w:r>
+            <w:proofErr w:type="spellEnd"/>
           </w:p>
         </w:tc>
         <w:tc>
@@ -21971,6 +25865,7 @@
                 <w:szCs w:val="24"/>
               </w:rPr>
             </w:pPr>
+            <w:proofErr w:type="spellStart"/>
             <w:r>
               <w:rPr>
                 <w:color w:val="000000"/>
@@ -21979,6 +25874,7 @@
               </w:rPr>
               <w:t>string</w:t>
             </w:r>
+            <w:proofErr w:type="spellEnd"/>
           </w:p>
         </w:tc>
         <w:tc>
@@ -22027,6 +25923,7 @@
                 <w:szCs w:val="24"/>
               </w:rPr>
             </w:pPr>
+            <w:proofErr w:type="spellStart"/>
             <w:r>
               <w:rPr>
                 <w:color w:val="000000"/>
@@ -22035,6 +25932,7 @@
               </w:rPr>
               <w:t>Publisher</w:t>
             </w:r>
+            <w:proofErr w:type="spellEnd"/>
           </w:p>
         </w:tc>
         <w:tc>
@@ -22054,6 +25952,7 @@
                 <w:szCs w:val="24"/>
               </w:rPr>
             </w:pPr>
+            <w:proofErr w:type="spellStart"/>
             <w:r>
               <w:rPr>
                 <w:color w:val="000000"/>
@@ -22062,6 +25961,7 @@
               </w:rPr>
               <w:t>string</w:t>
             </w:r>
+            <w:proofErr w:type="spellEnd"/>
           </w:p>
         </w:tc>
         <w:tc>
@@ -22110,6 +26010,7 @@
                 <w:szCs w:val="24"/>
               </w:rPr>
             </w:pPr>
+            <w:proofErr w:type="spellStart"/>
             <w:r>
               <w:rPr>
                 <w:color w:val="000000"/>
@@ -22118,6 +26019,7 @@
               </w:rPr>
               <w:t>TotalPages</w:t>
             </w:r>
+            <w:proofErr w:type="spellEnd"/>
           </w:p>
         </w:tc>
         <w:tc>
@@ -22137,6 +26039,7 @@
                 <w:szCs w:val="24"/>
               </w:rPr>
             </w:pPr>
+            <w:proofErr w:type="spellStart"/>
             <w:r>
               <w:rPr>
                 <w:color w:val="000000"/>
@@ -22145,6 +26048,7 @@
               </w:rPr>
               <w:t>int</w:t>
             </w:r>
+            <w:proofErr w:type="spellEnd"/>
           </w:p>
         </w:tc>
         <w:tc>
@@ -22193,6 +26097,7 @@
                 <w:szCs w:val="24"/>
               </w:rPr>
             </w:pPr>
+            <w:proofErr w:type="spellStart"/>
             <w:r>
               <w:rPr>
                 <w:color w:val="000000"/>
@@ -22201,6 +26106,7 @@
               </w:rPr>
               <w:t>AuthorFull</w:t>
             </w:r>
+            <w:proofErr w:type="spellEnd"/>
           </w:p>
         </w:tc>
         <w:tc>
@@ -22220,6 +26126,7 @@
                 <w:szCs w:val="24"/>
               </w:rPr>
             </w:pPr>
+            <w:proofErr w:type="spellStart"/>
             <w:r>
               <w:rPr>
                 <w:color w:val="000000"/>
@@ -22228,6 +26135,7 @@
               </w:rPr>
               <w:t>string</w:t>
             </w:r>
+            <w:proofErr w:type="spellEnd"/>
           </w:p>
         </w:tc>
         <w:tc>
@@ -22276,6 +26184,7 @@
                 <w:szCs w:val="24"/>
               </w:rPr>
             </w:pPr>
+            <w:proofErr w:type="spellStart"/>
             <w:r>
               <w:rPr>
                 <w:color w:val="000000"/>
@@ -22284,6 +26193,7 @@
               </w:rPr>
               <w:t>Speciality</w:t>
             </w:r>
+            <w:proofErr w:type="spellEnd"/>
           </w:p>
         </w:tc>
         <w:tc>
@@ -22303,6 +26213,7 @@
                 <w:szCs w:val="24"/>
               </w:rPr>
             </w:pPr>
+            <w:proofErr w:type="spellStart"/>
             <w:r>
               <w:rPr>
                 <w:color w:val="000000"/>
@@ -22311,6 +26222,7 @@
               </w:rPr>
               <w:t>string</w:t>
             </w:r>
+            <w:proofErr w:type="spellEnd"/>
           </w:p>
         </w:tc>
         <w:tc>
@@ -22359,6 +26271,7 @@
                 <w:szCs w:val="24"/>
               </w:rPr>
             </w:pPr>
+            <w:proofErr w:type="spellStart"/>
             <w:r>
               <w:rPr>
                 <w:color w:val="000000"/>
@@ -22367,6 +26280,7 @@
               </w:rPr>
               <w:t>Degree</w:t>
             </w:r>
+            <w:proofErr w:type="spellEnd"/>
           </w:p>
         </w:tc>
         <w:tc>
@@ -22386,6 +26300,7 @@
                 <w:szCs w:val="24"/>
               </w:rPr>
             </w:pPr>
+            <w:proofErr w:type="spellStart"/>
             <w:r>
               <w:rPr>
                 <w:color w:val="000000"/>
@@ -22394,6 +26309,7 @@
               </w:rPr>
               <w:t>string</w:t>
             </w:r>
+            <w:proofErr w:type="spellEnd"/>
           </w:p>
         </w:tc>
         <w:tc>
@@ -22970,8 +26886,53 @@
         </w:numPr>
         <w:ind w:left="0" w:firstLine="709"/>
       </w:pPr>
-      <w:r>
-        <w:t xml:space="preserve">Калентьев, А. А. Новые технологии в программировании : учебное пособие / А. А. Калентьев, Д. В. Гарайс, А. Е. Гориянов. – Томск : Эль Контент, 2014. – 176 с. – </w:t>
+      <w:proofErr w:type="spellStart"/>
+      <w:r>
+        <w:t>Калентьев</w:t>
+      </w:r>
+      <w:proofErr w:type="spellEnd"/>
+      <w:r>
+        <w:t xml:space="preserve">, А. А. Новые технологии в </w:t>
+      </w:r>
+      <w:proofErr w:type="gramStart"/>
+      <w:r>
+        <w:t>программировании :</w:t>
+      </w:r>
+      <w:proofErr w:type="gramEnd"/>
+      <w:r>
+        <w:t xml:space="preserve"> учебное пособие / А. А. </w:t>
+      </w:r>
+      <w:proofErr w:type="spellStart"/>
+      <w:r>
+        <w:t>Калентьев</w:t>
+      </w:r>
+      <w:proofErr w:type="spellEnd"/>
+      <w:r>
+        <w:t xml:space="preserve">, Д. В. </w:t>
+      </w:r>
+      <w:proofErr w:type="spellStart"/>
+      <w:r>
+        <w:t>Гарайс</w:t>
+      </w:r>
+      <w:proofErr w:type="spellEnd"/>
+      <w:r>
+        <w:t xml:space="preserve">, А. Е. </w:t>
+      </w:r>
+      <w:proofErr w:type="spellStart"/>
+      <w:r>
+        <w:t>Гориянов</w:t>
+      </w:r>
+      <w:proofErr w:type="spellEnd"/>
+      <w:r>
+        <w:t xml:space="preserve">. – </w:t>
+      </w:r>
+      <w:proofErr w:type="gramStart"/>
+      <w:r>
+        <w:t>Томск :</w:t>
+      </w:r>
+      <w:proofErr w:type="gramEnd"/>
+      <w:r>
+        <w:t xml:space="preserve"> Эль Контент, 2014. – 176 с. – </w:t>
       </w:r>
       <w:r>
         <w:rPr>
@@ -22982,16 +26943,6 @@
       <w:r>
         <w:t xml:space="preserve"> 978-5-4332-0185-9.</w:t>
       </w:r>
-    </w:p>
-    <w:p>
-      <w:pPr>
-        <w:pStyle w:val="TNR"/>
-      </w:pPr>
-    </w:p>
-    <w:p>
-      <w:pPr>
-        <w:pStyle w:val="TNR"/>
-      </w:pPr>
     </w:p>
     <w:sectPr>
       <w:footerReference w:type="default" r:id="rId32"/>
